--- a/ePASTI_Documentation.docx
+++ b/ePASTI_Documentation.docx
@@ -74,7 +74,7 @@
           <w:sz w:val="22"/>
           <w:szCs w:val="22"/>
         </w:rPr>
-        <w:t>Reviewed against the code on 29/09/2026, after the role and bug-fix pass</w:t>
+        <w:t xml:space="preserve">Reviewed against the code on 29/09/2026, after the role and bug-fix pass; updated 08/10/2026 for the Negeri Excel upload of PASTI data (Fasa 1)</w:t>
       </w:r>
     </w:p>
     <w:p>
@@ -1385,7 +1385,7 @@
                 <w:rStyle w:val="Hyperlink"/>
                 <w:noProof/>
               </w:rPr>
-              <w:t>6.1 New PASTI: from registration to open for students</w:t>
+              <w:t>6.1 PASTI data: from Excel upload to open for students</w:t>
             </w:r>
             <w:r>
               <w:rPr>
@@ -1952,71 +1952,6 @@
         </w:p>
         <w:p>
           <w:pPr>
-            <w:pStyle w:val="TOC2"/>
-            <w:tabs>
-              <w:tab w:val="right" w:leader="dot" w:pos="9628"/>
-            </w:tabs>
-            <w:rPr>
-              <w:rFonts w:asciiTheme="minorHAnsi" w:eastAsiaTheme="minorEastAsia" w:hAnsiTheme="minorHAnsi" w:cstheme="minorBidi"/>
-              <w:noProof/>
-              <w:color w:val="auto"/>
-              <w:sz w:val="22"/>
-              <w:szCs w:val="22"/>
-            </w:rPr>
-          </w:pPr>
-          <w:hyperlink w:anchor="_Toc241618595" w:history="1">
-            <w:r>
-              <w:rPr>
-                <w:rStyle w:val="Hyperlink"/>
-                <w:noProof/>
-              </w:rPr>
-              <w:t>6.10 Special-needs students (MBK / OKU)</w:t>
-            </w:r>
-            <w:r>
-              <w:rPr>
-                <w:noProof/>
-              </w:rPr>
-              <w:tab/>
-            </w:r>
-            <w:r>
-              <w:rPr>
-                <w:noProof/>
-              </w:rPr>
-              <w:fldChar w:fldCharType="begin"/>
-            </w:r>
-            <w:r>
-              <w:rPr>
-                <w:noProof/>
-              </w:rPr>
-              <w:instrText xml:space="preserve"> PAGEREF _Toc241618595 \h </w:instrText>
-            </w:r>
-            <w:r>
-              <w:rPr>
-                <w:noProof/>
-              </w:rPr>
-            </w:r>
-            <w:r>
-              <w:rPr>
-                <w:noProof/>
-              </w:rPr>
-              <w:fldChar w:fldCharType="separate"/>
-            </w:r>
-            <w:r>
-              <w:rPr>
-                <w:noProof/>
-              </w:rPr>
-              <w:t>18</w:t>
-            </w:r>
-            <w:r>
-              <w:rPr>
-                <w:noProof/>
-              </w:rPr>
-              <w:fldChar w:fldCharType="end"/>
-            </w:r>
-          </w:hyperlink>
-        </w:p>
-        <w:p>
-          <w:pPr>
             <w:pStyle w:val="TOC1"/>
             <w:tabs>
               <w:tab w:val="right" w:leader="dot" w:pos="9628"/>
@@ -2594,7 +2529,7 @@
         <w:spacing w:after="60"/>
       </w:pPr>
       <w:r>
-        <w:t>PASTI registration and approval</w:t>
+        <w:t xml:space="preserve">PASTI records (uploaded per state from Excel)</w:t>
       </w:r>
     </w:p>
     <w:p>
@@ -5740,7 +5675,7 @@
                 <w:sz w:val="19"/>
                 <w:szCs w:val="19"/>
               </w:rPr>
-              <w:t>Watches the whole country. Can't approve PASTI, has no collection account, and can't manage students.</w:t>
+              <w:t xml:space="preserve">Watches the whole country. Can't change PASTI records, has no collection account, and can't manage students.</w:t>
             </w:r>
           </w:p>
         </w:tc>
@@ -5814,14 +5749,14 @@
                 <w:sz w:val="19"/>
                 <w:szCs w:val="19"/>
               </w:rPr>
-              <w:t>Gives final approval to new PASTI</w:t>
-            </w:r>
-            <w:r>
-              <w:rPr>
-                <w:sz w:val="19"/>
-                <w:szCs w:val="19"/>
-              </w:rPr>
-              <w:t xml:space="preserve"> (issues the Kod PASTI). Pays its state's Skim PASTI invoice. Gives final approval to caruman claims.</w:t>
+              <w:t xml:space="preserve">Uploads its state's PASTI list from Excel</w:t>
+            </w:r>
+            <w:r>
+              <w:rPr>
+                <w:sz w:val="19"/>
+                <w:szCs w:val="19"/>
+              </w:rPr>
+              <w:t xml:space="preserve"> (Pengurusan PASTI). Pays its state's Skim PASTI invoice. Gives final approval to caruman claims.</w:t>
             </w:r>
           </w:p>
         </w:tc>
@@ -5895,14 +5830,14 @@
                 <w:sz w:val="19"/>
                 <w:szCs w:val="19"/>
               </w:rPr>
-              <w:t>Supports or rejects new PASTI</w:t>
-            </w:r>
-            <w:r>
-              <w:rPr>
-                <w:sz w:val="19"/>
-                <w:szCs w:val="19"/>
-              </w:rPr>
-              <w:t xml:space="preserve"> and caruman claims, opens and closes student registration, manages the AJK and staff. Views students, f</w:t>
+              <w:t xml:space="preserve">Supports or rejects caruman claims</w:t>
+            </w:r>
+            <w:r>
+              <w:rPr>
+                <w:sz w:val="19"/>
+                <w:szCs w:val="19"/>
+              </w:rPr>
+              <w:t xml:space="preserve">, opens and closes student registration, manages the AJK and staff. Views students, f</w:t>
             </w:r>
             <w:r>
               <w:rPr>
@@ -5976,14 +5911,14 @@
                 <w:sz w:val="19"/>
                 <w:szCs w:val="19"/>
               </w:rPr>
-              <w:t>Registers new PASTI</w:t>
-            </w:r>
-            <w:r>
-              <w:rPr>
-                <w:sz w:val="19"/>
-                <w:szCs w:val="19"/>
-              </w:rPr>
-              <w:t>, creates the Pentadbir Cawangan for approved PASTI, and watches its PASTI.</w:t>
+              <w:t xml:space="preserve">Creates the Pentadbir Cawangan for each PASTI in its DUN</w:t>
+            </w:r>
+            <w:r>
+              <w:rPr>
+                <w:sz w:val="19"/>
+                <w:szCs w:val="19"/>
+              </w:rPr>
+              <w:t xml:space="preserve">, and watches its PASTI.</w:t>
             </w:r>
           </w:p>
         </w:tc>
@@ -7945,14 +7880,14 @@
                 <w:sz w:val="17"/>
                 <w:szCs w:val="17"/>
               </w:rPr>
-              <w:t>✓</w:t>
+              <w:t xml:space="preserve">✓ Excel upload</w:t>
             </w:r>
             <w:r>
               <w:rPr>
                 <w:sz w:val="17"/>
                 <w:szCs w:val="17"/>
               </w:rPr>
-              <w:t xml:space="preserve"> Lulus</w:t>
+              <w:t xml:space="preserve"/>
             </w:r>
           </w:p>
         </w:tc>
@@ -7981,14 +7916,14 @@
                 <w:sz w:val="17"/>
                 <w:szCs w:val="17"/>
               </w:rPr>
-              <w:t>✓</w:t>
+              <w:t xml:space="preserve">✓ Buka/Tutup</w:t>
             </w:r>
             <w:r>
               <w:rPr>
                 <w:sz w:val="17"/>
                 <w:szCs w:val="17"/>
               </w:rPr>
-              <w:t xml:space="preserve"> Sokong</w:t>
+              <w:t xml:space="preserve"/>
             </w:r>
           </w:p>
         </w:tc>
@@ -8017,225 +7952,14 @@
                 <w:sz w:val="17"/>
                 <w:szCs w:val="17"/>
               </w:rPr>
-              <w:t>✓</w:t>
+              <w:t xml:space="preserve">✓ Cipta Pentadbir</w:t>
             </w:r>
             <w:r>
               <w:rPr>
                 <w:sz w:val="17"/>
                 <w:szCs w:val="17"/>
               </w:rPr>
-              <w:t xml:space="preserve"> view</w:t>
-            </w:r>
-          </w:p>
-        </w:tc>
-        <w:tc>
-          <w:tcPr>
-            <w:tcW w:w="1138" w:type="dxa"/>
-            <w:tcBorders>
-              <w:top w:val="single" w:sz="4" w:space="0" w:color="C9D3C4"/>
-              <w:left w:val="single" w:sz="4" w:space="0" w:color="C9D3C4"/>
-              <w:bottom w:val="single" w:sz="4" w:space="0" w:color="C9D3C4"/>
-              <w:right w:val="single" w:sz="4" w:space="0" w:color="C9D3C4"/>
-            </w:tcBorders>
-            <w:tcMar>
-              <w:top w:w="60" w:type="dxa"/>
-              <w:left w:w="90" w:type="dxa"/>
-              <w:bottom w:w="60" w:type="dxa"/>
-              <w:right w:w="90" w:type="dxa"/>
-            </w:tcMar>
-          </w:tcPr>
-          <w:p>
-            <w:pPr>
-              <w:jc w:val="center"/>
-            </w:pPr>
-            <w:r>
-              <w:rPr>
-                <w:sz w:val="17"/>
-                <w:szCs w:val="17"/>
-              </w:rPr>
-              <w:t>—</w:t>
-            </w:r>
-          </w:p>
-        </w:tc>
-      </w:tr>
-      <w:tr>
-        <w:tblPrEx>
-          <w:tblCellMar>
-            <w:top w:w="0" w:type="dxa"/>
-            <w:bottom w:w="0" w:type="dxa"/>
-          </w:tblCellMar>
-        </w:tblPrEx>
-        <w:trPr>
-          <w:cantSplit/>
-        </w:trPr>
-        <w:tc>
-          <w:tcPr>
-            <w:tcW w:w="2500" w:type="dxa"/>
-            <w:tcBorders>
-              <w:top w:val="single" w:sz="4" w:space="0" w:color="C9D3C4"/>
-              <w:left w:val="single" w:sz="4" w:space="0" w:color="C9D3C4"/>
-              <w:bottom w:val="single" w:sz="4" w:space="0" w:color="C9D3C4"/>
-              <w:right w:val="single" w:sz="4" w:space="0" w:color="C9D3C4"/>
-            </w:tcBorders>
-            <w:tcMar>
-              <w:top w:w="60" w:type="dxa"/>
-              <w:left w:w="90" w:type="dxa"/>
-              <w:bottom w:w="60" w:type="dxa"/>
-              <w:right w:w="90" w:type="dxa"/>
-            </w:tcMar>
-          </w:tcPr>
-          <w:p>
-            <w:r>
-              <w:rPr>
-                <w:sz w:val="17"/>
-                <w:szCs w:val="17"/>
-              </w:rPr>
-              <w:t>Daftar PASTI Baharu</w:t>
-            </w:r>
-          </w:p>
-        </w:tc>
-        <w:tc>
-          <w:tcPr>
-            <w:tcW w:w="1900" w:type="dxa"/>
-            <w:tcBorders>
-              <w:top w:val="single" w:sz="4" w:space="0" w:color="C9D3C4"/>
-              <w:left w:val="single" w:sz="4" w:space="0" w:color="C9D3C4"/>
-              <w:bottom w:val="single" w:sz="4" w:space="0" w:color="C9D3C4"/>
-              <w:right w:val="single" w:sz="4" w:space="0" w:color="C9D3C4"/>
-            </w:tcBorders>
-            <w:tcMar>
-              <w:top w:w="60" w:type="dxa"/>
-              <w:left w:w="90" w:type="dxa"/>
-              <w:bottom w:w="60" w:type="dxa"/>
-              <w:right w:w="90" w:type="dxa"/>
-            </w:tcMar>
-          </w:tcPr>
-          <w:p>
-            <w:r>
-              <w:rPr>
-                <w:rFonts w:ascii="Consolas" w:eastAsia="Consolas" w:hAnsi="Consolas" w:cs="Consolas"/>
-                <w:color w:val="1F5C0A"/>
-                <w:sz w:val="15"/>
-                <w:szCs w:val="15"/>
-                <w:shd w:val="clear" w:color="auto" w:fill="F3F5F2"/>
-              </w:rPr>
-              <w:t>pasti-daftar-baharu</w:t>
-            </w:r>
-          </w:p>
-        </w:tc>
-        <w:tc>
-          <w:tcPr>
-            <w:tcW w:w="950" w:type="dxa"/>
-            <w:tcBorders>
-              <w:top w:val="single" w:sz="4" w:space="0" w:color="C9D3C4"/>
-              <w:left w:val="single" w:sz="4" w:space="0" w:color="C9D3C4"/>
-              <w:bottom w:val="single" w:sz="4" w:space="0" w:color="C9D3C4"/>
-              <w:right w:val="single" w:sz="4" w:space="0" w:color="C9D3C4"/>
-            </w:tcBorders>
-            <w:tcMar>
-              <w:top w:w="60" w:type="dxa"/>
-              <w:left w:w="90" w:type="dxa"/>
-              <w:bottom w:w="60" w:type="dxa"/>
-              <w:right w:w="90" w:type="dxa"/>
-            </w:tcMar>
-          </w:tcPr>
-          <w:p>
-            <w:pPr>
-              <w:jc w:val="center"/>
-            </w:pPr>
-            <w:r>
-              <w:rPr>
-                <w:sz w:val="17"/>
-                <w:szCs w:val="17"/>
-              </w:rPr>
-              <w:t>—</w:t>
-            </w:r>
-          </w:p>
-        </w:tc>
-        <w:tc>
-          <w:tcPr>
-            <w:tcW w:w="1150" w:type="dxa"/>
-            <w:tcBorders>
-              <w:top w:val="single" w:sz="4" w:space="0" w:color="C9D3C4"/>
-              <w:left w:val="single" w:sz="4" w:space="0" w:color="C9D3C4"/>
-              <w:bottom w:val="single" w:sz="4" w:space="0" w:color="C9D3C4"/>
-              <w:right w:val="single" w:sz="4" w:space="0" w:color="C9D3C4"/>
-            </w:tcBorders>
-            <w:tcMar>
-              <w:top w:w="60" w:type="dxa"/>
-              <w:left w:w="90" w:type="dxa"/>
-              <w:bottom w:w="60" w:type="dxa"/>
-              <w:right w:w="90" w:type="dxa"/>
-            </w:tcMar>
-          </w:tcPr>
-          <w:p>
-            <w:pPr>
-              <w:jc w:val="center"/>
-            </w:pPr>
-            <w:r>
-              <w:rPr>
-                <w:sz w:val="17"/>
-                <w:szCs w:val="17"/>
-              </w:rPr>
-              <w:t>—</w:t>
-            </w:r>
-          </w:p>
-        </w:tc>
-        <w:tc>
-          <w:tcPr>
-            <w:tcW w:w="1100" w:type="dxa"/>
-            <w:tcBorders>
-              <w:top w:val="single" w:sz="4" w:space="0" w:color="C9D3C4"/>
-              <w:left w:val="single" w:sz="4" w:space="0" w:color="C9D3C4"/>
-              <w:bottom w:val="single" w:sz="4" w:space="0" w:color="C9D3C4"/>
-              <w:right w:val="single" w:sz="4" w:space="0" w:color="C9D3C4"/>
-            </w:tcBorders>
-            <w:tcMar>
-              <w:top w:w="60" w:type="dxa"/>
-              <w:left w:w="90" w:type="dxa"/>
-              <w:bottom w:w="60" w:type="dxa"/>
-              <w:right w:w="90" w:type="dxa"/>
-            </w:tcMar>
-          </w:tcPr>
-          <w:p>
-            <w:pPr>
-              <w:jc w:val="center"/>
-            </w:pPr>
-            <w:r>
-              <w:rPr>
-                <w:sz w:val="17"/>
-                <w:szCs w:val="17"/>
-              </w:rPr>
-              <w:t>—</w:t>
-            </w:r>
-          </w:p>
-        </w:tc>
-        <w:tc>
-          <w:tcPr>
-            <w:tcW w:w="900" w:type="dxa"/>
-            <w:tcBorders>
-              <w:top w:val="single" w:sz="4" w:space="0" w:color="C9D3C4"/>
-              <w:left w:val="single" w:sz="4" w:space="0" w:color="C9D3C4"/>
-              <w:bottom w:val="single" w:sz="4" w:space="0" w:color="C9D3C4"/>
-              <w:right w:val="single" w:sz="4" w:space="0" w:color="C9D3C4"/>
-            </w:tcBorders>
-            <w:tcMar>
-              <w:top w:w="60" w:type="dxa"/>
-              <w:left w:w="90" w:type="dxa"/>
-              <w:bottom w:w="60" w:type="dxa"/>
-              <w:right w:w="90" w:type="dxa"/>
-            </w:tcMar>
-          </w:tcPr>
-          <w:p>
-            <w:pPr>
-              <w:jc w:val="center"/>
-            </w:pPr>
-            <w:r>
-              <w:rPr>
-                <w:sz w:val="17"/>
-                <w:szCs w:val="17"/>
-              </w:rPr>
-              <w:t>✓</w:t>
+              <w:t xml:space="preserve"/>
             </w:r>
           </w:p>
         </w:tc>
@@ -13590,7 +13314,7 @@
                 <w:sz w:val="19"/>
                 <w:szCs w:val="19"/>
               </w:rPr>
-              <w:t>+ Per</w:t>
+              <w:t xml:space="preserve">Templat Excel / Muat Naik Excel</w:t>
             </w:r>
             <w:r>
               <w:rPr>
@@ -13599,7 +13323,14 @@
                 <w:sz w:val="19"/>
                 <w:szCs w:val="19"/>
               </w:rPr>
-              <w:t>mohonan Baru</w:t>
+              <w:t xml:space="preserve"/>
+            </w:r>
+            <w:r>
+              <w:rPr>
+                <w:sz w:val="19"/>
+                <w:szCs w:val="19"/>
+              </w:rPr>
+              <w:t xml:space="preserve"> (own state only)</w:t>
             </w:r>
           </w:p>
         </w:tc>
@@ -13625,7 +13356,7 @@
                 <w:sz w:val="19"/>
                 <w:szCs w:val="19"/>
               </w:rPr>
-              <w:t>DUN</w:t>
+              <w:t xml:space="preserve">Negeri</w:t>
             </w:r>
           </w:p>
         </w:tc>
@@ -13690,30 +13421,14 @@
                 <w:sz w:val="19"/>
                 <w:szCs w:val="19"/>
               </w:rPr>
-              <w:t>Sokong / Tolak</w:t>
-            </w:r>
-            <w:r>
-              <w:rPr>
-                <w:sz w:val="19"/>
-                <w:szCs w:val="19"/>
-              </w:rPr>
-              <w:t xml:space="preserve"> (status </w:t>
-            </w:r>
-            <w:r>
-              <w:rPr>
-                <w:i/>
-                <w:iCs/>
-                <w:sz w:val="19"/>
-                <w:szCs w:val="19"/>
-              </w:rPr>
-              <w:t>Baharu</w:t>
-            </w:r>
-            <w:r>
-              <w:rPr>
-                <w:sz w:val="19"/>
-                <w:szCs w:val="19"/>
-              </w:rPr>
-              <w:t>)</w:t>
+              <w:t>Buka / Tutup Pendaftaran</w:t>
+            </w:r>
+            <w:r>
+              <w:rPr>
+                <w:sz w:val="19"/>
+                <w:szCs w:val="19"/>
+              </w:rPr>
+              <w:t xml:space="preserve"> murid</w:t>
             </w:r>
           </w:p>
         </w:tc>
@@ -13804,30 +13519,14 @@
                 <w:sz w:val="19"/>
                 <w:szCs w:val="19"/>
               </w:rPr>
-              <w:t>Lulus / Tolak</w:t>
-            </w:r>
-            <w:r>
-              <w:rPr>
-                <w:sz w:val="19"/>
-                <w:szCs w:val="19"/>
-              </w:rPr>
-              <w:t xml:space="preserve"> (status </w:t>
-            </w:r>
-            <w:r>
-              <w:rPr>
-                <w:i/>
-                <w:iCs/>
-                <w:sz w:val="19"/>
-                <w:szCs w:val="19"/>
-              </w:rPr>
-              <w:t>Disokong Kawasan</w:t>
-            </w:r>
-            <w:r>
-              <w:rPr>
-                <w:sz w:val="19"/>
-                <w:szCs w:val="19"/>
-              </w:rPr>
-              <w:t>)</w:t>
+              <w:t>Cipta Pentadbir</w:t>
+            </w:r>
+            <w:r>
+              <w:rPr>
+                <w:sz w:val="19"/>
+                <w:szCs w:val="19"/>
+              </w:rPr>
+              <w:t xml:space="preserve"> (PASTI with no Cawangan admin)</w:t>
             </w:r>
           </w:p>
         </w:tc>
@@ -13853,7 +13552,7 @@
                 <w:sz w:val="19"/>
                 <w:szCs w:val="19"/>
               </w:rPr>
-              <w:t>Negeri</w:t>
+              <w:t>DUN</w:t>
             </w:r>
           </w:p>
         </w:tc>
@@ -13890,7 +13589,7 @@
                 <w:sz w:val="19"/>
                 <w:szCs w:val="19"/>
               </w:rPr>
-              <w:t>Pengurusan PASTI</w:t>
+              <w:t>Permohonan Murid</w:t>
             </w:r>
           </w:p>
         </w:tc>
@@ -13918,14 +13617,7 @@
                 <w:sz w:val="19"/>
                 <w:szCs w:val="19"/>
               </w:rPr>
-              <w:t>Buka / Tutup Pendaftaran</w:t>
-            </w:r>
-            <w:r>
-              <w:rPr>
-                <w:sz w:val="19"/>
-                <w:szCs w:val="19"/>
-              </w:rPr>
-              <w:t xml:space="preserve"> murid</w:t>
+              <w:t>Terima / Tolak</w:t>
             </w:r>
           </w:p>
         </w:tc>
@@ -13951,7 +13643,7 @@
                 <w:sz w:val="19"/>
                 <w:szCs w:val="19"/>
               </w:rPr>
-              <w:t>Kawasan</w:t>
+              <w:t>Cawangan</w:t>
             </w:r>
           </w:p>
         </w:tc>
@@ -13988,7 +13680,7 @@
                 <w:sz w:val="19"/>
                 <w:szCs w:val="19"/>
               </w:rPr>
-              <w:t>Pengurusan PASTI</w:t>
+              <w:t>Senarai Murid</w:t>
             </w:r>
           </w:p>
         </w:tc>
@@ -14016,14 +13708,7 @@
                 <w:sz w:val="19"/>
                 <w:szCs w:val="19"/>
               </w:rPr>
-              <w:t>Cipta Pentadbir</w:t>
-            </w:r>
-            <w:r>
-              <w:rPr>
-                <w:sz w:val="19"/>
-                <w:szCs w:val="19"/>
-              </w:rPr>
-              <w:t xml:space="preserve"> (PASTI with no Cawangan admin)</w:t>
+              <w:t>Edit</w:t>
             </w:r>
           </w:p>
         </w:tc>
@@ -14049,7 +13734,7 @@
                 <w:sz w:val="19"/>
                 <w:szCs w:val="19"/>
               </w:rPr>
-              <w:t>DUN</w:t>
+              <w:t>Cawangan</w:t>
             </w:r>
           </w:p>
         </w:tc>
@@ -14086,7 +13771,7 @@
                 <w:sz w:val="19"/>
                 <w:szCs w:val="19"/>
               </w:rPr>
-              <w:t>Permohonan Murid</w:t>
+              <w:t>AJK Kawasan tab</w:t>
             </w:r>
           </w:p>
         </w:tc>
@@ -14109,12 +13794,10 @@
           <w:p>
             <w:r>
               <w:rPr>
-                <w:b/>
-                <w:bCs/>
-                <w:sz w:val="19"/>
-                <w:szCs w:val="19"/>
-              </w:rPr>
-              <w:t>Terima / Tolak</w:t>
+                <w:sz w:val="19"/>
+                <w:szCs w:val="19"/>
+              </w:rPr>
+              <w:t>Tambah Ahli, Edit, Surat Pelantikan</w:t>
             </w:r>
           </w:p>
         </w:tc>
@@ -14140,7 +13823,7 @@
                 <w:sz w:val="19"/>
                 <w:szCs w:val="19"/>
               </w:rPr>
-              <w:t>Cawangan</w:t>
+              <w:t>Negeri, Kawasan (Cawangan can't see the tab)</w:t>
             </w:r>
           </w:p>
         </w:tc>
@@ -14177,7 +13860,7 @@
                 <w:sz w:val="19"/>
                 <w:szCs w:val="19"/>
               </w:rPr>
-              <w:t>Senarai Murid</w:t>
+              <w:t>Jemaah Pengurus tab</w:t>
             </w:r>
           </w:p>
         </w:tc>
@@ -14200,12 +13883,10 @@
           <w:p>
             <w:r>
               <w:rPr>
-                <w:b/>
-                <w:bCs/>
-                <w:sz w:val="19"/>
-                <w:szCs w:val="19"/>
-              </w:rPr>
-              <w:t>Edit</w:t>
+                <w:sz w:val="19"/>
+                <w:szCs w:val="19"/>
+              </w:rPr>
+              <w:t>Tambah Ahli, Edit, Surat Pelantikan</w:t>
             </w:r>
           </w:p>
         </w:tc>
@@ -14231,7 +13912,7 @@
                 <w:sz w:val="19"/>
                 <w:szCs w:val="19"/>
               </w:rPr>
-              <w:t>Cawangan</w:t>
+              <w:t>Cawangan (Negeri and Kawasan view)</w:t>
             </w:r>
           </w:p>
         </w:tc>
@@ -14268,7 +13949,7 @@
                 <w:sz w:val="19"/>
                 <w:szCs w:val="19"/>
               </w:rPr>
-              <w:t>AJK Kawasan tab</w:t>
+              <w:t>Yuran</w:t>
             </w:r>
           </w:p>
         </w:tc>
@@ -14291,10 +13972,51 @@
           <w:p>
             <w:r>
               <w:rPr>
-                <w:sz w:val="19"/>
-                <w:szCs w:val="19"/>
-              </w:rPr>
-              <w:t>Tambah Ahli, Edit, Surat Pelantikan</w:t>
+                <w:b/>
+                <w:bCs/>
+                <w:sz w:val="19"/>
+                <w:szCs w:val="19"/>
+              </w:rPr>
+              <w:t>Jana Bil (Pukal)</w:t>
+            </w:r>
+            <w:r>
+              <w:rPr>
+                <w:sz w:val="19"/>
+                <w:szCs w:val="19"/>
+              </w:rPr>
+              <w:t xml:space="preserve">, </w:t>
+            </w:r>
+            <w:r>
+              <w:rPr>
+                <w:b/>
+                <w:bCs/>
+                <w:sz w:val="19"/>
+                <w:szCs w:val="19"/>
+              </w:rPr>
+              <w:t>Tambah / Edit Struktur Yuran</w:t>
+            </w:r>
+            <w:r>
+              <w:rPr>
+                <w:sz w:val="19"/>
+                <w:szCs w:val="19"/>
+              </w:rPr>
+              <w:t xml:space="preserve">, </w:t>
+            </w:r>
+            <w:r>
+              <w:rPr>
+                <w:b/>
+                <w:bCs/>
+                <w:sz w:val="19"/>
+                <w:szCs w:val="19"/>
+              </w:rPr>
+              <w:t>Rekod Bayaran</w:t>
+            </w:r>
+            <w:r>
+              <w:rPr>
+                <w:sz w:val="19"/>
+                <w:szCs w:val="19"/>
+              </w:rPr>
+              <w:t xml:space="preserve"> (cash, transfer, cheque)</w:t>
             </w:r>
           </w:p>
         </w:tc>
@@ -14320,7 +14042,7 @@
                 <w:sz w:val="19"/>
                 <w:szCs w:val="19"/>
               </w:rPr>
-              <w:t>Negeri, Kawasan (Cawangan can't see the tab)</w:t>
+              <w:t>Cawangan</w:t>
             </w:r>
           </w:p>
         </w:tc>
@@ -14357,7 +14079,7 @@
                 <w:sz w:val="19"/>
                 <w:szCs w:val="19"/>
               </w:rPr>
-              <w:t>Jemaah Pengurus tab</w:t>
+              <w:t>Kehadiran</w:t>
             </w:r>
           </w:p>
         </w:tc>
@@ -14380,10 +14102,12 @@
           <w:p>
             <w:r>
               <w:rPr>
-                <w:sz w:val="19"/>
-                <w:szCs w:val="19"/>
-              </w:rPr>
-              <w:t>Tambah Ahli, Edit, Surat Pelantikan</w:t>
+                <w:b/>
+                <w:bCs/>
+                <w:sz w:val="19"/>
+                <w:szCs w:val="19"/>
+              </w:rPr>
+              <w:t>Check-in / Check-out</w:t>
             </w:r>
           </w:p>
         </w:tc>
@@ -14409,7 +14133,7 @@
                 <w:sz w:val="19"/>
                 <w:szCs w:val="19"/>
               </w:rPr>
-              <w:t>Cawangan (Negeri and Kawasan view)</w:t>
+              <w:t>Cawangan</w:t>
             </w:r>
           </w:p>
         </w:tc>
@@ -14446,7 +14170,7 @@
                 <w:sz w:val="19"/>
                 <w:szCs w:val="19"/>
               </w:rPr>
-              <w:t>Yuran</w:t>
+              <w:t>Cuti Guru</w:t>
             </w:r>
           </w:p>
         </w:tc>
@@ -14474,46 +14198,14 @@
                 <w:sz w:val="19"/>
                 <w:szCs w:val="19"/>
               </w:rPr>
-              <w:t>Jana Bil (Pukal)</w:t>
-            </w:r>
-            <w:r>
-              <w:rPr>
-                <w:sz w:val="19"/>
-                <w:szCs w:val="19"/>
-              </w:rPr>
-              <w:t xml:space="preserve">, </w:t>
-            </w:r>
-            <w:r>
-              <w:rPr>
-                <w:b/>
-                <w:bCs/>
-                <w:sz w:val="19"/>
-                <w:szCs w:val="19"/>
-              </w:rPr>
-              <w:t>Tambah / Edit Struktur Yuran</w:t>
-            </w:r>
-            <w:r>
-              <w:rPr>
-                <w:sz w:val="19"/>
-                <w:szCs w:val="19"/>
-              </w:rPr>
-              <w:t xml:space="preserve">, </w:t>
-            </w:r>
-            <w:r>
-              <w:rPr>
-                <w:b/>
-                <w:bCs/>
-                <w:sz w:val="19"/>
-                <w:szCs w:val="19"/>
-              </w:rPr>
-              <w:t>Rekod Bayaran</w:t>
-            </w:r>
-            <w:r>
-              <w:rPr>
-                <w:sz w:val="19"/>
-                <w:szCs w:val="19"/>
-              </w:rPr>
-              <w:t xml:space="preserve"> (cash, transfer, cheque)</w:t>
+              <w:t>Lulus / Tolak</w:t>
+            </w:r>
+            <w:r>
+              <w:rPr>
+                <w:sz w:val="19"/>
+                <w:szCs w:val="19"/>
+              </w:rPr>
+              <w:t xml:space="preserve"> leave</w:t>
             </w:r>
           </w:p>
         </w:tc>
@@ -14576,7 +14268,7 @@
                 <w:sz w:val="19"/>
                 <w:szCs w:val="19"/>
               </w:rPr>
-              <w:t>Kehadiran</w:t>
+              <w:t>Caruman → Skim PASTI</w:t>
             </w:r>
           </w:p>
         </w:tc>
@@ -14604,7 +14296,14 @@
                 <w:sz w:val="19"/>
                 <w:szCs w:val="19"/>
               </w:rPr>
-              <w:t>Check-in / Check-out</w:t>
+              <w:t>Bayar</w:t>
+            </w:r>
+            <w:r>
+              <w:rPr>
+                <w:sz w:val="19"/>
+                <w:szCs w:val="19"/>
+              </w:rPr>
+              <w:t xml:space="preserve"> (own state's invoices only)</w:t>
             </w:r>
           </w:p>
         </w:tc>
@@ -14630,7 +14329,7 @@
                 <w:sz w:val="19"/>
                 <w:szCs w:val="19"/>
               </w:rPr>
-              <w:t>Cawangan</w:t>
+              <w:t>Negeri</w:t>
             </w:r>
           </w:p>
         </w:tc>
@@ -14667,7 +14366,7 @@
                 <w:sz w:val="19"/>
                 <w:szCs w:val="19"/>
               </w:rPr>
-              <w:t>Cuti Guru</w:t>
+              <w:t>Caruman → Skim / PERKESO</w:t>
             </w:r>
           </w:p>
         </w:tc>
@@ -14695,14 +14394,7 @@
                 <w:sz w:val="19"/>
                 <w:szCs w:val="19"/>
               </w:rPr>
-              <w:t>Lulus / Tolak</w:t>
-            </w:r>
-            <w:r>
-              <w:rPr>
-                <w:sz w:val="19"/>
-                <w:szCs w:val="19"/>
-              </w:rPr>
-              <w:t xml:space="preserve"> leave</w:t>
+              <w:t>Hantar Peringatan</w:t>
             </w:r>
           </w:p>
         </w:tc>
@@ -14728,7 +14420,7 @@
                 <w:sz w:val="19"/>
                 <w:szCs w:val="19"/>
               </w:rPr>
-              <w:t>Cawangan</w:t>
+              <w:t>Pusat</w:t>
             </w:r>
           </w:p>
         </w:tc>
@@ -14765,7 +14457,7 @@
                 <w:sz w:val="19"/>
                 <w:szCs w:val="19"/>
               </w:rPr>
-              <w:t>Caruman → Skim PASTI</w:t>
+              <w:t>Caruman → PERKESO SKSPS</w:t>
             </w:r>
           </w:p>
         </w:tc>
@@ -14800,7 +14492,7 @@
                 <w:sz w:val="19"/>
                 <w:szCs w:val="19"/>
               </w:rPr>
-              <w:t xml:space="preserve"> (own state's invoices only)</w:t>
+              <w:t xml:space="preserve"> (rows in scope)</w:t>
             </w:r>
           </w:p>
         </w:tc>
@@ -14826,7 +14518,7 @@
                 <w:sz w:val="19"/>
                 <w:szCs w:val="19"/>
               </w:rPr>
-              <w:t>Negeri</w:t>
+              <w:t>Negeri, Kawasan, DUN, Cawangan</w:t>
             </w:r>
           </w:p>
         </w:tc>
@@ -14863,7 +14555,7 @@
                 <w:sz w:val="19"/>
                 <w:szCs w:val="19"/>
               </w:rPr>
-              <w:t>Caruman → Skim / PERKESO</w:t>
+              <w:t>Caruman → Tuntutan</w:t>
             </w:r>
           </w:p>
         </w:tc>
@@ -14891,7 +14583,7 @@
                 <w:sz w:val="19"/>
                 <w:szCs w:val="19"/>
               </w:rPr>
-              <w:t>Hantar Peringatan</w:t>
+              <w:t>+ Tambah Tuntutan Ahli</w:t>
             </w:r>
           </w:p>
         </w:tc>
@@ -14917,7 +14609,7 @@
                 <w:sz w:val="19"/>
                 <w:szCs w:val="19"/>
               </w:rPr>
-              <w:t>Pusat</w:t>
+              <w:t>DUN, Cawangan</w:t>
             </w:r>
           </w:p>
         </w:tc>
@@ -14954,7 +14646,7 @@
                 <w:sz w:val="19"/>
                 <w:szCs w:val="19"/>
               </w:rPr>
-              <w:t>Caruman → PERKESO SKSPS</w:t>
+              <w:t>Caruman → Tuntutan</w:t>
             </w:r>
           </w:p>
         </w:tc>
@@ -14982,14 +14674,30 @@
                 <w:sz w:val="19"/>
                 <w:szCs w:val="19"/>
               </w:rPr>
-              <w:t>Bayar</w:t>
-            </w:r>
-            <w:r>
-              <w:rPr>
-                <w:sz w:val="19"/>
-                <w:szCs w:val="19"/>
-              </w:rPr>
-              <w:t xml:space="preserve"> (rows in scope)</w:t>
+              <w:t>Sokong / Tolak</w:t>
+            </w:r>
+            <w:r>
+              <w:rPr>
+                <w:sz w:val="19"/>
+                <w:szCs w:val="19"/>
+              </w:rPr>
+              <w:t xml:space="preserve"> (status </w:t>
+            </w:r>
+            <w:r>
+              <w:rPr>
+                <w:i/>
+                <w:iCs/>
+                <w:sz w:val="19"/>
+                <w:szCs w:val="19"/>
+              </w:rPr>
+              <w:t>Baharu</w:t>
+            </w:r>
+            <w:r>
+              <w:rPr>
+                <w:sz w:val="19"/>
+                <w:szCs w:val="19"/>
+              </w:rPr>
+              <w:t>)</w:t>
             </w:r>
           </w:p>
         </w:tc>
@@ -15015,7 +14723,7 @@
                 <w:sz w:val="19"/>
                 <w:szCs w:val="19"/>
               </w:rPr>
-              <w:t>Negeri, Kawasan, DUN, Cawangan</w:t>
+              <w:t>Kawasan</w:t>
             </w:r>
           </w:p>
         </w:tc>
@@ -15080,7 +14788,30 @@
                 <w:sz w:val="19"/>
                 <w:szCs w:val="19"/>
               </w:rPr>
-              <w:t>+ Tambah Tuntutan Ahli</w:t>
+              <w:t>Lulus / Tolak</w:t>
+            </w:r>
+            <w:r>
+              <w:rPr>
+                <w:sz w:val="19"/>
+                <w:szCs w:val="19"/>
+              </w:rPr>
+              <w:t xml:space="preserve"> (status </w:t>
+            </w:r>
+            <w:r>
+              <w:rPr>
+                <w:i/>
+                <w:iCs/>
+                <w:sz w:val="19"/>
+                <w:szCs w:val="19"/>
+              </w:rPr>
+              <w:t>Disokong Kawasan</w:t>
+            </w:r>
+            <w:r>
+              <w:rPr>
+                <w:sz w:val="19"/>
+                <w:szCs w:val="19"/>
+              </w:rPr>
+              <w:t>)</w:t>
             </w:r>
           </w:p>
         </w:tc>
@@ -15106,7 +14837,7 @@
                 <w:sz w:val="19"/>
                 <w:szCs w:val="19"/>
               </w:rPr>
-              <w:t>DUN, Cawangan</w:t>
+              <w:t>Negeri</w:t>
             </w:r>
           </w:p>
         </w:tc>
@@ -15143,7 +14874,7 @@
                 <w:sz w:val="19"/>
                 <w:szCs w:val="19"/>
               </w:rPr>
-              <w:t>Caruman → Tuntutan</w:t>
+              <w:t>Payment Gateway</w:t>
             </w:r>
           </w:p>
         </w:tc>
@@ -15166,35 +14897,10 @@
           <w:p>
             <w:r>
               <w:rPr>
-                <w:b/>
-                <w:bCs/>
-                <w:sz w:val="19"/>
-                <w:szCs w:val="19"/>
-              </w:rPr>
-              <w:t>Sokong / Tolak</w:t>
-            </w:r>
-            <w:r>
-              <w:rPr>
-                <w:sz w:val="19"/>
-                <w:szCs w:val="19"/>
-              </w:rPr>
-              <w:t xml:space="preserve"> (status </w:t>
-            </w:r>
-            <w:r>
-              <w:rPr>
-                <w:i/>
-                <w:iCs/>
-                <w:sz w:val="19"/>
-                <w:szCs w:val="19"/>
-              </w:rPr>
-              <w:t>Baharu</w:t>
-            </w:r>
-            <w:r>
-              <w:rPr>
-                <w:sz w:val="19"/>
-                <w:szCs w:val="19"/>
-              </w:rPr>
-              <w:t>)</w:t>
+                <w:sz w:val="19"/>
+                <w:szCs w:val="19"/>
+              </w:rPr>
+              <w:t>Own branch account and choosing the collection account</w:t>
             </w:r>
           </w:p>
         </w:tc>
@@ -15220,7 +14926,7 @@
                 <w:sz w:val="19"/>
                 <w:szCs w:val="19"/>
               </w:rPr>
-              <w:t>Kawasan</w:t>
+              <w:t>Cawangan</w:t>
             </w:r>
           </w:p>
         </w:tc>
@@ -15257,7 +14963,8 @@
                 <w:sz w:val="19"/>
                 <w:szCs w:val="19"/>
               </w:rPr>
-              <w:t>Caruman → Tuntutan</w:t>
+              <w:lastRenderedPageBreak/>
+              <w:t>Payment Gateway</w:t>
             </w:r>
           </w:p>
         </w:tc>
@@ -15280,35 +14987,10 @@
           <w:p>
             <w:r>
               <w:rPr>
-                <w:b/>
-                <w:bCs/>
-                <w:sz w:val="19"/>
-                <w:szCs w:val="19"/>
-              </w:rPr>
-              <w:t>Lulus / Tolak</w:t>
-            </w:r>
-            <w:r>
-              <w:rPr>
-                <w:sz w:val="19"/>
-                <w:szCs w:val="19"/>
-              </w:rPr>
-              <w:t xml:space="preserve"> (status </w:t>
-            </w:r>
-            <w:r>
-              <w:rPr>
-                <w:i/>
-                <w:iCs/>
-                <w:sz w:val="19"/>
-                <w:szCs w:val="19"/>
-              </w:rPr>
-              <w:t>Disokong Kawasan</w:t>
-            </w:r>
-            <w:r>
-              <w:rPr>
-                <w:sz w:val="19"/>
-                <w:szCs w:val="19"/>
-              </w:rPr>
-              <w:t>)</w:t>
+                <w:sz w:val="19"/>
+                <w:szCs w:val="19"/>
+              </w:rPr>
+              <w:t>Own DUN fallback account</w:t>
             </w:r>
           </w:p>
         </w:tc>
@@ -15334,7 +15016,7 @@
                 <w:sz w:val="19"/>
                 <w:szCs w:val="19"/>
               </w:rPr>
-              <w:t>Negeri</w:t>
+              <w:t>DUN</w:t>
             </w:r>
           </w:p>
         </w:tc>
@@ -15397,7 +15079,23 @@
                 <w:sz w:val="19"/>
                 <w:szCs w:val="19"/>
               </w:rPr>
-              <w:t>Own branch account and choosing the collection account</w:t>
+              <w:t xml:space="preserve">Own Kawasan fallback account, </w:t>
+            </w:r>
+            <w:r>
+              <w:rPr>
+                <w:b/>
+                <w:bCs/>
+                <w:sz w:val="19"/>
+                <w:szCs w:val="19"/>
+              </w:rPr>
+              <w:t>Set Akaun</w:t>
+            </w:r>
+            <w:r>
+              <w:rPr>
+                <w:sz w:val="19"/>
+                <w:szCs w:val="19"/>
+              </w:rPr>
+              <w:t xml:space="preserve"> on its own row</w:t>
             </w:r>
           </w:p>
         </w:tc>
@@ -15423,7 +15121,7 @@
                 <w:sz w:val="19"/>
                 <w:szCs w:val="19"/>
               </w:rPr>
-              <w:t>Cawangan</w:t>
+              <w:t>Kawasan</w:t>
             </w:r>
           </w:p>
         </w:tc>
@@ -15460,7 +15158,6 @@
                 <w:sz w:val="19"/>
                 <w:szCs w:val="19"/>
               </w:rPr>
-              <w:lastRenderedPageBreak/>
               <w:t>Payment Gateway</w:t>
             </w:r>
           </w:p>
@@ -15487,7 +15184,7 @@
                 <w:sz w:val="19"/>
                 <w:szCs w:val="19"/>
               </w:rPr>
-              <w:t>Own DUN fallback account</w:t>
+              <w:t>Summary stats and all tables, no edit actions (monitor)</w:t>
             </w:r>
           </w:p>
         </w:tc>
@@ -15513,7 +15210,7 @@
                 <w:sz w:val="19"/>
                 <w:szCs w:val="19"/>
               </w:rPr>
-              <w:t>DUN</w:t>
+              <w:t>Pusat, Negeri</w:t>
             </w:r>
           </w:p>
         </w:tc>
@@ -15550,7 +15247,7 @@
                 <w:sz w:val="19"/>
                 <w:szCs w:val="19"/>
               </w:rPr>
-              <w:t>Payment Gateway</w:t>
+              <w:t>Derma</w:t>
             </w:r>
           </w:p>
         </w:tc>
@@ -15571,13 +15268,6 @@
             </w:tcMar>
           </w:tcPr>
           <w:p>
-            <w:r>
-              <w:rPr>
-                <w:sz w:val="19"/>
-                <w:szCs w:val="19"/>
-              </w:rPr>
-              <w:t xml:space="preserve">Own Kawasan fallback account, </w:t>
-            </w:r>
             <w:r>
               <w:rPr>
                 <w:b/>
@@ -15585,14 +15275,7 @@
                 <w:sz w:val="19"/>
                 <w:szCs w:val="19"/>
               </w:rPr>
-              <w:t>Set Akaun</w:t>
-            </w:r>
-            <w:r>
-              <w:rPr>
-                <w:sz w:val="19"/>
-                <w:szCs w:val="19"/>
-              </w:rPr>
-              <w:t xml:space="preserve"> on its own row</w:t>
+              <w:t>+ Terima Derma</w:t>
             </w:r>
           </w:p>
         </w:tc>
@@ -15618,7 +15301,7 @@
                 <w:sz w:val="19"/>
                 <w:szCs w:val="19"/>
               </w:rPr>
-              <w:t>Kawasan</w:t>
+              <w:t>Kawasan, DUN, Cawangan</w:t>
             </w:r>
           </w:p>
         </w:tc>
@@ -15655,7 +15338,16 @@
                 <w:sz w:val="19"/>
                 <w:szCs w:val="19"/>
               </w:rPr>
-              <w:t>Payment Gateway</w:t>
+              <w:t xml:space="preserve">Notifikasi, Takwim, dashboard </w:t>
+            </w:r>
+            <w:r>
+              <w:rPr>
+                <w:i/>
+                <w:iCs/>
+                <w:sz w:val="19"/>
+                <w:szCs w:val="19"/>
+              </w:rPr>
+              <w:t>Tambah Makluman</w:t>
             </w:r>
           </w:p>
         </w:tc>
@@ -15681,7 +15373,7 @@
                 <w:sz w:val="19"/>
                 <w:szCs w:val="19"/>
               </w:rPr>
-              <w:t>Summary stats and all tables, no edit actions (monitor)</w:t>
+              <w:t>Target level: own level and below only</w:t>
             </w:r>
           </w:p>
         </w:tc>
@@ -15707,7 +15399,7 @@
                 <w:sz w:val="19"/>
                 <w:szCs w:val="19"/>
               </w:rPr>
-              <w:t>Pusat, Negeri</w:t>
+              <w:t>All (Pusat → Malaysia … Cawangan → Cawangan only)</w:t>
             </w:r>
           </w:p>
         </w:tc>
@@ -15744,7 +15436,14 @@
                 <w:sz w:val="19"/>
                 <w:szCs w:val="19"/>
               </w:rPr>
-              <w:t>Derma</w:t>
+              <w:t>Teta</w:t>
+            </w:r>
+            <w:r>
+              <w:rPr>
+                <w:sz w:val="19"/>
+                <w:szCs w:val="19"/>
+              </w:rPr>
+              <w:t>pan</w:t>
             </w:r>
           </w:p>
         </w:tc>
@@ -15767,12 +15466,10 @@
           <w:p>
             <w:r>
               <w:rPr>
-                <w:b/>
-                <w:bCs/>
-                <w:sz w:val="19"/>
-                <w:szCs w:val="19"/>
-              </w:rPr>
-              <w:t>+ Terima Derma</w:t>
+                <w:sz w:val="19"/>
+                <w:szCs w:val="19"/>
+              </w:rPr>
+              <w:t>Create admin accounts below you</w:t>
             </w:r>
           </w:p>
         </w:tc>
@@ -15798,7 +15495,7 @@
                 <w:sz w:val="19"/>
                 <w:szCs w:val="19"/>
               </w:rPr>
-              <w:t>Kawasan, DUN, Cawangan</w:t>
+              <w:t>All admin tiers</w:t>
             </w:r>
           </w:p>
         </w:tc>
@@ -15835,16 +15532,7 @@
                 <w:sz w:val="19"/>
                 <w:szCs w:val="19"/>
               </w:rPr>
-              <w:t xml:space="preserve">Notifikasi, Takwim, dashboard </w:t>
-            </w:r>
-            <w:r>
-              <w:rPr>
-                <w:i/>
-                <w:iCs/>
-                <w:sz w:val="19"/>
-                <w:szCs w:val="19"/>
-              </w:rPr>
-              <w:t>Tambah Makluman</w:t>
+              <w:t>Tetapan</w:t>
             </w:r>
           </w:p>
         </w:tc>
@@ -15870,7 +15558,23 @@
                 <w:sz w:val="19"/>
                 <w:szCs w:val="19"/>
               </w:rPr>
-              <w:t>Target level: own level and below only</w:t>
+              <w:t xml:space="preserve">Create </w:t>
+            </w:r>
+            <w:r>
+              <w:rPr>
+                <w:b/>
+                <w:bCs/>
+                <w:sz w:val="19"/>
+                <w:szCs w:val="19"/>
+              </w:rPr>
+              <w:t>Guru / Pembantu</w:t>
+            </w:r>
+            <w:r>
+              <w:rPr>
+                <w:sz w:val="19"/>
+                <w:szCs w:val="19"/>
+              </w:rPr>
+              <w:t xml:space="preserve"> accounts</w:t>
             </w:r>
           </w:p>
         </w:tc>
@@ -15896,7 +15600,7 @@
                 <w:sz w:val="19"/>
                 <w:szCs w:val="19"/>
               </w:rPr>
-              <w:t>All (Pusat → Malaysia … Cawangan → Cawangan only)</w:t>
+              <w:t>Cawangan only</w:t>
             </w:r>
           </w:p>
         </w:tc>
@@ -15933,14 +15637,7 @@
                 <w:sz w:val="19"/>
                 <w:szCs w:val="19"/>
               </w:rPr>
-              <w:t>Teta</w:t>
-            </w:r>
-            <w:r>
-              <w:rPr>
-                <w:sz w:val="19"/>
-                <w:szCs w:val="19"/>
-              </w:rPr>
-              <w:t>pan</w:t>
+              <w:t>Tetapan</w:t>
             </w:r>
           </w:p>
         </w:tc>
@@ -15963,10 +15660,19 @@
           <w:p>
             <w:r>
               <w:rPr>
-                <w:sz w:val="19"/>
-                <w:szCs w:val="19"/>
-              </w:rPr>
-              <w:t>Create admin accounts below you</w:t>
+                <w:b/>
+                <w:bCs/>
+                <w:sz w:val="19"/>
+                <w:szCs w:val="19"/>
+              </w:rPr>
+              <w:t>Edit / Padam / Nyahaktif / Set Semula Kata Laluan</w:t>
+            </w:r>
+            <w:r>
+              <w:rPr>
+                <w:sz w:val="19"/>
+                <w:szCs w:val="19"/>
+              </w:rPr>
+              <w:t xml:space="preserve"> on accounts in scope</w:t>
             </w:r>
           </w:p>
         </w:tc>
@@ -15992,7 +15698,7 @@
                 <w:sz w:val="19"/>
                 <w:szCs w:val="19"/>
               </w:rPr>
-              <w:t>All admin tiers</w:t>
+              <w:t>All admin tiers (not auto parent accounts, not yourself)</w:t>
             </w:r>
           </w:p>
         </w:tc>
@@ -16052,26 +15758,12 @@
           <w:p>
             <w:r>
               <w:rPr>
-                <w:sz w:val="19"/>
-                <w:szCs w:val="19"/>
-              </w:rPr>
-              <w:t xml:space="preserve">Create </w:t>
-            </w:r>
-            <w:r>
-              <w:rPr>
                 <w:b/>
                 <w:bCs/>
                 <w:sz w:val="19"/>
                 <w:szCs w:val="19"/>
               </w:rPr>
-              <w:t>Guru / Pembantu</w:t>
-            </w:r>
-            <w:r>
-              <w:rPr>
-                <w:sz w:val="19"/>
-                <w:szCs w:val="19"/>
-              </w:rPr>
-              <w:t xml:space="preserve"> accounts</w:t>
+              <w:t>Log masuk sebagai</w:t>
             </w:r>
           </w:p>
         </w:tc>
@@ -16097,7 +15789,7 @@
                 <w:sz w:val="19"/>
                 <w:szCs w:val="19"/>
               </w:rPr>
-              <w:t>Cawangan only</w:t>
+              <w:t>Pusat only</w:t>
             </w:r>
           </w:p>
         </w:tc>
@@ -16134,7 +15826,7 @@
                 <w:sz w:val="19"/>
                 <w:szCs w:val="19"/>
               </w:rPr>
-              <w:t>Tetapan</w:t>
+              <w:t>Dashboard</w:t>
             </w:r>
           </w:p>
         </w:tc>
@@ -16157,19 +15849,10 @@
           <w:p>
             <w:r>
               <w:rPr>
-                <w:b/>
-                <w:bCs/>
-                <w:sz w:val="19"/>
-                <w:szCs w:val="19"/>
-              </w:rPr>
-              <w:t>Edit / Padam / Nyahaktif / Set Semula Kata Laluan</w:t>
-            </w:r>
-            <w:r>
-              <w:rPr>
-                <w:sz w:val="19"/>
-                <w:szCs w:val="19"/>
-              </w:rPr>
-              <w:t xml:space="preserve"> on accounts in scope</w:t>
+                <w:sz w:val="19"/>
+                <w:szCs w:val="19"/>
+              </w:rPr>
+              <w:t>National / state HQ dashboard</w:t>
             </w:r>
           </w:p>
         </w:tc>
@@ -16195,7 +15878,7 @@
                 <w:sz w:val="19"/>
                 <w:szCs w:val="19"/>
               </w:rPr>
-              <w:t>All admin tiers (not auto parent accounts, not yourself)</w:t>
+              <w:t>Pusat, Negeri</w:t>
             </w:r>
           </w:p>
         </w:tc>
@@ -16232,186 +15915,6 @@
                 <w:sz w:val="19"/>
                 <w:szCs w:val="19"/>
               </w:rPr>
-              <w:t>Tetapan</w:t>
-            </w:r>
-          </w:p>
-        </w:tc>
-        <w:tc>
-          <w:tcPr>
-            <w:tcW w:w="3591" w:type="dxa"/>
-            <w:tcBorders>
-              <w:top w:val="single" w:sz="4" w:space="0" w:color="C9D3C4"/>
-              <w:left w:val="single" w:sz="4" w:space="0" w:color="C9D3C4"/>
-              <w:bottom w:val="single" w:sz="4" w:space="0" w:color="C9D3C4"/>
-              <w:right w:val="single" w:sz="4" w:space="0" w:color="C9D3C4"/>
-            </w:tcBorders>
-            <w:tcMar>
-              <w:top w:w="60" w:type="dxa"/>
-              <w:left w:w="90" w:type="dxa"/>
-              <w:bottom w:w="60" w:type="dxa"/>
-              <w:right w:w="90" w:type="dxa"/>
-            </w:tcMar>
-          </w:tcPr>
-          <w:p>
-            <w:r>
-              <w:rPr>
-                <w:b/>
-                <w:bCs/>
-                <w:sz w:val="19"/>
-                <w:szCs w:val="19"/>
-              </w:rPr>
-              <w:t>Log masuk sebagai</w:t>
-            </w:r>
-          </w:p>
-        </w:tc>
-        <w:tc>
-          <w:tcPr>
-            <w:tcW w:w="3354" w:type="dxa"/>
-            <w:tcBorders>
-              <w:top w:val="single" w:sz="4" w:space="0" w:color="C9D3C4"/>
-              <w:left w:val="single" w:sz="4" w:space="0" w:color="C9D3C4"/>
-              <w:bottom w:val="single" w:sz="4" w:space="0" w:color="C9D3C4"/>
-              <w:right w:val="single" w:sz="4" w:space="0" w:color="C9D3C4"/>
-            </w:tcBorders>
-            <w:tcMar>
-              <w:top w:w="60" w:type="dxa"/>
-              <w:left w:w="90" w:type="dxa"/>
-              <w:bottom w:w="60" w:type="dxa"/>
-              <w:right w:w="90" w:type="dxa"/>
-            </w:tcMar>
-          </w:tcPr>
-          <w:p>
-            <w:r>
-              <w:rPr>
-                <w:sz w:val="19"/>
-                <w:szCs w:val="19"/>
-              </w:rPr>
-              <w:t>Pusat only</w:t>
-            </w:r>
-          </w:p>
-        </w:tc>
-      </w:tr>
-      <w:tr>
-        <w:tblPrEx>
-          <w:tblCellMar>
-            <w:top w:w="0" w:type="dxa"/>
-            <w:bottom w:w="0" w:type="dxa"/>
-          </w:tblCellMar>
-        </w:tblPrEx>
-        <w:trPr>
-          <w:cantSplit/>
-        </w:trPr>
-        <w:tc>
-          <w:tcPr>
-            <w:tcW w:w="2693" w:type="dxa"/>
-            <w:tcBorders>
-              <w:top w:val="single" w:sz="4" w:space="0" w:color="C9D3C4"/>
-              <w:left w:val="single" w:sz="4" w:space="0" w:color="C9D3C4"/>
-              <w:bottom w:val="single" w:sz="4" w:space="0" w:color="C9D3C4"/>
-              <w:right w:val="single" w:sz="4" w:space="0" w:color="C9D3C4"/>
-            </w:tcBorders>
-            <w:tcMar>
-              <w:top w:w="60" w:type="dxa"/>
-              <w:left w:w="90" w:type="dxa"/>
-              <w:bottom w:w="60" w:type="dxa"/>
-              <w:right w:w="90" w:type="dxa"/>
-            </w:tcMar>
-          </w:tcPr>
-          <w:p>
-            <w:r>
-              <w:rPr>
-                <w:sz w:val="19"/>
-                <w:szCs w:val="19"/>
-              </w:rPr>
-              <w:t>Dashboard</w:t>
-            </w:r>
-          </w:p>
-        </w:tc>
-        <w:tc>
-          <w:tcPr>
-            <w:tcW w:w="3591" w:type="dxa"/>
-            <w:tcBorders>
-              <w:top w:val="single" w:sz="4" w:space="0" w:color="C9D3C4"/>
-              <w:left w:val="single" w:sz="4" w:space="0" w:color="C9D3C4"/>
-              <w:bottom w:val="single" w:sz="4" w:space="0" w:color="C9D3C4"/>
-              <w:right w:val="single" w:sz="4" w:space="0" w:color="C9D3C4"/>
-            </w:tcBorders>
-            <w:tcMar>
-              <w:top w:w="60" w:type="dxa"/>
-              <w:left w:w="90" w:type="dxa"/>
-              <w:bottom w:w="60" w:type="dxa"/>
-              <w:right w:w="90" w:type="dxa"/>
-            </w:tcMar>
-          </w:tcPr>
-          <w:p>
-            <w:r>
-              <w:rPr>
-                <w:sz w:val="19"/>
-                <w:szCs w:val="19"/>
-              </w:rPr>
-              <w:t>National / state HQ dashboard</w:t>
-            </w:r>
-          </w:p>
-        </w:tc>
-        <w:tc>
-          <w:tcPr>
-            <w:tcW w:w="3354" w:type="dxa"/>
-            <w:tcBorders>
-              <w:top w:val="single" w:sz="4" w:space="0" w:color="C9D3C4"/>
-              <w:left w:val="single" w:sz="4" w:space="0" w:color="C9D3C4"/>
-              <w:bottom w:val="single" w:sz="4" w:space="0" w:color="C9D3C4"/>
-              <w:right w:val="single" w:sz="4" w:space="0" w:color="C9D3C4"/>
-            </w:tcBorders>
-            <w:tcMar>
-              <w:top w:w="60" w:type="dxa"/>
-              <w:left w:w="90" w:type="dxa"/>
-              <w:bottom w:w="60" w:type="dxa"/>
-              <w:right w:w="90" w:type="dxa"/>
-            </w:tcMar>
-          </w:tcPr>
-          <w:p>
-            <w:r>
-              <w:rPr>
-                <w:sz w:val="19"/>
-                <w:szCs w:val="19"/>
-              </w:rPr>
-              <w:t>Pusat, Negeri</w:t>
-            </w:r>
-          </w:p>
-        </w:tc>
-      </w:tr>
-      <w:tr>
-        <w:tblPrEx>
-          <w:tblCellMar>
-            <w:top w:w="0" w:type="dxa"/>
-            <w:bottom w:w="0" w:type="dxa"/>
-          </w:tblCellMar>
-        </w:tblPrEx>
-        <w:trPr>
-          <w:cantSplit/>
-        </w:trPr>
-        <w:tc>
-          <w:tcPr>
-            <w:tcW w:w="2693" w:type="dxa"/>
-            <w:tcBorders>
-              <w:top w:val="single" w:sz="4" w:space="0" w:color="C9D3C4"/>
-              <w:left w:val="single" w:sz="4" w:space="0" w:color="C9D3C4"/>
-              <w:bottom w:val="single" w:sz="4" w:space="0" w:color="C9D3C4"/>
-              <w:right w:val="single" w:sz="4" w:space="0" w:color="C9D3C4"/>
-            </w:tcBorders>
-            <w:tcMar>
-              <w:top w:w="60" w:type="dxa"/>
-              <w:left w:w="90" w:type="dxa"/>
-              <w:bottom w:w="60" w:type="dxa"/>
-              <w:right w:w="90" w:type="dxa"/>
-            </w:tcMar>
-          </w:tcPr>
-          <w:p>
-            <w:r>
-              <w:rPr>
-                <w:sz w:val="19"/>
-                <w:szCs w:val="19"/>
-              </w:rPr>
               <w:t>Dashboard</w:t>
             </w:r>
           </w:p>
@@ -16528,7 +16031,7 @@
         <w:t>live items</w:t>
       </w:r>
       <w:r>
-        <w:t xml:space="preserve"> from the data: PASTI waiting for Kawasan support or Negeri approval, approval results for DUN, and new student applications and pending leave for Cawangan.</w:t>
+        <w:t xml:space="preserve"> from the data: new student applications and pending leave for Cawangan.</w:t>
       </w:r>
     </w:p>
     <w:p>
@@ -16768,7 +16271,7 @@
         <w:t xml:space="preserve"> KPIs, money flow, balance by tier, performance by state, students </w:t>
       </w:r>
       <w:r>
-        <w:t>by state, BayarCash coverage, the new-PASTI pipeline (for information only), alerts, applications, top collection.</w:t>
+        <w:t xml:space="preserve">by state, BayarCash coverage, alerts, applications, top collection.</w:t>
       </w:r>
     </w:p>
     <w:p>
@@ -17119,7 +16622,7 @@
         <w:t xml:space="preserve"> the same</w:t>
       </w:r>
       <w:r>
-        <w:t xml:space="preserve"> widgets as Pusat, for its own state, broken down by Kawasan. The pipeline counts come from the data, with a button to Pengurusan PASTI.</w:t>
+        <w:t xml:space="preserve"> widgets as Pusat, for its own state, broken down by Kawasan.</w:t>
       </w:r>
     </w:p>
     <w:p>
@@ -17136,64 +16639,30 @@
           <w:b/>
           <w:bCs/>
         </w:rPr>
-        <w:lastRenderedPageBreak/>
-        <w:t>Final approval of new PASTI:</w:t>
-      </w:r>
-      <w:r>
-        <w:t xml:space="preserve"> </w:t>
+        <w:t xml:space="preserve">PASTI data (Excel upload):</w:t>
+      </w:r>
+      <w:r>
+        <w:t xml:space="preserve"> in Pengurusan PASTI, </w:t>
       </w:r>
       <w:r>
         <w:rPr>
           <w:b/>
           <w:bCs/>
         </w:rPr>
-        <w:t>Lulus</w:t>
-      </w:r>
-      <w:r>
-        <w:t xml:space="preserve"> or </w:t>
+        <w:t xml:space="preserve">Templat Excel</w:t>
+      </w:r>
+      <w:r>
+        <w:t xml:space="preserve"> and </w:t>
       </w:r>
       <w:r>
         <w:rPr>
           <w:b/>
           <w:bCs/>
         </w:rPr>
-        <w:t>Tolak</w:t>
-      </w:r>
-      <w:r>
-        <w:t xml:space="preserve"> (reason required) on </w:t>
-      </w:r>
-      <w:r>
-        <w:rPr>
-          <w:i/>
-          <w:iCs/>
-        </w:rPr>
-        <w:t>Disokong Kawasan</w:t>
-      </w:r>
-      <w:r>
-        <w:t xml:space="preserve"> applications in its state. Lulus issu</w:t>
-      </w:r>
-      <w:r>
-        <w:t xml:space="preserve">es the next </w:t>
-      </w:r>
-      <w:r>
-        <w:rPr>
-          <w:b/>
-          <w:bCs/>
-        </w:rPr>
-        <w:t>Kod PASTI</w:t>
-      </w:r>
-      <w:r>
-        <w:t xml:space="preserve"> and sets student registration to </w:t>
-      </w:r>
-      <w:r>
-        <w:rPr>
-          <w:i/>
-          <w:iCs/>
-        </w:rPr>
-        <w:t>TUTUP</w:t>
-      </w:r>
-      <w:r>
-        <w:t>.</w:t>
+        <w:t xml:space="preserve">Muat Naik Excel</w:t>
+      </w:r>
+      <w:r>
+        <w:t xml:space="preserve"> add or update the PASTI of its own state (see 6.1). It is the only tier that can change PASTI records.</w:t>
       </w:r>
     </w:p>
     <w:p>
@@ -17366,7 +16835,7 @@
         <w:spacing w:after="60"/>
       </w:pPr>
       <w:r>
-        <w:t>Register a PASTI or give Kawasan-level support. Open or close student registration.</w:t>
+        <w:t xml:space="preserve">Open or close student registration.</w:t>
       </w:r>
     </w:p>
     <w:p>
@@ -17499,7 +16968,7 @@
         <w:t>Sidebar:</w:t>
       </w:r>
       <w:r>
-        <w:t xml:space="preserve"> everything except Daftar PASTI Baharu.</w:t>
+        <w:t xml:space="preserve"> every page in the admin console.</w:t>
       </w:r>
     </w:p>
     <w:p>
@@ -17610,7 +17079,7 @@
         <w:spacing w:after="60"/>
       </w:pPr>
       <w:r>
-        <w:t xml:space="preserve">New-PASTI pipeline, </w:t>
+        <w:t xml:space="preserve"/>
       </w:r>
       <w:r>
         <w:rPr>
@@ -17660,40 +17129,20 @@
           <w:b/>
           <w:bCs/>
         </w:rPr>
-        <w:t>Pengurusan PASTI:</w:t>
-      </w:r>
-      <w:r>
-        <w:t xml:space="preserve"> </w:t>
+        <w:t xml:space="preserve">Pengurusan PASTI:</w:t>
+      </w:r>
+      <w:r>
+        <w:t xml:space="preserve"> view the PASTI in its Kawasan and </w:t>
       </w:r>
       <w:r>
         <w:rPr>
           <w:b/>
           <w:bCs/>
         </w:rPr>
-        <w:t>Sokong</w:t>
-      </w:r>
-      <w:r>
-        <w:t xml:space="preserve"> or </w:t>
-      </w:r>
-      <w:r>
-        <w:rPr>
-          <w:b/>
-          <w:bCs/>
-        </w:rPr>
-        <w:t>Tolak</w:t>
-      </w:r>
-      <w:r>
-        <w:t xml:space="preserve"> new applications from DUN in its Kawasan. </w:t>
-      </w:r>
-      <w:r>
-        <w:rPr>
-          <w:b/>
-          <w:bCs/>
-        </w:rPr>
-        <w:t>Buka / Tutup Pendaftaran</w:t>
-      </w:r>
-      <w:r>
-        <w:t xml:space="preserve"> murid for each approved PASTI.</w:t>
+        <w:t xml:space="preserve">Buka / Tutup Pendaftaran</w:t>
+      </w:r>
+      <w:r>
+        <w:t xml:space="preserve"> murid for each one.</w:t>
       </w:r>
     </w:p>
     <w:p>
@@ -17889,7 +17338,7 @@
         <w:spacing w:after="60"/>
       </w:pPr>
       <w:r>
-        <w:t>Register or give final approval to a PASTI.</w:t>
+        <w:t xml:space="preserve">Upload or edit PASTI records (Negeri does this).</w:t>
       </w:r>
     </w:p>
     <w:p>
@@ -18006,7 +17455,7 @@
         <w:t>Sidebar:</w:t>
       </w:r>
       <w:r>
-        <w:t xml:space="preserve"> Utama · Warga (Petugas, Guru/Pembantu) · Pengurusan (Pengurusan PASTI, Daftar PASTI Baharu, Permohonan Murid, Senarai Murid, Cetak Sijil, Ibu Bapa, Permarkahan) · Caruman,</w:t>
+        <w:t xml:space="preserve"> Utama · Warga (Petugas, Guru/Pembantu) · Pengurusan (Pengurusan PASTI, Permohonan Murid, Senarai Murid, Cetak Sijil, Ibu Bapa, Permarkahan) · Caruman,</w:t>
       </w:r>
       <w:r>
         <w:t xml:space="preserve"> Yuran, Payment Gateway · Papan Pemuka, Laporan Guru, Laporan Murid · Kehadiran, Cuti Guru, Takwim, Notifikasi, Log Akses · Kempen, Derma · Tetapan.</w:t>
@@ -18071,27 +17520,20 @@
           <w:b/>
           <w:bCs/>
         </w:rPr>
-        <w:t>Register a new PASTI</w:t>
-      </w:r>
-      <w:r>
-        <w:t xml:space="preserve"> (3-step form). Negeri, Parlimen and DUN come from its own account and are locked. The application gets status </w:t>
+        <w:t xml:space="preserve">Pengurusan PASTI:</w:t>
+      </w:r>
+      <w:r>
+        <w:t xml:space="preserve"> view the PASTI in its DUN. For a PASTI with no admin, </w:t>
       </w:r>
       <w:r>
         <w:rPr>
           <w:b/>
           <w:bCs/>
         </w:rPr>
-        <w:t>Ba</w:t>
-      </w:r>
-      <w:r>
-        <w:rPr>
-          <w:b/>
-          <w:bCs/>
-        </w:rPr>
-        <w:t>haru</w:t>
-      </w:r>
-      <w:r>
-        <w:t xml:space="preserve"> and goes to Kawasan.</w:t>
+        <w:t xml:space="preserve">Cipta Pentadbir</w:t>
+      </w:r>
+      <w:r>
+        <w:t xml:space="preserve"> opens Tetapan.</w:t>
       </w:r>
     </w:p>
     <w:p>
@@ -18108,20 +17550,20 @@
           <w:b/>
           <w:bCs/>
         </w:rPr>
-        <w:t>Pengurusan PASTI:</w:t>
-      </w:r>
-      <w:r>
-        <w:t xml:space="preserve"> track its applications. For an approved PASTI with no admin, </w:t>
+        <w:t>Tetapan:</w:t>
+      </w:r>
+      <w:r>
+        <w:t xml:space="preserve"> create </w:t>
       </w:r>
       <w:r>
         <w:rPr>
           <w:b/>
           <w:bCs/>
         </w:rPr>
-        <w:t>Cipta Pentadbir</w:t>
-      </w:r>
-      <w:r>
-        <w:t xml:space="preserve"> opens Tetapan.</w:t>
+        <w:t>Pentadbir Cawangan</w:t>
+      </w:r>
+      <w:r>
+        <w:t xml:space="preserve"> accounts for the PASTI in its DUN.</w:t>
       </w:r>
     </w:p>
     <w:p>
@@ -18138,20 +17580,10 @@
           <w:b/>
           <w:bCs/>
         </w:rPr>
-        <w:t>Tetapan:</w:t>
-      </w:r>
-      <w:r>
-        <w:t xml:space="preserve"> create </w:t>
-      </w:r>
-      <w:r>
-        <w:rPr>
-          <w:b/>
-          <w:bCs/>
-        </w:rPr>
-        <w:t>Pentadbir Cawangan</w:t>
-      </w:r>
-      <w:r>
-        <w:t xml:space="preserve"> accounts for approved PASTI in its DUN.</w:t>
+        <w:t>Caruman:</w:t>
+      </w:r>
+      <w:r>
+        <w:t xml:space="preserve"> add member claims; pay PERKESO invoices in scope.</w:t>
       </w:r>
     </w:p>
     <w:p>
@@ -18168,10 +17600,20 @@
           <w:b/>
           <w:bCs/>
         </w:rPr>
-        <w:t>Caruman:</w:t>
-      </w:r>
-      <w:r>
-        <w:t xml:space="preserve"> add member claims; pay PERKESO invoices in scope.</w:t>
+        <w:t>Payment Gateway:</w:t>
+      </w:r>
+      <w:r>
+        <w:t xml:space="preserve"> configure the </w:t>
+      </w:r>
+      <w:r>
+        <w:rPr>
+          <w:b/>
+          <w:bCs/>
+        </w:rPr>
+        <w:t>DUN fallback account</w:t>
+      </w:r>
+      <w:r>
+        <w:t>; view branch accounts.</w:t>
       </w:r>
     </w:p>
     <w:p>
@@ -18188,20 +17630,10 @@
           <w:b/>
           <w:bCs/>
         </w:rPr>
-        <w:t>Payment Gateway:</w:t>
-      </w:r>
-      <w:r>
-        <w:t xml:space="preserve"> configure the </w:t>
-      </w:r>
-      <w:r>
-        <w:rPr>
-          <w:b/>
-          <w:bCs/>
-        </w:rPr>
-        <w:t>DUN fallback account</w:t>
-      </w:r>
-      <w:r>
-        <w:t>; view branch accounts.</w:t>
+        <w:t>Monitor:</w:t>
+      </w:r>
+      <w:r>
+        <w:t xml:space="preserve"> applications, students, certificates, parents, SPPM, fees, attendance, leave (view-only). Petugas (add, edit), Guru list.</w:t>
       </w:r>
     </w:p>
     <w:p>
@@ -18218,10 +17650,37 @@
           <w:b/>
           <w:bCs/>
         </w:rPr>
-        <w:t>Monitor:</w:t>
-      </w:r>
-      <w:r>
-        <w:t xml:space="preserve"> applications, students, certificates, parents, SPPM, fees, attendance, leave (view-only). Petugas (add, edit), Guru list.</w:t>
+        <w:t>Kempen and Derma:</w:t>
+      </w:r>
+      <w:r>
+        <w:t xml:space="preserve"> create campaigns, take donations. </w:t>
+      </w:r>
+      <w:r>
+        <w:rPr>
+          <w:b/>
+          <w:bCs/>
+        </w:rPr>
+        <w:t>Reports:</w:t>
+      </w:r>
+      <w:r>
+        <w:t xml:space="preserve"> Papan Pemuka, Guru, Murid.</w:t>
+      </w:r>
+    </w:p>
+    <w:p>
+      <w:pPr>
+        <w:spacing w:after="40"/>
+      </w:pPr>
+    </w:p>
+    <w:p>
+      <w:pPr>
+        <w:spacing w:after="120"/>
+      </w:pPr>
+      <w:r>
+        <w:rPr>
+          <w:b/>
+          <w:bCs/>
+        </w:rPr>
+        <w:t>Cannot do:</w:t>
       </w:r>
     </w:p>
     <w:p>
@@ -18234,41 +17693,7 @@
         <w:spacing w:after="60"/>
       </w:pPr>
       <w:r>
-        <w:rPr>
-          <w:b/>
-          <w:bCs/>
-        </w:rPr>
-        <w:t>Kempen and Derma:</w:t>
-      </w:r>
-      <w:r>
-        <w:t xml:space="preserve"> create campaigns, take donations. </w:t>
-      </w:r>
-      <w:r>
-        <w:rPr>
-          <w:b/>
-          <w:bCs/>
-        </w:rPr>
-        <w:t>Reports:</w:t>
-      </w:r>
-      <w:r>
-        <w:t xml:space="preserve"> Papan Pemuka, Guru, Murid.</w:t>
-      </w:r>
-    </w:p>
-    <w:p>
-      <w:pPr>
-        <w:spacing w:after="40"/>
-      </w:pPr>
-    </w:p>
-    <w:p>
-      <w:pPr>
-        <w:spacing w:after="120"/>
-      </w:pPr>
-      <w:r>
-        <w:rPr>
-          <w:b/>
-          <w:bCs/>
-        </w:rPr>
-        <w:t>Cannot do:</w:t>
+        <w:t xml:space="preserve">Add or edit PASTI records (Negeri uploads them). Open or close registration.</w:t>
       </w:r>
     </w:p>
     <w:p>
@@ -18281,7 +17706,10 @@
         <w:spacing w:after="60"/>
       </w:pPr>
       <w:r>
-        <w:t>Support or approve a PASTI, including its own. Open or close registration.</w:t>
+        <w:t xml:space="preserve">Accept students, edit student records, run billing, check pupils in, or approve </w:t>
+      </w:r>
+      <w:r>
+        <w:t>leave.</w:t>
       </w:r>
     </w:p>
     <w:p>
@@ -18294,10 +17722,103 @@
         <w:spacing w:after="60"/>
       </w:pPr>
       <w:r>
-        <w:t xml:space="preserve">Accept students, edit student records, run billing, check pupils in, or approve </w:t>
-      </w:r>
-      <w:r>
-        <w:t>leave.</w:t>
+        <w:t>Open AJK/Jemaah or Laporan Warga. Create Guru accounts.</w:t>
+      </w:r>
+    </w:p>
+    <w:p>
+      <w:pPr>
+        <w:spacing w:after="40"/>
+      </w:pPr>
+    </w:p>
+    <w:p>
+      <w:pPr>
+        <w:pStyle w:val="Heading2"/>
+      </w:pPr>
+      <w:bookmarkStart w:id="14" w:name="_Toc241618581"/>
+      <w:r>
+        <w:t>5.5 Pentadbir Cawangan</w:t>
+      </w:r>
+      <w:bookmarkEnd w:id="14"/>
+    </w:p>
+    <w:p>
+      <w:pPr>
+        <w:spacing w:after="120"/>
+      </w:pPr>
+      <w:r>
+        <w:rPr>
+          <w:b/>
+          <w:bCs/>
+        </w:rPr>
+        <w:t>Login:</w:t>
+      </w:r>
+      <w:r>
+        <w:t xml:space="preserve"> </w:t>
+      </w:r>
+      <w:r>
+        <w:rPr>
+          <w:rFonts w:ascii="Consolas" w:eastAsia="Consolas" w:hAnsi="Consolas" w:cs="Consolas"/>
+          <w:color w:val="1F5C0A"/>
+          <w:sz w:val="18"/>
+          <w:szCs w:val="18"/>
+          <w:shd w:val="clear" w:color="auto" w:fill="F3F5F2"/>
+        </w:rPr>
+        <w:t>cawangan@pasti.org</w:t>
+      </w:r>
+      <w:r>
+        <w:t xml:space="preserve"> (PASTI Ar-Raihan), </w:t>
+      </w:r>
+      <w:r>
+        <w:rPr>
+          <w:rFonts w:ascii="Consolas" w:eastAsia="Consolas" w:hAnsi="Consolas" w:cs="Consolas"/>
+          <w:color w:val="1F5C0A"/>
+          <w:sz w:val="18"/>
+          <w:szCs w:val="18"/>
+          <w:shd w:val="clear" w:color="auto" w:fill="F3F5F2"/>
+        </w:rPr>
+        <w:t>qayyum@pasti.org</w:t>
+      </w:r>
+      <w:r>
+        <w:t xml:space="preserve"> · </w:t>
+      </w:r>
+      <w:r>
+        <w:rPr>
+          <w:b/>
+          <w:bCs/>
+        </w:rPr>
+        <w:t>Scope:</w:t>
+      </w:r>
+      <w:r>
+        <w:t xml:space="preserve"> one PASTI.</w:t>
+      </w:r>
+    </w:p>
+    <w:p>
+      <w:pPr>
+        <w:spacing w:after="120"/>
+      </w:pPr>
+      <w:r>
+        <w:rPr>
+          <w:b/>
+          <w:bCs/>
+        </w:rPr>
+        <w:t>Sidebar:</w:t>
+      </w:r>
+      <w:r>
+        <w:t xml:space="preserve"> Utama · Warga (Jemaah Pengurus, Guru/Pembantu) · Pengurusan (Permohonan Murid, Senarai Murid, Cetak Sijil, Ibu Bapa, Permarkahan) · Caruman, Yuran, Payment Gateway · Papan Pemuka, Laporan Guru, Laporan Murid · Kehadiran, Cuti Guru, Takwim, Notifikasi, Log</w:t>
+      </w:r>
+      <w:r>
+        <w:t xml:space="preserve"> Akses · Kempen, Derma · Tetapan.</w:t>
+      </w:r>
+    </w:p>
+    <w:p>
+      <w:pPr>
+        <w:spacing w:after="120"/>
+      </w:pPr>
+      <w:r>
+        <w:rPr>
+          <w:b/>
+          <w:bCs/>
+        </w:rPr>
+        <w:t>Can do:</w:t>
       </w:r>
     </w:p>
     <w:p>
@@ -18310,103 +17831,27 @@
         <w:spacing w:after="60"/>
       </w:pPr>
       <w:r>
-        <w:t>Open AJK/Jemaah or Laporan Warga. Create Guru accounts.</w:t>
-      </w:r>
-    </w:p>
-    <w:p>
-      <w:pPr>
-        <w:spacing w:after="40"/>
-      </w:pPr>
-    </w:p>
-    <w:p>
-      <w:pPr>
-        <w:pStyle w:val="Heading2"/>
-      </w:pPr>
-      <w:bookmarkStart w:id="14" w:name="_Toc241618581"/>
-      <w:r>
-        <w:t>5.5 Pentadbir Cawangan</w:t>
-      </w:r>
-      <w:bookmarkEnd w:id="14"/>
-    </w:p>
-    <w:p>
-      <w:pPr>
-        <w:spacing w:after="120"/>
-      </w:pPr>
-      <w:r>
         <w:rPr>
           <w:b/>
           <w:bCs/>
         </w:rPr>
-        <w:t>Login:</w:t>
-      </w:r>
-      <w:r>
-        <w:t xml:space="preserve"> </w:t>
-      </w:r>
-      <w:r>
-        <w:rPr>
-          <w:rFonts w:ascii="Consolas" w:eastAsia="Consolas" w:hAnsi="Consolas" w:cs="Consolas"/>
-          <w:color w:val="1F5C0A"/>
-          <w:sz w:val="18"/>
-          <w:szCs w:val="18"/>
-          <w:shd w:val="clear" w:color="auto" w:fill="F3F5F2"/>
-        </w:rPr>
-        <w:t>cawangan@pasti.org</w:t>
-      </w:r>
-      <w:r>
-        <w:t xml:space="preserve"> (PASTI Ar-Raihan), </w:t>
-      </w:r>
-      <w:r>
-        <w:rPr>
-          <w:rFonts w:ascii="Consolas" w:eastAsia="Consolas" w:hAnsi="Consolas" w:cs="Consolas"/>
-          <w:color w:val="1F5C0A"/>
-          <w:sz w:val="18"/>
-          <w:szCs w:val="18"/>
-          <w:shd w:val="clear" w:color="auto" w:fill="F3F5F2"/>
-        </w:rPr>
-        <w:t>qayyum@pasti.org</w:t>
-      </w:r>
-      <w:r>
-        <w:t xml:space="preserve"> · </w:t>
+        <w:t>Monitoring dashboard for its PASTI:</w:t>
+      </w:r>
+      <w:r>
+        <w:t xml:space="preserve"> KPI tiles (including pending leave), monthly fees, attendance by class (Tahun 5 uses the Portal Guru record when saved), a </w:t>
       </w:r>
       <w:r>
         <w:rPr>
           <w:b/>
           <w:bCs/>
         </w:rPr>
-        <w:t>Scope:</w:t>
-      </w:r>
-      <w:r>
-        <w:t xml:space="preserve"> one PASTI.</w:t>
-      </w:r>
-    </w:p>
-    <w:p>
-      <w:pPr>
-        <w:spacing w:after="120"/>
-      </w:pPr>
-      <w:r>
-        <w:rPr>
-          <w:b/>
-          <w:bCs/>
-        </w:rPr>
-        <w:t>Sidebar:</w:t>
-      </w:r>
-      <w:r>
-        <w:t xml:space="preserve"> Utama · Warga (Jemaah Pengurus, Guru/Pembantu) · Pengurusan (Permohonan Murid, Senarai Murid, Cetak Sijil, Ibu Bapa, Permarkahan) · Caruman, Yuran, Payment Gateway · Papan Pemuka, Laporan Guru, Laporan Murid · Kehadiran, Cuti Guru, Takwim, Notifikasi, Log</w:t>
-      </w:r>
-      <w:r>
-        <w:t xml:space="preserve"> Akses · Kempen, Derma · Tetapan.</w:t>
-      </w:r>
-    </w:p>
-    <w:p>
-      <w:pPr>
-        <w:spacing w:after="120"/>
-      </w:pPr>
-      <w:r>
-        <w:rPr>
-          <w:b/>
-          <w:bCs/>
-        </w:rPr>
-        <w:t>Can do:</w:t>
+        <w:t>Prestasi Mengikut Kelas</w:t>
+      </w:r>
+      <w:r>
+        <w:t xml:space="preserve"> table, students by class and se</w:t>
+      </w:r>
+      <w:r>
+        <w:t>x, teacher attendance this month, alerts, applications and SPPM donuts, transactions, and collection by class.</w:t>
       </w:r>
     </w:p>
     <w:p>
@@ -18423,23 +17868,50 @@
           <w:b/>
           <w:bCs/>
         </w:rPr>
-        <w:t>Monitoring dashboard for its PASTI:</w:t>
-      </w:r>
-      <w:r>
-        <w:t xml:space="preserve"> KPI tiles (including pending leave), monthly fees, attendance by class (Tahun 5 uses the Portal Guru record when saved), a </w:t>
+        <w:t>Kod PASTI card:</w:t>
+      </w:r>
+      <w:r>
+        <w:t xml:space="preserve"> code, registration status, link, </w:t>
       </w:r>
       <w:r>
         <w:rPr>
           <w:b/>
           <w:bCs/>
         </w:rPr>
-        <w:t>Prestasi Mengikut Kelas</w:t>
-      </w:r>
-      <w:r>
-        <w:t xml:space="preserve"> table, students by class and se</w:t>
-      </w:r>
-      <w:r>
-        <w:t>x, teacher attendance this month, alerts, applications and SPPM donuts, transactions, and collection by class.</w:t>
+        <w:t>Salin Kod</w:t>
+      </w:r>
+      <w:r>
+        <w:t xml:space="preserve">, </w:t>
+      </w:r>
+      <w:r>
+        <w:rPr>
+          <w:b/>
+          <w:bCs/>
+        </w:rPr>
+        <w:t>Salin Pautan</w:t>
+      </w:r>
+      <w:r>
+        <w:t xml:space="preserve">, </w:t>
+      </w:r>
+      <w:r>
+        <w:rPr>
+          <w:b/>
+          <w:bCs/>
+        </w:rPr>
+        <w:t>Kongsi WhatsApp</w:t>
+      </w:r>
+      <w:r>
+        <w:t xml:space="preserve">, QR code, </w:t>
+      </w:r>
+      <w:r>
+        <w:rPr>
+          <w:b/>
+          <w:bCs/>
+        </w:rPr>
+        <w:t>Cetak Poster</w:t>
+      </w:r>
+      <w:r>
+        <w:t>.</w:t>
       </w:r>
     </w:p>
     <w:p>
@@ -18456,50 +17928,46 @@
           <w:b/>
           <w:bCs/>
         </w:rPr>
-        <w:t>Kod PASTI card:</w:t>
-      </w:r>
-      <w:r>
-        <w:t xml:space="preserve"> code, registration status, link, </w:t>
+        <w:t>Student applications:</w:t>
+      </w:r>
+      <w:r>
+        <w:t xml:space="preserve"> </w:t>
       </w:r>
       <w:r>
         <w:rPr>
           <w:b/>
           <w:bCs/>
         </w:rPr>
-        <w:t>Salin Kod</w:t>
-      </w:r>
-      <w:r>
-        <w:t xml:space="preserve">, </w:t>
+        <w:t>Terima</w:t>
+      </w:r>
+      <w:r>
+        <w:t xml:space="preserve"> (c</w:t>
+      </w:r>
+      <w:r>
+        <w:t xml:space="preserve">reates the parent's portal account automatically, temporary password </w:t>
+      </w:r>
+      <w:r>
+        <w:rPr>
+          <w:rFonts w:ascii="Consolas" w:eastAsia="Consolas" w:hAnsi="Consolas" w:cs="Consolas"/>
+          <w:color w:val="1F5C0A"/>
+          <w:sz w:val="18"/>
+          <w:szCs w:val="18"/>
+          <w:shd w:val="clear" w:color="auto" w:fill="F3F5F2"/>
+        </w:rPr>
+        <w:t>Pasti@&lt;last 4 of ref&gt;</w:t>
+      </w:r>
+      <w:r>
+        <w:t xml:space="preserve">) or </w:t>
       </w:r>
       <w:r>
         <w:rPr>
           <w:b/>
           <w:bCs/>
         </w:rPr>
-        <w:t>Salin Pautan</w:t>
-      </w:r>
-      <w:r>
-        <w:t xml:space="preserve">, </w:t>
-      </w:r>
-      <w:r>
-        <w:rPr>
-          <w:b/>
-          <w:bCs/>
-        </w:rPr>
-        <w:t>Kongsi WhatsApp</w:t>
-      </w:r>
-      <w:r>
-        <w:t xml:space="preserve">, QR code, </w:t>
-      </w:r>
-      <w:r>
-        <w:rPr>
-          <w:b/>
-          <w:bCs/>
-        </w:rPr>
-        <w:t>Cetak Poster</w:t>
-      </w:r>
-      <w:r>
-        <w:t>.</w:t>
+        <w:t>Tolak</w:t>
+      </w:r>
+      <w:r>
+        <w:t xml:space="preserve"> (reason required).</w:t>
       </w:r>
     </w:p>
     <w:p>
@@ -18516,46 +17984,10 @@
           <w:b/>
           <w:bCs/>
         </w:rPr>
-        <w:t>Student applications:</w:t>
-      </w:r>
-      <w:r>
-        <w:t xml:space="preserve"> </w:t>
-      </w:r>
-      <w:r>
-        <w:rPr>
-          <w:b/>
-          <w:bCs/>
-        </w:rPr>
-        <w:t>Terima</w:t>
-      </w:r>
-      <w:r>
-        <w:t xml:space="preserve"> (c</w:t>
-      </w:r>
-      <w:r>
-        <w:t xml:space="preserve">reates the parent's portal account automatically, temporary password </w:t>
-      </w:r>
-      <w:r>
-        <w:rPr>
-          <w:rFonts w:ascii="Consolas" w:eastAsia="Consolas" w:hAnsi="Consolas" w:cs="Consolas"/>
-          <w:color w:val="1F5C0A"/>
-          <w:sz w:val="18"/>
-          <w:szCs w:val="18"/>
-          <w:shd w:val="clear" w:color="auto" w:fill="F3F5F2"/>
-        </w:rPr>
-        <w:t>Pasti@&lt;last 4 of ref&gt;</w:t>
-      </w:r>
-      <w:r>
-        <w:t xml:space="preserve">) or </w:t>
-      </w:r>
-      <w:r>
-        <w:rPr>
-          <w:b/>
-          <w:bCs/>
-        </w:rPr>
-        <w:t>Tolak</w:t>
-      </w:r>
-      <w:r>
-        <w:t xml:space="preserve"> (reason required).</w:t>
+        <w:t>Students:</w:t>
+      </w:r>
+      <w:r>
+        <w:t xml:space="preserve"> edit records, print leaving certificates (Jawi/Rumi), view parents.</w:t>
       </w:r>
     </w:p>
     <w:p>
@@ -18572,10 +18004,53 @@
           <w:b/>
           <w:bCs/>
         </w:rPr>
-        <w:t>Students:</w:t>
-      </w:r>
-      <w:r>
-        <w:t xml:space="preserve"> edit records, print leaving certificates (Jawi/Rumi), view parents.</w:t>
+        <w:t>Yuran:</w:t>
+      </w:r>
+      <w:r>
+        <w:t xml:space="preserve"> </w:t>
+      </w:r>
+      <w:r>
+        <w:rPr>
+          <w:b/>
+          <w:bCs/>
+        </w:rPr>
+        <w:t>Jana Bil (Pukal)</w:t>
+      </w:r>
+      <w:r>
+        <w:t xml:space="preserve">, </w:t>
+      </w:r>
+      <w:r>
+        <w:rPr>
+          <w:b/>
+          <w:bCs/>
+        </w:rPr>
+        <w:t>Tambah / Edit Struktur Yuran</w:t>
+      </w:r>
+      <w:r>
+        <w:t>, and</w:t>
+      </w:r>
+      <w:r>
+        <w:t xml:space="preserve"> </w:t>
+      </w:r>
+      <w:r>
+        <w:rPr>
+          <w:b/>
+          <w:bCs/>
+        </w:rPr>
+        <w:t>Rekod Bayaran</w:t>
+      </w:r>
+      <w:r>
+        <w:t xml:space="preserve"> for cash, transfer or cheque payments at the counter. Online payments by parents appear in </w:t>
+      </w:r>
+      <w:r>
+        <w:rPr>
+          <w:i/>
+          <w:iCs/>
+        </w:rPr>
+        <w:t>Transaksi</w:t>
+      </w:r>
+      <w:r>
+        <w:t>.</w:t>
       </w:r>
     </w:p>
     <w:p>
@@ -18592,7 +18067,8 @@
           <w:b/>
           <w:bCs/>
         </w:rPr>
-        <w:t>Yuran:</w:t>
+        <w:lastRenderedPageBreak/>
+        <w:t>Kehadiran:</w:t>
       </w:r>
       <w:r>
         <w:t xml:space="preserve"> </w:t>
@@ -18602,43 +18078,10 @@
           <w:b/>
           <w:bCs/>
         </w:rPr>
-        <w:t>Jana Bil (Pukal)</w:t>
-      </w:r>
-      <w:r>
-        <w:t xml:space="preserve">, </w:t>
-      </w:r>
-      <w:r>
-        <w:rPr>
-          <w:b/>
-          <w:bCs/>
-        </w:rPr>
-        <w:t>Tambah / Edit Struktur Yuran</w:t>
-      </w:r>
-      <w:r>
-        <w:t>, and</w:t>
-      </w:r>
-      <w:r>
-        <w:t xml:space="preserve"> </w:t>
-      </w:r>
-      <w:r>
-        <w:rPr>
-          <w:b/>
-          <w:bCs/>
-        </w:rPr>
-        <w:t>Rekod Bayaran</w:t>
-      </w:r>
-      <w:r>
-        <w:t xml:space="preserve"> for cash, transfer or cheque payments at the counter. Online payments by parents appear in </w:t>
-      </w:r>
-      <w:r>
-        <w:rPr>
-          <w:i/>
-          <w:iCs/>
-        </w:rPr>
-        <w:t>Transaksi</w:t>
-      </w:r>
-      <w:r>
-        <w:t>.</w:t>
+        <w:t>Check-in / Check-out</w:t>
+      </w:r>
+      <w:r>
+        <w:t xml:space="preserve"> pupils and staff. Also shows today's teacher clock-in and pupil attendance from the Portal Guru.</w:t>
       </w:r>
     </w:p>
     <w:p>
@@ -18655,8 +18098,7 @@
           <w:b/>
           <w:bCs/>
         </w:rPr>
-        <w:lastRenderedPageBreak/>
-        <w:t>Kehadiran:</w:t>
+        <w:t>Cuti Guru:</w:t>
       </w:r>
       <w:r>
         <w:t xml:space="preserve"> </w:t>
@@ -18666,10 +18108,10 @@
           <w:b/>
           <w:bCs/>
         </w:rPr>
-        <w:t>Check-in / Check-out</w:t>
-      </w:r>
-      <w:r>
-        <w:t xml:space="preserve"> pupils and staff. Also shows today's teacher clock-in and pupil attendance from the Portal Guru.</w:t>
+        <w:t>Lulus / Tolak</w:t>
+      </w:r>
+      <w:r>
+        <w:t xml:space="preserve"> (reason required) teacher leave requests from its PASTI.</w:t>
       </w:r>
     </w:p>
     <w:p>
@@ -18686,20 +18128,10 @@
           <w:b/>
           <w:bCs/>
         </w:rPr>
-        <w:t>Cuti Guru:</w:t>
-      </w:r>
-      <w:r>
-        <w:t xml:space="preserve"> </w:t>
-      </w:r>
-      <w:r>
-        <w:rPr>
-          <w:b/>
-          <w:bCs/>
-        </w:rPr>
-        <w:t>Lulus / Tolak</w:t>
-      </w:r>
-      <w:r>
-        <w:t xml:space="preserve"> (reason required) teacher leave requests from its PASTI.</w:t>
+        <w:t>Jemaah Pengurus:</w:t>
+      </w:r>
+      <w:r>
+        <w:t xml:space="preserve"> add members, edit, appointment letters.</w:t>
       </w:r>
     </w:p>
     <w:p>
@@ -18716,10 +18148,30 @@
           <w:b/>
           <w:bCs/>
         </w:rPr>
-        <w:t>Jemaah Pengurus:</w:t>
-      </w:r>
-      <w:r>
-        <w:t xml:space="preserve"> add members, edit, appointment letters.</w:t>
+        <w:t>Tetapan:</w:t>
+      </w:r>
+      <w:r>
+        <w:t xml:space="preserve"> create </w:t>
+      </w:r>
+      <w:r>
+        <w:rPr>
+          <w:b/>
+          <w:bCs/>
+        </w:rPr>
+        <w:t>Guru PASTI</w:t>
+      </w:r>
+      <w:r>
+        <w:t xml:space="preserve"> and </w:t>
+      </w:r>
+      <w:r>
+        <w:rPr>
+          <w:b/>
+          <w:bCs/>
+        </w:rPr>
+        <w:t>Pembantu Guru</w:t>
+      </w:r>
+      <w:r>
+        <w:t xml:space="preserve"> accounts (the only tier that can).</w:t>
       </w:r>
     </w:p>
     <w:p>
@@ -18736,30 +18188,10 @@
           <w:b/>
           <w:bCs/>
         </w:rPr>
-        <w:t>Tetapan:</w:t>
-      </w:r>
-      <w:r>
-        <w:t xml:space="preserve"> create </w:t>
-      </w:r>
-      <w:r>
-        <w:rPr>
-          <w:b/>
-          <w:bCs/>
-        </w:rPr>
-        <w:t>Guru PASTI</w:t>
-      </w:r>
-      <w:r>
-        <w:t xml:space="preserve"> and </w:t>
-      </w:r>
-      <w:r>
-        <w:rPr>
-          <w:b/>
-          <w:bCs/>
-        </w:rPr>
-        <w:t>Pembantu Guru</w:t>
-      </w:r>
-      <w:r>
-        <w:t xml:space="preserve"> accounts (the only tier that can).</w:t>
+        <w:t>Payment Gateway:</w:t>
+      </w:r>
+      <w:r>
+        <w:t xml:space="preserve"> own BayarCash account, and choosing the collection account (own → DUN → Kawasan).</w:t>
       </w:r>
     </w:p>
     <w:p>
@@ -18776,10 +18208,10 @@
           <w:b/>
           <w:bCs/>
         </w:rPr>
-        <w:t>Payment Gateway:</w:t>
-      </w:r>
-      <w:r>
-        <w:t xml:space="preserve"> own BayarCash account, and choosing the collection account (own → DUN → Kawasan).</w:t>
+        <w:t>Caruman:</w:t>
+      </w:r>
+      <w:r>
+        <w:t xml:space="preserve"> add member claims; pay PERKESO invoices in scope.</w:t>
       </w:r>
     </w:p>
     <w:p>
@@ -18796,10 +18228,37 @@
           <w:b/>
           <w:bCs/>
         </w:rPr>
-        <w:t>Caruman:</w:t>
-      </w:r>
-      <w:r>
-        <w:t xml:space="preserve"> add member claims; pay PERKESO invoices in scope.</w:t>
+        <w:t>Reports:</w:t>
+      </w:r>
+      <w:r>
+        <w:t xml:space="preserve"> Papan Pemuka, Guru, Murid for its scope. </w:t>
+      </w:r>
+      <w:r>
+        <w:rPr>
+          <w:b/>
+          <w:bCs/>
+        </w:rPr>
+        <w:t>Kempen and Derma.</w:t>
+      </w:r>
+      <w:r>
+        <w:t xml:space="preserve"> SPPM monitoring.</w:t>
+      </w:r>
+    </w:p>
+    <w:p>
+      <w:pPr>
+        <w:spacing w:after="40"/>
+      </w:pPr>
+    </w:p>
+    <w:p>
+      <w:pPr>
+        <w:spacing w:after="120"/>
+      </w:pPr>
+      <w:r>
+        <w:rPr>
+          <w:b/>
+          <w:bCs/>
+        </w:rPr>
+        <w:t>Cannot do:</w:t>
       </w:r>
     </w:p>
     <w:p>
@@ -18812,57 +18271,10 @@
         <w:spacing w:after="60"/>
       </w:pPr>
       <w:r>
-        <w:rPr>
-          <w:b/>
-          <w:bCs/>
-        </w:rPr>
-        <w:t>Reports:</w:t>
-      </w:r>
-      <w:r>
-        <w:t xml:space="preserve"> Papan Pemuka, Guru, Murid for its scope. </w:t>
-      </w:r>
-      <w:r>
-        <w:rPr>
-          <w:b/>
-          <w:bCs/>
-        </w:rPr>
-        <w:t>Kempen and Derma.</w:t>
-      </w:r>
-      <w:r>
-        <w:t xml:space="preserve"> SPPM monitoring.</w:t>
-      </w:r>
-    </w:p>
-    <w:p>
-      <w:pPr>
-        <w:spacing w:after="40"/>
-      </w:pPr>
-    </w:p>
-    <w:p>
-      <w:pPr>
-        <w:spacing w:after="120"/>
-      </w:pPr>
-      <w:r>
-        <w:rPr>
-          <w:b/>
-          <w:bCs/>
-        </w:rPr>
-        <w:t>Cannot do:</w:t>
-      </w:r>
-    </w:p>
-    <w:p>
-      <w:pPr>
-        <w:pStyle w:val="ListParagraph"/>
-        <w:numPr>
-          <w:ilvl w:val="0"/>
-          <w:numId w:val="2"/>
-        </w:numPr>
-        <w:spacing w:after="60"/>
-      </w:pPr>
-      <w:r>
         <w:t>Open Pengurusan P</w:t>
       </w:r>
       <w:r>
-        <w:t>ASTI, Daftar PASTI Baharu, Petugas, AJK Kawasan or Laporan Warga.</w:t>
+        <w:t xml:space="preserve">ASTI, Petugas, AJK Kawasan or Laporan Warga.</w:t>
       </w:r>
     </w:p>
     <w:p>
@@ -20521,10 +19933,10 @@
         <w:t>Kod PASTI</w:t>
       </w:r>
       <w:r>
-        <w:t xml:space="preserve"> for an approved PASTI who</w:t>
-      </w:r>
-      <w:r>
-        <w:t xml:space="preserve">se registration is </w:t>
+        <w:t xml:space="preserve"> for a PASTI whose</w:t>
+      </w:r>
+      <w:r>
+        <w:t xml:space="preserve"> registration is </w:t>
       </w:r>
       <w:r>
         <w:rPr>
@@ -20672,7 +20084,7 @@
       </w:pPr>
       <w:bookmarkStart w:id="19" w:name="_Toc241618586"/>
       <w:r>
-        <w:t>6.1 New PASTI: from registration to open for students</w:t>
+        <w:t xml:space="preserve">6.1 PASTI data: from Excel upload to open for students</w:t>
       </w:r>
       <w:bookmarkEnd w:id="19"/>
     </w:p>
@@ -20690,30 +20102,40 @@
           <w:b/>
           <w:bCs/>
         </w:rPr>
-        <w:t>DUN</w:t>
-      </w:r>
-      <w:r>
-        <w:t xml:space="preserve"> fills in </w:t>
+        <w:t xml:space="preserve">Negeri</w:t>
+      </w:r>
+      <w:r>
+        <w:t xml:space="preserve"> opens </w:t>
+      </w:r>
+      <w:r>
+        <w:rPr>
+          <w:b/>
+          <w:bCs/>
+        </w:rPr>
+        <w:t xml:space="preserve">Pengurusan PASTI</w:t>
+      </w:r>
+      <w:r>
+        <w:t xml:space="preserve"> and clicks </w:t>
+      </w:r>
+      <w:r>
+        <w:rPr>
+          <w:b/>
+          <w:bCs/>
+        </w:rPr>
+        <w:t xml:space="preserve">Templat Excel</w:t>
+      </w:r>
+      <w:r>
+        <w:t xml:space="preserve"> (downloads </w:t>
       </w:r>
       <w:r>
         <w:rPr>
           <w:i/>
           <w:iCs/>
         </w:rPr>
-        <w:t>Daftar PASTI Baharu</w:t>
-      </w:r>
-      <w:r>
-        <w:t xml:space="preserve"> (3-step form). The application gets a number (D/nnn/2026) and status </w:t>
-      </w:r>
-      <w:r>
-        <w:rPr>
-          <w:b/>
-          <w:bCs/>
-        </w:rPr>
-        <w:t>Baharu</w:t>
-      </w:r>
-      <w:r>
-        <w:t>.</w:t>
+        <w:t xml:space="preserve">Templat_Data_PASTI.xlsx</w:t>
+      </w:r>
+      <w:r>
+        <w:t xml:space="preserve">).</w:t>
       </w:r>
     </w:p>
     <w:p>
@@ -20726,17 +20148,42 @@
         <w:spacing w:after="60"/>
       </w:pPr>
       <w:r>
-        <w:t xml:space="preserve">The application appears in </w:t>
-      </w:r>
-      <w:r>
         <w:rPr>
           <w:b/>
           <w:bCs/>
         </w:rPr>
-        <w:t>Kawasan</w:t>
-      </w:r>
-      <w:r>
-        <w:t>'s Pengurusan PASTI.</w:t>
+        <w:t xml:space="preserve">Negeri</w:t>
+      </w:r>
+      <w:r>
+        <w:t xml:space="preserve"> fills one row per PASTI and clicks </w:t>
+      </w:r>
+      <w:r>
+        <w:rPr>
+          <w:b/>
+          <w:bCs/>
+        </w:rPr>
+        <w:t xml:space="preserve">Muat Naik Excel</w:t>
+      </w:r>
+      <w:r>
+        <w:t xml:space="preserve"> (</w:t>
+      </w:r>
+      <w:r>
+        <w:t xml:space="preserve">.xlsx</w:t>
+      </w:r>
+      <w:r>
+        <w:t xml:space="preserve">, </w:t>
+      </w:r>
+      <w:r>
+        <w:t xml:space="preserve">.xls</w:t>
+      </w:r>
+      <w:r>
+        <w:t xml:space="preserve"> or </w:t>
+      </w:r>
+      <w:r>
+        <w:t xml:space="preserve">.csv</w:t>
+      </w:r>
+      <w:r>
+        <w:t xml:space="preserve">).</w:t>
       </w:r>
     </w:p>
     <w:p>
@@ -20749,14 +20196,27 @@
         <w:spacing w:after="60"/>
       </w:pPr>
       <w:r>
+        <w:t xml:space="preserve">A preview shows how many PASTI are new, updated and skipped. </w:t>
+      </w:r>
+      <w:r>
         <w:rPr>
           <w:b/>
           <w:bCs/>
         </w:rPr>
-        <w:t>Kawasan</w:t>
-      </w:r>
-      <w:r>
-        <w:t xml:space="preserve"> decides:</w:t>
+        <w:t xml:space="preserve">Negeri</w:t>
+      </w:r>
+      <w:r>
+        <w:t xml:space="preserve"> clicks </w:t>
+      </w:r>
+      <w:r>
+        <w:rPr>
+          <w:b/>
+          <w:bCs/>
+        </w:rPr>
+        <w:t xml:space="preserve">Simpan</w:t>
+      </w:r>
+      <w:r>
+        <w:t xml:space="preserve">:</w:t>
       </w:r>
     </w:p>
     <w:p>
@@ -20769,24 +20229,17 @@
         <w:spacing w:after="60"/>
       </w:pPr>
       <w:r>
+        <w:t xml:space="preserve">a row whose </w:t>
+      </w:r>
+      <w:r>
         <w:rPr>
           <w:b/>
           <w:bCs/>
         </w:rPr>
-        <w:t>Sokong</w:t>
-      </w:r>
-      <w:r>
-        <w:t xml:space="preserve"> → status </w:t>
-      </w:r>
-      <w:r>
-        <w:rPr>
-          <w:b/>
-          <w:bCs/>
-        </w:rPr>
-        <w:t>Disokong Kawasan</w:t>
-      </w:r>
-      <w:r>
-        <w:t>, sent to Negeri.</w:t>
+        <w:t xml:space="preserve">Kod PASTI</w:t>
+      </w:r>
+      <w:r>
+        <w:t xml:space="preserve"> already exists updates that PASTI;</w:t>
       </w:r>
     </w:p>
     <w:p>
@@ -20799,24 +20252,53 @@
         <w:spacing w:after="60"/>
       </w:pPr>
       <w:r>
+        <w:t xml:space="preserve">any other row is added as an active PASTI with student registration </w:t>
+      </w:r>
+      <w:r>
         <w:rPr>
           <w:b/>
           <w:bCs/>
         </w:rPr>
-        <w:t>Tolak</w:t>
-      </w:r>
-      <w:r>
-        <w:t xml:space="preserve"> (with reason) → status </w:t>
+        <w:t xml:space="preserve">TUTUP</w:t>
+      </w:r>
+      <w:r>
+        <w:t xml:space="preserve">;</w:t>
+      </w:r>
+    </w:p>
+    <w:p>
+      <w:pPr>
+        <w:pStyle w:val="ListParagraph"/>
+        <w:numPr>
+          <w:ilvl w:val="1"/>
+          <w:numId w:val="2"/>
+        </w:numPr>
+        <w:spacing w:after="60"/>
+      </w:pPr>
+      <w:r>
+        <w:t xml:space="preserve">rows missing Kod PASTI, Nama PASTI, Parlimen or DUN are skipped, and Negeri is always the admin's own state;</w:t>
+      </w:r>
+    </w:p>
+    <w:p>
+      <w:pPr>
+        <w:pStyle w:val="ListParagraph"/>
+        <w:numPr>
+          <w:ilvl w:val="1"/>
+          <w:numId w:val="2"/>
+        </w:numPr>
+        <w:spacing w:after="60"/>
+      </w:pPr>
+      <w:r>
+        <w:t xml:space="preserve">the upload is written to </w:t>
       </w:r>
       <w:r>
         <w:rPr>
           <w:b/>
           <w:bCs/>
         </w:rPr>
-        <w:t>Ditolak</w:t>
-      </w:r>
-      <w:r>
-        <w:t>. The flow ends.</w:t>
+        <w:t xml:space="preserve">Log Akses</w:t>
+      </w:r>
+      <w:r>
+        <w:t xml:space="preserve">.</w:t>
       </w:r>
     </w:p>
     <w:p>
@@ -20833,17 +20315,326 @@
           <w:b/>
           <w:bCs/>
         </w:rPr>
-        <w:t>Neg</w:t>
+        <w:t>DUN</w:t>
+      </w:r>
+      <w:r>
+        <w:t xml:space="preserve"> creates the </w:t>
       </w:r>
       <w:r>
         <w:rPr>
           <w:b/>
           <w:bCs/>
         </w:rPr>
-        <w:t>eri</w:t>
-      </w:r>
-      <w:r>
-        <w:t xml:space="preserve"> decides:</w:t>
+        <w:t>Pentadbir Cawangan</w:t>
+      </w:r>
+      <w:r>
+        <w:t xml:space="preserve"> account (Tetapan → Pengguna &amp; Akaun).</w:t>
+      </w:r>
+    </w:p>
+    <w:p>
+      <w:pPr>
+        <w:pStyle w:val="ListParagraph"/>
+        <w:numPr>
+          <w:ilvl w:val="0"/>
+          <w:numId w:val="4"/>
+        </w:numPr>
+        <w:spacing w:after="60"/>
+      </w:pPr>
+      <w:r>
+        <w:rPr>
+          <w:b/>
+          <w:bCs/>
+        </w:rPr>
+        <w:t>Cawangan</w:t>
+      </w:r>
+      <w:r>
+        <w:t xml:space="preserve"> creates the Guru and Pembantu Guru accounts.</w:t>
+      </w:r>
+    </w:p>
+    <w:p>
+      <w:pPr>
+        <w:pStyle w:val="ListParagraph"/>
+        <w:numPr>
+          <w:ilvl w:val="0"/>
+          <w:numId w:val="4"/>
+        </w:numPr>
+        <w:spacing w:after="60"/>
+      </w:pPr>
+      <w:r>
+        <w:rPr>
+          <w:b/>
+          <w:bCs/>
+        </w:rPr>
+        <w:t>Kawasan</w:t>
+      </w:r>
+      <w:r>
+        <w:t xml:space="preserve"> clicks </w:t>
+      </w:r>
+      <w:r>
+        <w:rPr>
+          <w:b/>
+          <w:bCs/>
+        </w:rPr>
+        <w:t>Buka Pendaftaran</w:t>
+      </w:r>
+      <w:r>
+        <w:t xml:space="preserve"> for the new PASTI.</w:t>
+      </w:r>
+    </w:p>
+    <w:p>
+      <w:pPr>
+        <w:pStyle w:val="ListParagraph"/>
+        <w:numPr>
+          <w:ilvl w:val="0"/>
+          <w:numId w:val="4"/>
+        </w:numPr>
+        <w:spacing w:after="60"/>
+      </w:pPr>
+      <w:r>
+        <w:rPr>
+          <w:b/>
+          <w:bCs/>
+        </w:rPr>
+        <w:t>Cawangan</w:t>
+      </w:r>
+      <w:r>
+        <w:t xml:space="preserve"> shares the Kod PASTI (link, QR, WhatsApp, poster) with parents.</w:t>
+      </w:r>
+    </w:p>
+    <w:p>
+      <w:pPr>
+        <w:spacing w:after="40"/>
+      </w:pPr>
+    </w:p>
+    <w:p>
+      <w:pPr>
+        <w:spacing w:after="120"/>
+      </w:pPr>
+      <w:r>
+        <w:t xml:space="preserve">There is </w:t>
+      </w:r>
+      <w:r>
+        <w:rPr>
+          <w:b/>
+          <w:bCs/>
+        </w:rPr>
+        <w:t xml:space="preserve">no online PASTI registration</w:t>
+      </w:r>
+      <w:r>
+        <w:t xml:space="preserve"> in Fasa 1. Template columns: Kod PASTI, No Pendaftaran, Nama PASTI, Alamat, No Telefon, Parlimen, DUN, Bil Guru, Bil Murid. Kawasan, DUN and Cawangan never change PASTI records. </w:t>
+      </w:r>
+      <w:r>
+        <w:rPr>
+          <w:b/>
+          <w:bCs/>
+        </w:rPr>
+        <w:t xml:space="preserve">Pusat never acts.</w:t>
+      </w:r>
+      <w:r>
+        <w:t xml:space="preserve"> It only sees totals on its dashboard.</w:t>
+      </w:r>
+    </w:p>
+    <w:p>
+      <w:pPr>
+        <w:pStyle w:val="Heading2"/>
+      </w:pPr>
+      <w:bookmarkStart w:id="20" w:name="_Toc241618587"/>
+      <w:r>
+        <w:t>6.2 Account creation cascade</w:t>
+      </w:r>
+      <w:bookmarkEnd w:id="20"/>
+    </w:p>
+    <w:p>
+      <w:pPr>
+        <w:shd w:val="clear" w:color="auto" w:fill="F3F5F2"/>
+        <w:spacing w:before="60" w:line="260" w:lineRule="auto"/>
+        <w:ind w:left="120" w:right="120"/>
+      </w:pPr>
+      <w:r>
+        <w:rPr>
+          <w:rFonts w:ascii="Consolas" w:eastAsia="Consolas" w:hAnsi="Consolas" w:cs="Consolas"/>
+          <w:sz w:val="17"/>
+          <w:szCs w:val="17"/>
+        </w:rPr>
+        <w:t>Pusat ─creates→ Negeri, Kawasan, DUN, Cawangan (anywhere)</w:t>
+      </w:r>
+    </w:p>
+    <w:p>
+      <w:pPr>
+        <w:shd w:val="clear" w:color="auto" w:fill="F3F5F2"/>
+        <w:spacing w:line="260" w:lineRule="auto"/>
+        <w:ind w:left="120" w:right="120"/>
+      </w:pPr>
+      <w:r>
+        <w:rPr>
+          <w:rFonts w:ascii="Consolas" w:eastAsia="Consolas" w:hAnsi="Consolas" w:cs="Consolas"/>
+          <w:sz w:val="17"/>
+          <w:szCs w:val="17"/>
+        </w:rPr>
+        <w:t>Negeri ─creates→ Kawasan, DUN, Cawangan (own state)</w:t>
+      </w:r>
+    </w:p>
+    <w:p>
+      <w:pPr>
+        <w:shd w:val="clear" w:color="auto" w:fill="F3F5F2"/>
+        <w:spacing w:line="260" w:lineRule="auto"/>
+        <w:ind w:left="120" w:right="120"/>
+      </w:pPr>
+      <w:r>
+        <w:rPr>
+          <w:rFonts w:ascii="Consolas" w:eastAsia="Consolas" w:hAnsi="Consolas" w:cs="Consolas"/>
+          <w:sz w:val="17"/>
+          <w:szCs w:val="17"/>
+        </w:rPr>
+        <w:t>Kawasan ─creates→ DUN, Cawangan (own kawasan)</w:t>
+      </w:r>
+    </w:p>
+    <w:p>
+      <w:pPr>
+        <w:shd w:val="clear" w:color="auto" w:fill="F3F5F2"/>
+        <w:spacing w:line="260" w:lineRule="auto"/>
+        <w:ind w:left="120" w:right="120"/>
+      </w:pPr>
+      <w:r>
+        <w:rPr>
+          <w:rFonts w:ascii="Consolas" w:eastAsia="Consolas" w:hAnsi="Consolas" w:cs="Consolas"/>
+          <w:sz w:val="17"/>
+          <w:szCs w:val="17"/>
+        </w:rPr>
+        <w:t>DUN ─creates→ Cawangan (own DUN)</w:t>
+      </w:r>
+    </w:p>
+    <w:p>
+      <w:pPr>
+        <w:shd w:val="clear" w:color="auto" w:fill="F3F5F2"/>
+        <w:spacing w:line="260" w:lineRule="auto"/>
+        <w:ind w:left="120" w:right="120"/>
+      </w:pPr>
+      <w:r>
+        <w:rPr>
+          <w:rFonts w:ascii="Consolas" w:eastAsia="Consolas" w:hAnsi="Consolas" w:cs="Consolas"/>
+          <w:sz w:val="17"/>
+          <w:szCs w:val="17"/>
+        </w:rPr>
+        <w:t>Cawangan ─creates→ Guru, Pembantu (own PASTI) - the only tier that creates teachers</w:t>
+      </w:r>
+    </w:p>
+    <w:p>
+      <w:pPr>
+        <w:shd w:val="clear" w:color="auto" w:fill="F3F5F2"/>
+        <w:spacing w:after="160" w:line="260" w:lineRule="auto"/>
+        <w:ind w:left="120" w:right="120"/>
+      </w:pPr>
+      <w:r>
+        <w:rPr>
+          <w:rFonts w:ascii="Consolas" w:eastAsia="Consolas" w:hAnsi="Consolas" w:cs="Consolas"/>
+          <w:sz w:val="17"/>
+          <w:szCs w:val="17"/>
+        </w:rPr>
+        <w:t>System ─creates→ Ibu Bapa (when a student is accepted)</w:t>
+      </w:r>
+    </w:p>
+    <w:p>
+      <w:pPr>
+        <w:spacing w:after="120"/>
+      </w:pPr>
+      <w:r>
+        <w:t xml:space="preserve">How the </w:t>
+      </w:r>
+      <w:r>
+        <w:rPr>
+          <w:b/>
+          <w:bCs/>
+        </w:rPr>
+        <w:t>Cipta Akaun</w:t>
+      </w:r>
+      <w:r>
+        <w:t xml:space="preserve"> form works (Tetapan → Pengguna &amp; Akaun):</w:t>
+      </w:r>
+    </w:p>
+    <w:p>
+      <w:pPr>
+        <w:pStyle w:val="ListParagraph"/>
+        <w:numPr>
+          <w:ilvl w:val="0"/>
+          <w:numId w:val="5"/>
+        </w:numPr>
+        <w:spacing w:after="60"/>
+      </w:pPr>
+      <w:r>
+        <w:t xml:space="preserve">Choose the </w:t>
+      </w:r>
+      <w:r>
+        <w:rPr>
+          <w:b/>
+          <w:bCs/>
+        </w:rPr>
+        <w:t>role</w:t>
+      </w:r>
+      <w:r>
+        <w:t>. Only roles below yours are offered.</w:t>
+      </w:r>
+    </w:p>
+    <w:p>
+      <w:pPr>
+        <w:pStyle w:val="ListParagraph"/>
+        <w:numPr>
+          <w:ilvl w:val="0"/>
+          <w:numId w:val="5"/>
+        </w:numPr>
+        <w:spacing w:after="60"/>
+      </w:pPr>
+      <w:r>
+        <w:t>Fil</w:t>
+      </w:r>
+      <w:r>
+        <w:t>l in name, email (the login ID) and phone.</w:t>
+      </w:r>
+    </w:p>
+    <w:p>
+      <w:pPr>
+        <w:pStyle w:val="ListParagraph"/>
+        <w:numPr>
+          <w:ilvl w:val="0"/>
+          <w:numId w:val="5"/>
+        </w:numPr>
+        <w:spacing w:after="60"/>
+      </w:pPr>
+      <w:r>
+        <w:t xml:space="preserve">Choose the </w:t>
+      </w:r>
+      <w:r>
+        <w:rPr>
+          <w:b/>
+          <w:bCs/>
+        </w:rPr>
+        <w:t>location</w:t>
+      </w:r>
+      <w:r>
+        <w:t xml:space="preserve"> with cascading Negeri → Kawasan → DUN → PASTI pickers. Levels at or above your own are locked to your scope. The PASTI list only shows </w:t>
+      </w:r>
+      <w:r>
+        <w:rPr>
+          <w:b/>
+          <w:bCs/>
+        </w:rPr>
+        <w:t xml:space="preserve">PASTI that have a Kod PASTI</w:t>
+      </w:r>
+      <w:r>
+        <w:t>.</w:t>
+      </w:r>
+    </w:p>
+    <w:p>
+      <w:pPr>
+        <w:pStyle w:val="ListParagraph"/>
+        <w:numPr>
+          <w:ilvl w:val="0"/>
+          <w:numId w:val="5"/>
+        </w:numPr>
+        <w:spacing w:after="60"/>
+      </w:pPr>
+      <w:r>
+        <w:t>Result:</w:t>
       </w:r>
     </w:p>
     <w:p>
@@ -20856,24 +20647,10 @@
         <w:spacing w:after="60"/>
       </w:pPr>
       <w:r>
-        <w:rPr>
-          <w:b/>
-          <w:bCs/>
-        </w:rPr>
-        <w:t>Lulus</w:t>
-      </w:r>
-      <w:r>
-        <w:t xml:space="preserve"> → status </w:t>
-      </w:r>
-      <w:r>
-        <w:rPr>
-          <w:b/>
-          <w:bCs/>
-        </w:rPr>
-        <w:t>Lulus</w:t>
-      </w:r>
-      <w:r>
-        <w:t>, a Kod PASTI is issued (e.g. D030117), student registration starts as TUTUP, and the next steps are shown.</w:t>
+        <w:t>The email mu</w:t>
+      </w:r>
+      <w:r>
+        <w:t>st be unique.</w:t>
       </w:r>
     </w:p>
     <w:p>
@@ -20886,664 +20663,7 @@
         <w:spacing w:after="60"/>
       </w:pPr>
       <w:r>
-        <w:rPr>
-          <w:b/>
-          <w:bCs/>
-        </w:rPr>
-        <w:t>Tolak</w:t>
-      </w:r>
-      <w:r>
-        <w:t xml:space="preserve"> (with reason) → status </w:t>
-      </w:r>
-      <w:r>
-        <w:rPr>
-          <w:b/>
-          <w:bCs/>
-        </w:rPr>
-        <w:t>Ditolak</w:t>
-      </w:r>
-      <w:r>
-        <w:t>. The flow ends.</w:t>
-      </w:r>
-    </w:p>
-    <w:p>
-      <w:pPr>
-        <w:pStyle w:val="ListParagraph"/>
-        <w:numPr>
-          <w:ilvl w:val="0"/>
-          <w:numId w:val="4"/>
-        </w:numPr>
-        <w:spacing w:after="60"/>
-      </w:pPr>
-      <w:r>
-        <w:rPr>
-          <w:b/>
-          <w:bCs/>
-        </w:rPr>
-        <w:t>DUN</w:t>
-      </w:r>
-      <w:r>
-        <w:t xml:space="preserve"> creates the </w:t>
-      </w:r>
-      <w:r>
-        <w:rPr>
-          <w:b/>
-          <w:bCs/>
-        </w:rPr>
-        <w:t>Pentadbir Cawangan</w:t>
-      </w:r>
-      <w:r>
-        <w:t xml:space="preserve"> account (Tetapan → Pengguna &amp; Akaun).</w:t>
-      </w:r>
-    </w:p>
-    <w:p>
-      <w:pPr>
-        <w:pStyle w:val="ListParagraph"/>
-        <w:numPr>
-          <w:ilvl w:val="0"/>
-          <w:numId w:val="4"/>
-        </w:numPr>
-        <w:spacing w:after="60"/>
-      </w:pPr>
-      <w:r>
-        <w:rPr>
-          <w:b/>
-          <w:bCs/>
-        </w:rPr>
-        <w:t>Cawangan</w:t>
-      </w:r>
-      <w:r>
-        <w:t xml:space="preserve"> creates the Guru and Pembantu Guru accounts.</w:t>
-      </w:r>
-    </w:p>
-    <w:p>
-      <w:pPr>
-        <w:pStyle w:val="ListParagraph"/>
-        <w:numPr>
-          <w:ilvl w:val="0"/>
-          <w:numId w:val="4"/>
-        </w:numPr>
-        <w:spacing w:after="60"/>
-      </w:pPr>
-      <w:r>
-        <w:rPr>
-          <w:b/>
-          <w:bCs/>
-        </w:rPr>
-        <w:t>Kawasan</w:t>
-      </w:r>
-      <w:r>
-        <w:t xml:space="preserve"> clicks </w:t>
-      </w:r>
-      <w:r>
-        <w:rPr>
-          <w:b/>
-          <w:bCs/>
-        </w:rPr>
-        <w:t>Buka Pendaftaran</w:t>
-      </w:r>
-      <w:r>
-        <w:t xml:space="preserve"> for the new PASTI.</w:t>
-      </w:r>
-    </w:p>
-    <w:p>
-      <w:pPr>
-        <w:pStyle w:val="ListParagraph"/>
-        <w:numPr>
-          <w:ilvl w:val="0"/>
-          <w:numId w:val="4"/>
-        </w:numPr>
-        <w:spacing w:after="60"/>
-      </w:pPr>
-      <w:r>
-        <w:rPr>
-          <w:b/>
-          <w:bCs/>
-        </w:rPr>
-        <w:t>Cawangan</w:t>
-      </w:r>
-      <w:r>
-        <w:t xml:space="preserve"> shares the Kod PASTI (link, QR, WhatsApp, poster) with parents.</w:t>
-      </w:r>
-    </w:p>
-    <w:p>
-      <w:pPr>
-        <w:spacing w:after="40"/>
-      </w:pPr>
-    </w:p>
-    <w:tbl>
-      <w:tblPr>
-        <w:tblW w:w="9638" w:type="dxa"/>
-        <w:tblBorders>
-          <w:top w:val="single" w:sz="4" w:space="0" w:color="auto"/>
-          <w:left w:val="single" w:sz="4" w:space="0" w:color="auto"/>
-          <w:bottom w:val="single" w:sz="4" w:space="0" w:color="auto"/>
-          <w:right w:val="single" w:sz="4" w:space="0" w:color="auto"/>
-          <w:insideH w:val="single" w:sz="4" w:space="0" w:color="auto"/>
-          <w:insideV w:val="single" w:sz="4" w:space="0" w:color="auto"/>
-        </w:tblBorders>
-        <w:tblCellMar>
-          <w:left w:w="10" w:type="dxa"/>
-          <w:right w:w="10" w:type="dxa"/>
-        </w:tblCellMar>
-        <w:tblLook w:val="04A0" w:firstRow="1" w:lastRow="0" w:firstColumn="1" w:lastColumn="0" w:noHBand="0" w:noVBand="1"/>
-      </w:tblPr>
-      <w:tblGrid>
-        <w:gridCol w:w="2185"/>
-        <w:gridCol w:w="1689"/>
-        <w:gridCol w:w="5764"/>
-      </w:tblGrid>
-      <w:tr>
-        <w:tblPrEx>
-          <w:tblCellMar>
-            <w:top w:w="0" w:type="dxa"/>
-            <w:bottom w:w="0" w:type="dxa"/>
-          </w:tblCellMar>
-        </w:tblPrEx>
-        <w:trPr>
-          <w:tblHeader/>
-        </w:trPr>
-        <w:tc>
-          <w:tcPr>
-            <w:tcW w:w="2185" w:type="dxa"/>
-            <w:tcBorders>
-              <w:top w:val="single" w:sz="4" w:space="0" w:color="C9D3C4"/>
-              <w:left w:val="single" w:sz="4" w:space="0" w:color="C9D3C4"/>
-              <w:bottom w:val="single" w:sz="4" w:space="0" w:color="C9D3C4"/>
-              <w:right w:val="single" w:sz="4" w:space="0" w:color="C9D3C4"/>
-            </w:tcBorders>
-            <w:shd w:val="clear" w:color="auto" w:fill="E8F5E1"/>
-            <w:tcMar>
-              <w:top w:w="60" w:type="dxa"/>
-              <w:left w:w="90" w:type="dxa"/>
-              <w:bottom w:w="60" w:type="dxa"/>
-              <w:right w:w="90" w:type="dxa"/>
-            </w:tcMar>
-          </w:tcPr>
-          <w:p>
-            <w:r>
-              <w:rPr>
-                <w:b/>
-                <w:bCs/>
-                <w:color w:val="1F5C0A"/>
-                <w:sz w:val="19"/>
-                <w:szCs w:val="19"/>
-              </w:rPr>
-              <w:t>Status</w:t>
-            </w:r>
-          </w:p>
-        </w:tc>
-        <w:tc>
-          <w:tcPr>
-            <w:tcW w:w="1689" w:type="dxa"/>
-            <w:tcBorders>
-              <w:top w:val="single" w:sz="4" w:space="0" w:color="C9D3C4"/>
-              <w:left w:val="single" w:sz="4" w:space="0" w:color="C9D3C4"/>
-              <w:bottom w:val="single" w:sz="4" w:space="0" w:color="C9D3C4"/>
-              <w:right w:val="single" w:sz="4" w:space="0" w:color="C9D3C4"/>
-            </w:tcBorders>
-            <w:shd w:val="clear" w:color="auto" w:fill="E8F5E1"/>
-            <w:tcMar>
-              <w:top w:w="60" w:type="dxa"/>
-              <w:left w:w="90" w:type="dxa"/>
-              <w:bottom w:w="60" w:type="dxa"/>
-              <w:right w:w="90" w:type="dxa"/>
-            </w:tcMar>
-          </w:tcPr>
-          <w:p>
-            <w:r>
-              <w:rPr>
-                <w:b/>
-                <w:bCs/>
-                <w:color w:val="1F5C0A"/>
-                <w:sz w:val="19"/>
-                <w:szCs w:val="19"/>
-              </w:rPr>
-              <w:t>Set by</w:t>
-            </w:r>
-          </w:p>
-        </w:tc>
-        <w:tc>
-          <w:tcPr>
-            <w:tcW w:w="5764" w:type="dxa"/>
-            <w:tcBorders>
-              <w:top w:val="single" w:sz="4" w:space="0" w:color="C9D3C4"/>
-              <w:left w:val="single" w:sz="4" w:space="0" w:color="C9D3C4"/>
-              <w:bottom w:val="single" w:sz="4" w:space="0" w:color="C9D3C4"/>
-              <w:right w:val="single" w:sz="4" w:space="0" w:color="C9D3C4"/>
-            </w:tcBorders>
-            <w:shd w:val="clear" w:color="auto" w:fill="E8F5E1"/>
-            <w:tcMar>
-              <w:top w:w="60" w:type="dxa"/>
-              <w:left w:w="90" w:type="dxa"/>
-              <w:bottom w:w="60" w:type="dxa"/>
-              <w:right w:w="90" w:type="dxa"/>
-            </w:tcMar>
-          </w:tcPr>
-          <w:p>
-            <w:r>
-              <w:rPr>
-                <w:b/>
-                <w:bCs/>
-                <w:color w:val="1F5C0A"/>
-                <w:sz w:val="19"/>
-                <w:szCs w:val="19"/>
-              </w:rPr>
-              <w:t>Who acts next</w:t>
-            </w:r>
-          </w:p>
-        </w:tc>
-      </w:tr>
-      <w:tr>
-        <w:tblPrEx>
-          <w:tblCellMar>
-            <w:top w:w="0" w:type="dxa"/>
-            <w:bottom w:w="0" w:type="dxa"/>
-          </w:tblCellMar>
-        </w:tblPrEx>
-        <w:trPr>
-          <w:cantSplit/>
-        </w:trPr>
-        <w:tc>
-          <w:tcPr>
-            <w:tcW w:w="2185" w:type="dxa"/>
-            <w:tcBorders>
-              <w:top w:val="single" w:sz="4" w:space="0" w:color="C9D3C4"/>
-              <w:left w:val="single" w:sz="4" w:space="0" w:color="C9D3C4"/>
-              <w:bottom w:val="single" w:sz="4" w:space="0" w:color="C9D3C4"/>
-              <w:right w:val="single" w:sz="4" w:space="0" w:color="C9D3C4"/>
-            </w:tcBorders>
-            <w:tcMar>
-              <w:top w:w="60" w:type="dxa"/>
-              <w:left w:w="90" w:type="dxa"/>
-              <w:bottom w:w="60" w:type="dxa"/>
-              <w:right w:w="90" w:type="dxa"/>
-            </w:tcMar>
-          </w:tcPr>
-          <w:p>
-            <w:r>
-              <w:rPr>
-                <w:rFonts w:ascii="Consolas" w:eastAsia="Consolas" w:hAnsi="Consolas" w:cs="Consolas"/>
-                <w:color w:val="1F5C0A"/>
-                <w:sz w:val="17"/>
-                <w:szCs w:val="17"/>
-                <w:shd w:val="clear" w:color="auto" w:fill="F3F5F2"/>
-              </w:rPr>
-              <w:t>Baharu</w:t>
-            </w:r>
-          </w:p>
-        </w:tc>
-        <w:tc>
-          <w:tcPr>
-            <w:tcW w:w="1689" w:type="dxa"/>
-            <w:tcBorders>
-              <w:top w:val="single" w:sz="4" w:space="0" w:color="C9D3C4"/>
-              <w:left w:val="single" w:sz="4" w:space="0" w:color="C9D3C4"/>
-              <w:bottom w:val="single" w:sz="4" w:space="0" w:color="C9D3C4"/>
-              <w:right w:val="single" w:sz="4" w:space="0" w:color="C9D3C4"/>
-            </w:tcBorders>
-            <w:tcMar>
-              <w:top w:w="60" w:type="dxa"/>
-              <w:left w:w="90" w:type="dxa"/>
-              <w:bottom w:w="60" w:type="dxa"/>
-              <w:right w:w="90" w:type="dxa"/>
-            </w:tcMar>
-          </w:tcPr>
-          <w:p>
-            <w:r>
-              <w:rPr>
-                <w:sz w:val="19"/>
-                <w:szCs w:val="19"/>
-              </w:rPr>
-              <w:t>DUN (on submit)</w:t>
-            </w:r>
-          </w:p>
-        </w:tc>
-        <w:tc>
-          <w:tcPr>
-            <w:tcW w:w="5764" w:type="dxa"/>
-            <w:tcBorders>
-              <w:top w:val="single" w:sz="4" w:space="0" w:color="C9D3C4"/>
-              <w:left w:val="single" w:sz="4" w:space="0" w:color="C9D3C4"/>
-              <w:bottom w:val="single" w:sz="4" w:space="0" w:color="C9D3C4"/>
-              <w:right w:val="single" w:sz="4" w:space="0" w:color="C9D3C4"/>
-            </w:tcBorders>
-            <w:tcMar>
-              <w:top w:w="60" w:type="dxa"/>
-              <w:left w:w="90" w:type="dxa"/>
-              <w:bottom w:w="60" w:type="dxa"/>
-              <w:right w:w="90" w:type="dxa"/>
-            </w:tcMar>
-          </w:tcPr>
-          <w:p>
-            <w:r>
-              <w:rPr>
-                <w:sz w:val="19"/>
-                <w:szCs w:val="19"/>
-              </w:rPr>
-              <w:t>Kawasan: Sokong / Tolak</w:t>
-            </w:r>
-          </w:p>
-        </w:tc>
-      </w:tr>
-      <w:tr>
-        <w:tblPrEx>
-          <w:tblCellMar>
-            <w:top w:w="0" w:type="dxa"/>
-            <w:bottom w:w="0" w:type="dxa"/>
-          </w:tblCellMar>
-        </w:tblPrEx>
-        <w:trPr>
-          <w:cantSplit/>
-        </w:trPr>
-        <w:tc>
-          <w:tcPr>
-            <w:tcW w:w="2185" w:type="dxa"/>
-            <w:tcBorders>
-              <w:top w:val="single" w:sz="4" w:space="0" w:color="C9D3C4"/>
-              <w:left w:val="single" w:sz="4" w:space="0" w:color="C9D3C4"/>
-              <w:bottom w:val="single" w:sz="4" w:space="0" w:color="C9D3C4"/>
-              <w:right w:val="single" w:sz="4" w:space="0" w:color="C9D3C4"/>
-            </w:tcBorders>
-            <w:tcMar>
-              <w:top w:w="60" w:type="dxa"/>
-              <w:left w:w="90" w:type="dxa"/>
-              <w:bottom w:w="60" w:type="dxa"/>
-              <w:right w:w="90" w:type="dxa"/>
-            </w:tcMar>
-          </w:tcPr>
-          <w:p>
-            <w:r>
-              <w:rPr>
-                <w:rFonts w:ascii="Consolas" w:eastAsia="Consolas" w:hAnsi="Consolas" w:cs="Consolas"/>
-                <w:color w:val="1F5C0A"/>
-                <w:sz w:val="17"/>
-                <w:szCs w:val="17"/>
-                <w:shd w:val="clear" w:color="auto" w:fill="F3F5F2"/>
-              </w:rPr>
-              <w:t>Disokong Kawasan</w:t>
-            </w:r>
-          </w:p>
-        </w:tc>
-        <w:tc>
-          <w:tcPr>
-            <w:tcW w:w="1689" w:type="dxa"/>
-            <w:tcBorders>
-              <w:top w:val="single" w:sz="4" w:space="0" w:color="C9D3C4"/>
-              <w:left w:val="single" w:sz="4" w:space="0" w:color="C9D3C4"/>
-              <w:bottom w:val="single" w:sz="4" w:space="0" w:color="C9D3C4"/>
-              <w:right w:val="single" w:sz="4" w:space="0" w:color="C9D3C4"/>
-            </w:tcBorders>
-            <w:tcMar>
-              <w:top w:w="60" w:type="dxa"/>
-              <w:left w:w="90" w:type="dxa"/>
-              <w:bottom w:w="60" w:type="dxa"/>
-              <w:right w:w="90" w:type="dxa"/>
-            </w:tcMar>
-          </w:tcPr>
-          <w:p>
-            <w:r>
-              <w:rPr>
-                <w:sz w:val="19"/>
-                <w:szCs w:val="19"/>
-              </w:rPr>
-              <w:t>Kawasan</w:t>
-            </w:r>
-          </w:p>
-        </w:tc>
-        <w:tc>
-          <w:tcPr>
-            <w:tcW w:w="5764" w:type="dxa"/>
-            <w:tcBorders>
-              <w:top w:val="single" w:sz="4" w:space="0" w:color="C9D3C4"/>
-              <w:left w:val="single" w:sz="4" w:space="0" w:color="C9D3C4"/>
-              <w:bottom w:val="single" w:sz="4" w:space="0" w:color="C9D3C4"/>
-              <w:right w:val="single" w:sz="4" w:space="0" w:color="C9D3C4"/>
-            </w:tcBorders>
-            <w:tcMar>
-              <w:top w:w="60" w:type="dxa"/>
-              <w:left w:w="90" w:type="dxa"/>
-              <w:bottom w:w="60" w:type="dxa"/>
-              <w:right w:w="90" w:type="dxa"/>
-            </w:tcMar>
-          </w:tcPr>
-          <w:p>
-            <w:r>
-              <w:rPr>
-                <w:sz w:val="19"/>
-                <w:szCs w:val="19"/>
-              </w:rPr>
-              <w:t>Negeri: Lulus / Tolak</w:t>
-            </w:r>
-          </w:p>
-        </w:tc>
-      </w:tr>
-      <w:tr>
-        <w:tblPrEx>
-          <w:tblCellMar>
-            <w:top w:w="0" w:type="dxa"/>
-            <w:bottom w:w="0" w:type="dxa"/>
-          </w:tblCellMar>
-        </w:tblPrEx>
-        <w:trPr>
-          <w:cantSplit/>
-        </w:trPr>
-        <w:tc>
-          <w:tcPr>
-            <w:tcW w:w="2185" w:type="dxa"/>
-            <w:tcBorders>
-              <w:top w:val="single" w:sz="4" w:space="0" w:color="C9D3C4"/>
-              <w:left w:val="single" w:sz="4" w:space="0" w:color="C9D3C4"/>
-              <w:bottom w:val="single" w:sz="4" w:space="0" w:color="C9D3C4"/>
-              <w:right w:val="single" w:sz="4" w:space="0" w:color="C9D3C4"/>
-            </w:tcBorders>
-            <w:tcMar>
-              <w:top w:w="60" w:type="dxa"/>
-              <w:left w:w="90" w:type="dxa"/>
-              <w:bottom w:w="60" w:type="dxa"/>
-              <w:right w:w="90" w:type="dxa"/>
-            </w:tcMar>
-          </w:tcPr>
-          <w:p>
-            <w:r>
-              <w:rPr>
-                <w:rFonts w:ascii="Consolas" w:eastAsia="Consolas" w:hAnsi="Consolas" w:cs="Consolas"/>
-                <w:color w:val="1F5C0A"/>
-                <w:sz w:val="17"/>
-                <w:szCs w:val="17"/>
-                <w:shd w:val="clear" w:color="auto" w:fill="F3F5F2"/>
-              </w:rPr>
-              <w:t>Lulus</w:t>
-            </w:r>
-            <w:r>
-              <w:rPr>
-                <w:sz w:val="19"/>
-                <w:szCs w:val="19"/>
-              </w:rPr>
-              <w:t xml:space="preserve"> (plus Kod PASTI)</w:t>
-            </w:r>
-          </w:p>
-        </w:tc>
-        <w:tc>
-          <w:tcPr>
-            <w:tcW w:w="1689" w:type="dxa"/>
-            <w:tcBorders>
-              <w:top w:val="single" w:sz="4" w:space="0" w:color="C9D3C4"/>
-              <w:left w:val="single" w:sz="4" w:space="0" w:color="C9D3C4"/>
-              <w:bottom w:val="single" w:sz="4" w:space="0" w:color="C9D3C4"/>
-              <w:right w:val="single" w:sz="4" w:space="0" w:color="C9D3C4"/>
-            </w:tcBorders>
-            <w:tcMar>
-              <w:top w:w="60" w:type="dxa"/>
-              <w:left w:w="90" w:type="dxa"/>
-              <w:bottom w:w="60" w:type="dxa"/>
-              <w:right w:w="90" w:type="dxa"/>
-            </w:tcMar>
-          </w:tcPr>
-          <w:p>
-            <w:r>
-              <w:rPr>
-                <w:sz w:val="19"/>
-                <w:szCs w:val="19"/>
-              </w:rPr>
-              <w:t>Negeri</w:t>
-            </w:r>
-          </w:p>
-        </w:tc>
-        <w:tc>
-          <w:tcPr>
-            <w:tcW w:w="5764" w:type="dxa"/>
-            <w:tcBorders>
-              <w:top w:val="single" w:sz="4" w:space="0" w:color="C9D3C4"/>
-              <w:left w:val="single" w:sz="4" w:space="0" w:color="C9D3C4"/>
-              <w:bottom w:val="single" w:sz="4" w:space="0" w:color="C9D3C4"/>
-              <w:right w:val="single" w:sz="4" w:space="0" w:color="C9D3C4"/>
-            </w:tcBorders>
-            <w:tcMar>
-              <w:top w:w="60" w:type="dxa"/>
-              <w:left w:w="90" w:type="dxa"/>
-              <w:bottom w:w="60" w:type="dxa"/>
-              <w:right w:w="90" w:type="dxa"/>
-            </w:tcMar>
-          </w:tcPr>
-          <w:p>
-            <w:r>
-              <w:rPr>
-                <w:sz w:val="19"/>
-                <w:szCs w:val="19"/>
-              </w:rPr>
-              <w:t>DUN creates the Cawangan admin; Kawasan opens registration</w:t>
-            </w:r>
-          </w:p>
-        </w:tc>
-      </w:tr>
-      <w:tr>
-        <w:tblPrEx>
-          <w:tblCellMar>
-            <w:top w:w="0" w:type="dxa"/>
-            <w:bottom w:w="0" w:type="dxa"/>
-          </w:tblCellMar>
-        </w:tblPrEx>
-        <w:trPr>
-          <w:cantSplit/>
-        </w:trPr>
-        <w:tc>
-          <w:tcPr>
-            <w:tcW w:w="2185" w:type="dxa"/>
-            <w:tcBorders>
-              <w:top w:val="single" w:sz="4" w:space="0" w:color="C9D3C4"/>
-              <w:left w:val="single" w:sz="4" w:space="0" w:color="C9D3C4"/>
-              <w:bottom w:val="single" w:sz="4" w:space="0" w:color="C9D3C4"/>
-              <w:right w:val="single" w:sz="4" w:space="0" w:color="C9D3C4"/>
-            </w:tcBorders>
-            <w:tcMar>
-              <w:top w:w="60" w:type="dxa"/>
-              <w:left w:w="90" w:type="dxa"/>
-              <w:bottom w:w="60" w:type="dxa"/>
-              <w:right w:w="90" w:type="dxa"/>
-            </w:tcMar>
-          </w:tcPr>
-          <w:p>
-            <w:r>
-              <w:rPr>
-                <w:rFonts w:ascii="Consolas" w:eastAsia="Consolas" w:hAnsi="Consolas" w:cs="Consolas"/>
-                <w:color w:val="1F5C0A"/>
-                <w:sz w:val="17"/>
-                <w:szCs w:val="17"/>
-                <w:shd w:val="clear" w:color="auto" w:fill="F3F5F2"/>
-              </w:rPr>
-              <w:t>Ditolak</w:t>
-            </w:r>
-            <w:r>
-              <w:rPr>
-                <w:sz w:val="19"/>
-                <w:szCs w:val="19"/>
-              </w:rPr>
-              <w:t xml:space="preserve"> (plus reason)</w:t>
-            </w:r>
-          </w:p>
-        </w:tc>
-        <w:tc>
-          <w:tcPr>
-            <w:tcW w:w="1689" w:type="dxa"/>
-            <w:tcBorders>
-              <w:top w:val="single" w:sz="4" w:space="0" w:color="C9D3C4"/>
-              <w:left w:val="single" w:sz="4" w:space="0" w:color="C9D3C4"/>
-              <w:bottom w:val="single" w:sz="4" w:space="0" w:color="C9D3C4"/>
-              <w:right w:val="single" w:sz="4" w:space="0" w:color="C9D3C4"/>
-            </w:tcBorders>
-            <w:tcMar>
-              <w:top w:w="60" w:type="dxa"/>
-              <w:left w:w="90" w:type="dxa"/>
-              <w:bottom w:w="60" w:type="dxa"/>
-              <w:right w:w="90" w:type="dxa"/>
-            </w:tcMar>
-          </w:tcPr>
-          <w:p>
-            <w:r>
-              <w:rPr>
-                <w:sz w:val="19"/>
-                <w:szCs w:val="19"/>
-              </w:rPr>
-              <w:t>Kawasan or Negeri</w:t>
-            </w:r>
-          </w:p>
-        </w:tc>
-        <w:tc>
-          <w:tcPr>
-            <w:tcW w:w="5764" w:type="dxa"/>
-            <w:tcBorders>
-              <w:top w:val="single" w:sz="4" w:space="0" w:color="C9D3C4"/>
-              <w:left w:val="single" w:sz="4" w:space="0" w:color="C9D3C4"/>
-              <w:bottom w:val="single" w:sz="4" w:space="0" w:color="C9D3C4"/>
-              <w:right w:val="single" w:sz="4" w:space="0" w:color="C9D3C4"/>
-            </w:tcBorders>
-            <w:tcMar>
-              <w:top w:w="60" w:type="dxa"/>
-              <w:left w:w="90" w:type="dxa"/>
-              <w:bottom w:w="60" w:type="dxa"/>
-              <w:right w:w="90" w:type="dxa"/>
-            </w:tcMar>
-          </w:tcPr>
-          <w:p>
-            <w:r>
-              <w:rPr>
-                <w:sz w:val="19"/>
-                <w:szCs w:val="19"/>
-              </w:rPr>
-              <w:t xml:space="preserve">Ends here (shown in </w:t>
-            </w:r>
-            <w:r>
-              <w:rPr>
-                <w:i/>
-                <w:iCs/>
-                <w:sz w:val="19"/>
-                <w:szCs w:val="19"/>
-              </w:rPr>
-              <w:t>Semakan Kelulusan</w:t>
-            </w:r>
-            <w:r>
-              <w:rPr>
-                <w:sz w:val="19"/>
-                <w:szCs w:val="19"/>
-              </w:rPr>
-              <w:t>)</w:t>
-            </w:r>
-          </w:p>
-        </w:tc>
-      </w:tr>
-    </w:tbl>
-    <w:p>
-      <w:pPr>
-        <w:spacing w:after="120"/>
-      </w:pPr>
-    </w:p>
-    <w:p>
-      <w:pPr>
-        <w:spacing w:after="120"/>
-      </w:pPr>
-      <w:r>
-        <w:t xml:space="preserve">Every step adds an entry to the PASTI's </w:t>
+        <w:t xml:space="preserve">A temporary password </w:t>
       </w:r>
       <w:r>
         <w:rPr>
@@ -21553,138 +20673,23 @@
           <w:szCs w:val="18"/>
           <w:shd w:val="clear" w:color="auto" w:fill="F3F5F2"/>
         </w:rPr>
-        <w:t>sejarah</w:t>
-      </w:r>
-      <w:r>
-        <w:t xml:space="preserve"> history (who, action, date). </w:t>
-      </w:r>
-      <w:r>
-        <w:rPr>
-          <w:b/>
-          <w:bCs/>
-        </w:rPr>
-        <w:t>Pusat never acts.</w:t>
-      </w:r>
-      <w:r>
-        <w:t xml:space="preserve"> It only sees totals on its dashboard.</w:t>
-      </w:r>
-    </w:p>
-    <w:p>
-      <w:pPr>
-        <w:pStyle w:val="Heading2"/>
-      </w:pPr>
-      <w:bookmarkStart w:id="20" w:name="_Toc241618587"/>
-      <w:r>
-        <w:t>6.2 Account creation cascade</w:t>
-      </w:r>
-      <w:bookmarkEnd w:id="20"/>
-    </w:p>
-    <w:p>
-      <w:pPr>
-        <w:shd w:val="clear" w:color="auto" w:fill="F3F5F2"/>
-        <w:spacing w:before="60" w:line="260" w:lineRule="auto"/>
-        <w:ind w:left="120" w:right="120"/>
-      </w:pPr>
-      <w:r>
-        <w:rPr>
-          <w:rFonts w:ascii="Consolas" w:eastAsia="Consolas" w:hAnsi="Consolas" w:cs="Consolas"/>
-          <w:sz w:val="17"/>
-          <w:szCs w:val="17"/>
-        </w:rPr>
-        <w:t>Pusat ─creates→ Negeri, Kawasan, DUN, Cawangan (anywhere)</w:t>
-      </w:r>
-    </w:p>
-    <w:p>
-      <w:pPr>
-        <w:shd w:val="clear" w:color="auto" w:fill="F3F5F2"/>
-        <w:spacing w:line="260" w:lineRule="auto"/>
-        <w:ind w:left="120" w:right="120"/>
-      </w:pPr>
-      <w:r>
-        <w:rPr>
-          <w:rFonts w:ascii="Consolas" w:eastAsia="Consolas" w:hAnsi="Consolas" w:cs="Consolas"/>
-          <w:sz w:val="17"/>
-          <w:szCs w:val="17"/>
-        </w:rPr>
-        <w:t>Negeri ─creates→ Kawasan, DUN, Cawangan (own state)</w:t>
-      </w:r>
-    </w:p>
-    <w:p>
-      <w:pPr>
-        <w:shd w:val="clear" w:color="auto" w:fill="F3F5F2"/>
-        <w:spacing w:line="260" w:lineRule="auto"/>
-        <w:ind w:left="120" w:right="120"/>
-      </w:pPr>
-      <w:r>
-        <w:rPr>
-          <w:rFonts w:ascii="Consolas" w:eastAsia="Consolas" w:hAnsi="Consolas" w:cs="Consolas"/>
-          <w:sz w:val="17"/>
-          <w:szCs w:val="17"/>
-        </w:rPr>
-        <w:t>Kawasan ─creates→ DUN, Cawangan (own kawasan)</w:t>
-      </w:r>
-    </w:p>
-    <w:p>
-      <w:pPr>
-        <w:shd w:val="clear" w:color="auto" w:fill="F3F5F2"/>
-        <w:spacing w:line="260" w:lineRule="auto"/>
-        <w:ind w:left="120" w:right="120"/>
-      </w:pPr>
-      <w:r>
-        <w:rPr>
-          <w:rFonts w:ascii="Consolas" w:eastAsia="Consolas" w:hAnsi="Consolas" w:cs="Consolas"/>
-          <w:sz w:val="17"/>
-          <w:szCs w:val="17"/>
-        </w:rPr>
-        <w:t>DUN ─creates→ Cawangan (own DUN)</w:t>
-      </w:r>
-    </w:p>
-    <w:p>
-      <w:pPr>
-        <w:shd w:val="clear" w:color="auto" w:fill="F3F5F2"/>
-        <w:spacing w:line="260" w:lineRule="auto"/>
-        <w:ind w:left="120" w:right="120"/>
-      </w:pPr>
-      <w:r>
-        <w:rPr>
-          <w:rFonts w:ascii="Consolas" w:eastAsia="Consolas" w:hAnsi="Consolas" w:cs="Consolas"/>
-          <w:sz w:val="17"/>
-          <w:szCs w:val="17"/>
-        </w:rPr>
-        <w:t>Cawangan ─creates→ Guru, Pembantu (own PASTI) - the only tier that creates teachers</w:t>
-      </w:r>
-    </w:p>
-    <w:p>
-      <w:pPr>
-        <w:shd w:val="clear" w:color="auto" w:fill="F3F5F2"/>
-        <w:spacing w:after="160" w:line="260" w:lineRule="auto"/>
-        <w:ind w:left="120" w:right="120"/>
-      </w:pPr>
-      <w:r>
-        <w:rPr>
-          <w:rFonts w:ascii="Consolas" w:eastAsia="Consolas" w:hAnsi="Consolas" w:cs="Consolas"/>
-          <w:sz w:val="17"/>
-          <w:szCs w:val="17"/>
-        </w:rPr>
-        <w:t>System ─creates→ Ibu Bapa (when a student is accepted)</w:t>
-      </w:r>
-    </w:p>
-    <w:p>
-      <w:pPr>
-        <w:spacing w:after="120"/>
-      </w:pPr>
-      <w:r>
-        <w:t xml:space="preserve">How the </w:t>
-      </w:r>
-      <w:r>
-        <w:rPr>
-          <w:b/>
-          <w:bCs/>
-        </w:rPr>
-        <w:t>Cipta Akaun</w:t>
-      </w:r>
-      <w:r>
-        <w:t xml:space="preserve"> form works (Tetapan → Pengguna &amp; Akaun):</w:t>
+        <w:t>Pasti@nnnn</w:t>
+      </w:r>
+      <w:r>
+        <w:t xml:space="preserve"> is generated.</w:t>
+      </w:r>
+    </w:p>
+    <w:p>
+      <w:pPr>
+        <w:pStyle w:val="ListParagraph"/>
+        <w:numPr>
+          <w:ilvl w:val="1"/>
+          <w:numId w:val="2"/>
+        </w:numPr>
+        <w:spacing w:after="60"/>
+      </w:pPr>
+      <w:r>
+        <w:t>If that place already has an admin of the same role, you get a warning, but creation is not blocked.</w:t>
       </w:r>
     </w:p>
     <w:p>
@@ -21697,33 +20702,103 @@
         <w:spacing w:after="60"/>
       </w:pPr>
       <w:r>
-        <w:t xml:space="preserve">Choose the </w:t>
+        <w:lastRenderedPageBreak/>
+        <w:t xml:space="preserve">From the account list you can </w:t>
       </w:r>
       <w:r>
         <w:rPr>
           <w:b/>
           <w:bCs/>
         </w:rPr>
-        <w:t>role</w:t>
-      </w:r>
-      <w:r>
-        <w:t>. Only roles below yours are offered.</w:t>
-      </w:r>
+        <w:t>Edit</w:t>
+      </w:r>
+      <w:r>
+        <w:t xml:space="preserve"> (name, phone), </w:t>
+      </w:r>
+      <w:r>
+        <w:rPr>
+          <w:b/>
+          <w:bCs/>
+        </w:rPr>
+        <w:t>Padam</w:t>
+      </w:r>
+      <w:r>
+        <w:t xml:space="preserve"> (with confirmation), </w:t>
+      </w:r>
+      <w:r>
+        <w:rPr>
+          <w:b/>
+          <w:bCs/>
+        </w:rPr>
+        <w:t>Nyahaktif / Aktifk</w:t>
+      </w:r>
+      <w:r>
+        <w:rPr>
+          <w:b/>
+          <w:bCs/>
+        </w:rPr>
+        <w:t>an</w:t>
+      </w:r>
+      <w:r>
+        <w:t xml:space="preserve"> (a deactivated account can't log in and is logged out), and </w:t>
+      </w:r>
+      <w:r>
+        <w:rPr>
+          <w:b/>
+          <w:bCs/>
+        </w:rPr>
+        <w:t>Set Semula Kata Laluan</w:t>
+      </w:r>
+      <w:r>
+        <w:t xml:space="preserve">. Only Pusat gets </w:t>
+      </w:r>
+      <w:r>
+        <w:rPr>
+          <w:b/>
+          <w:bCs/>
+        </w:rPr>
+        <w:t>Log masuk sebagai</w:t>
+      </w:r>
+      <w:r>
+        <w:t>. Parent accounts are created automatically and can't be deleted here, and you can't delete your own account.</w:t>
+      </w:r>
+    </w:p>
+    <w:p>
+      <w:pPr>
+        <w:spacing w:after="40"/>
+      </w:pPr>
+    </w:p>
+    <w:p>
+      <w:pPr>
+        <w:pStyle w:val="Heading2"/>
+      </w:pPr>
+      <w:bookmarkStart w:id="21" w:name="_Toc241618588"/>
+      <w:r>
+        <w:t xml:space="preserve">6.3 Student registration </w:t>
+      </w:r>
+      <w:r>
+        <w:t>and admission</w:t>
+      </w:r>
+      <w:bookmarkEnd w:id="21"/>
     </w:p>
     <w:p>
       <w:pPr>
         <w:pStyle w:val="ListParagraph"/>
         <w:numPr>
           <w:ilvl w:val="0"/>
-          <w:numId w:val="5"/>
+          <w:numId w:val="6"/>
         </w:numPr>
         <w:spacing w:after="60"/>
       </w:pPr>
       <w:r>
-        <w:t>Fil</w:t>
-      </w:r>
-      <w:r>
-        <w:t>l in name, email (the login ID) and phone.</w:t>
+        <w:rPr>
+          <w:b/>
+          <w:bCs/>
+        </w:rPr>
+        <w:t>Cawangan</w:t>
+      </w:r>
+      <w:r>
+        <w:t xml:space="preserve"> shares the Kod PASTI (link, QR, WhatsApp or poster).</w:t>
       </w:r>
     </w:p>
     <w:p>
@@ -21731,32 +20806,29 @@
         <w:pStyle w:val="ListParagraph"/>
         <w:numPr>
           <w:ilvl w:val="0"/>
-          <w:numId w:val="5"/>
+          <w:numId w:val="6"/>
         </w:numPr>
         <w:spacing w:after="60"/>
       </w:pPr>
       <w:r>
-        <w:t xml:space="preserve">Choose the </w:t>
-      </w:r>
-      <w:r>
         <w:rPr>
           <w:b/>
           <w:bCs/>
         </w:rPr>
-        <w:t>location</w:t>
-      </w:r>
-      <w:r>
-        <w:t xml:space="preserve"> with cascading Negeri → Kawasan → DUN → PASTI pickers. Levels at or above your own are locked to your scope. The PASTI list only shows </w:t>
-      </w:r>
-      <w:r>
-        <w:rPr>
-          <w:b/>
-          <w:bCs/>
-        </w:rPr>
-        <w:t>approved PASTI that have a Kod PASTI</w:t>
-      </w:r>
-      <w:r>
-        <w:t>.</w:t>
+        <w:t>Parent</w:t>
+      </w:r>
+      <w:r>
+        <w:t xml:space="preserve"> opens </w:t>
+      </w:r>
+      <w:r>
+        <w:rPr>
+          <w:i/>
+          <w:iCs/>
+        </w:rPr>
+        <w:t>daftar-murid.html</w:t>
+      </w:r>
+      <w:r>
+        <w:t xml:space="preserve"> and enters the code.</w:t>
       </w:r>
     </w:p>
     <w:p>
@@ -21764,12 +20836,82 @@
         <w:pStyle w:val="ListParagraph"/>
         <w:numPr>
           <w:ilvl w:val="0"/>
-          <w:numId w:val="5"/>
+          <w:numId w:val="6"/>
         </w:numPr>
         <w:spacing w:after="60"/>
       </w:pPr>
       <w:r>
-        <w:t>Result:</w:t>
+        <w:t xml:space="preserve">The system checks the code. If it is not valid, or registration is not </w:t>
+      </w:r>
+      <w:r>
+        <w:rPr>
+          <w:b/>
+          <w:bCs/>
+        </w:rPr>
+        <w:t>BUKA</w:t>
+      </w:r>
+      <w:r>
+        <w:t>, the parent is blocked with a message.</w:t>
+      </w:r>
+    </w:p>
+    <w:p>
+      <w:pPr>
+        <w:pStyle w:val="ListParagraph"/>
+        <w:numPr>
+          <w:ilvl w:val="0"/>
+          <w:numId w:val="6"/>
+        </w:numPr>
+        <w:spacing w:after="60"/>
+      </w:pPr>
+      <w:r>
+        <w:rPr>
+          <w:b/>
+          <w:bCs/>
+        </w:rPr>
+        <w:t>Parent</w:t>
+      </w:r>
+      <w:r>
+        <w:t xml:space="preserve"> submits the form. The application gets reference B12xxxx and status </w:t>
+      </w:r>
+      <w:r>
+        <w:rPr>
+          <w:b/>
+          <w:bCs/>
+        </w:rPr>
+        <w:t>Baharu</w:t>
+      </w:r>
+      <w:r>
+        <w:t>.</w:t>
+      </w:r>
+    </w:p>
+    <w:p>
+      <w:pPr>
+        <w:pStyle w:val="ListParagraph"/>
+        <w:numPr>
+          <w:ilvl w:val="0"/>
+          <w:numId w:val="6"/>
+        </w:numPr>
+        <w:spacing w:after="60"/>
+      </w:pPr>
+      <w:r>
+        <w:rPr>
+          <w:b/>
+          <w:bCs/>
+        </w:rPr>
+        <w:t>Cawangan</w:t>
+      </w:r>
+      <w:r>
+        <w:t xml:space="preserve"> decides in </w:t>
+      </w:r>
+      <w:r>
+        <w:rPr>
+          <w:i/>
+          <w:iCs/>
+        </w:rPr>
+        <w:t>Permohonan Murid</w:t>
+      </w:r>
+      <w:r>
+        <w:t>:</w:t>
       </w:r>
     </w:p>
     <w:p>
@@ -21782,10 +20924,27 @@
         <w:spacing w:after="60"/>
       </w:pPr>
       <w:r>
-        <w:t>The email mu</w:t>
-      </w:r>
-      <w:r>
-        <w:t>st be unique.</w:t>
+        <w:rPr>
+          <w:b/>
+          <w:bCs/>
+        </w:rPr>
+        <w:t>Terima</w:t>
+      </w:r>
+      <w:r>
+        <w:t xml:space="preserve"> → </w:t>
+      </w:r>
+      <w:r>
+        <w:rPr>
+          <w:b/>
+          <w:bCs/>
+        </w:rPr>
+        <w:t>Diterima</w:t>
+      </w:r>
+      <w:r>
+        <w:t xml:space="preserve"> wi</w:t>
+      </w:r>
+      <w:r>
+        <w:t>th the registration date, the parent account is created automatically, and the PASTI's student count goes up by 1.</w:t>
       </w:r>
     </w:p>
     <w:p>
@@ -21798,123 +20957,25 @@
         <w:spacing w:after="60"/>
       </w:pPr>
       <w:r>
-        <w:t xml:space="preserve">A temporary password </w:t>
-      </w:r>
-      <w:r>
-        <w:rPr>
-          <w:rFonts w:ascii="Consolas" w:eastAsia="Consolas" w:hAnsi="Consolas" w:cs="Consolas"/>
-          <w:color w:val="1F5C0A"/>
-          <w:sz w:val="18"/>
-          <w:szCs w:val="18"/>
-          <w:shd w:val="clear" w:color="auto" w:fill="F3F5F2"/>
-        </w:rPr>
-        <w:t>Pasti@nnnn</w:t>
-      </w:r>
-      <w:r>
-        <w:t xml:space="preserve"> is generated.</w:t>
-      </w:r>
-    </w:p>
-    <w:p>
-      <w:pPr>
-        <w:pStyle w:val="ListParagraph"/>
-        <w:numPr>
-          <w:ilvl w:val="1"/>
-          <w:numId w:val="2"/>
-        </w:numPr>
-        <w:spacing w:after="60"/>
-      </w:pPr>
-      <w:r>
-        <w:t>If that place already has an admin of the same role, you get a warning, but creation is not blocked.</w:t>
-      </w:r>
-    </w:p>
-    <w:p>
-      <w:pPr>
-        <w:pStyle w:val="ListParagraph"/>
-        <w:numPr>
-          <w:ilvl w:val="0"/>
-          <w:numId w:val="5"/>
-        </w:numPr>
-        <w:spacing w:after="60"/>
-      </w:pPr>
-      <w:r>
-        <w:lastRenderedPageBreak/>
-        <w:t xml:space="preserve">From the account list you can </w:t>
-      </w:r>
-      <w:r>
         <w:rPr>
           <w:b/>
           <w:bCs/>
         </w:rPr>
-        <w:t>Edit</w:t>
-      </w:r>
-      <w:r>
-        <w:t xml:space="preserve"> (name, phone), </w:t>
+        <w:t>Tolak</w:t>
+      </w:r>
+      <w:r>
+        <w:t xml:space="preserve"> (with reason) → </w:t>
       </w:r>
       <w:r>
         <w:rPr>
           <w:b/>
           <w:bCs/>
         </w:rPr>
-        <w:t>Padam</w:t>
-      </w:r>
-      <w:r>
-        <w:t xml:space="preserve"> (with confirmation), </w:t>
-      </w:r>
-      <w:r>
-        <w:rPr>
-          <w:b/>
-          <w:bCs/>
-        </w:rPr>
-        <w:t>Nyahaktif / Aktifk</w:t>
-      </w:r>
-      <w:r>
-        <w:rPr>
-          <w:b/>
-          <w:bCs/>
-        </w:rPr>
-        <w:t>an</w:t>
-      </w:r>
-      <w:r>
-        <w:t xml:space="preserve"> (a deactivated account can't log in and is logged out), and </w:t>
-      </w:r>
-      <w:r>
-        <w:rPr>
-          <w:b/>
-          <w:bCs/>
-        </w:rPr>
-        <w:t>Set Semula Kata Laluan</w:t>
-      </w:r>
-      <w:r>
-        <w:t xml:space="preserve">. Only Pusat gets </w:t>
-      </w:r>
-      <w:r>
-        <w:rPr>
-          <w:b/>
-          <w:bCs/>
-        </w:rPr>
-        <w:t>Log masuk sebagai</w:t>
-      </w:r>
-      <w:r>
-        <w:t>. Parent accounts are created automatically and can't be deleted here, and you can't delete your own account.</w:t>
-      </w:r>
-    </w:p>
-    <w:p>
-      <w:pPr>
-        <w:spacing w:after="40"/>
-      </w:pPr>
-    </w:p>
-    <w:p>
-      <w:pPr>
-        <w:pStyle w:val="Heading2"/>
-      </w:pPr>
-      <w:bookmarkStart w:id="21" w:name="_Toc241618588"/>
-      <w:r>
-        <w:t xml:space="preserve">6.3 Student registration </w:t>
-      </w:r>
-      <w:r>
-        <w:t>and admission</w:t>
-      </w:r>
-      <w:bookmarkEnd w:id="21"/>
+        <w:t>Ditolak</w:t>
+      </w:r>
+      <w:r>
+        <w:t>.</w:t>
+      </w:r>
     </w:p>
     <w:p>
       <w:pPr>
@@ -21930,202 +20991,6 @@
           <w:b/>
           <w:bCs/>
         </w:rPr>
-        <w:t>Cawangan</w:t>
-      </w:r>
-      <w:r>
-        <w:t xml:space="preserve"> shares the Kod PASTI (link, QR, WhatsApp or poster).</w:t>
-      </w:r>
-    </w:p>
-    <w:p>
-      <w:pPr>
-        <w:pStyle w:val="ListParagraph"/>
-        <w:numPr>
-          <w:ilvl w:val="0"/>
-          <w:numId w:val="6"/>
-        </w:numPr>
-        <w:spacing w:after="60"/>
-      </w:pPr>
-      <w:r>
-        <w:rPr>
-          <w:b/>
-          <w:bCs/>
-        </w:rPr>
-        <w:t>Parent</w:t>
-      </w:r>
-      <w:r>
-        <w:t xml:space="preserve"> opens </w:t>
-      </w:r>
-      <w:r>
-        <w:rPr>
-          <w:i/>
-          <w:iCs/>
-        </w:rPr>
-        <w:t>daftar-murid.html</w:t>
-      </w:r>
-      <w:r>
-        <w:t xml:space="preserve"> and enters the code.</w:t>
-      </w:r>
-    </w:p>
-    <w:p>
-      <w:pPr>
-        <w:pStyle w:val="ListParagraph"/>
-        <w:numPr>
-          <w:ilvl w:val="0"/>
-          <w:numId w:val="6"/>
-        </w:numPr>
-        <w:spacing w:after="60"/>
-      </w:pPr>
-      <w:r>
-        <w:t xml:space="preserve">The system checks the code. If it is not valid, or registration is not </w:t>
-      </w:r>
-      <w:r>
-        <w:rPr>
-          <w:b/>
-          <w:bCs/>
-        </w:rPr>
-        <w:t>BUKA</w:t>
-      </w:r>
-      <w:r>
-        <w:t>, the parent is blocked with a message.</w:t>
-      </w:r>
-    </w:p>
-    <w:p>
-      <w:pPr>
-        <w:pStyle w:val="ListParagraph"/>
-        <w:numPr>
-          <w:ilvl w:val="0"/>
-          <w:numId w:val="6"/>
-        </w:numPr>
-        <w:spacing w:after="60"/>
-      </w:pPr>
-      <w:r>
-        <w:rPr>
-          <w:b/>
-          <w:bCs/>
-        </w:rPr>
-        <w:t>Parent</w:t>
-      </w:r>
-      <w:r>
-        <w:t xml:space="preserve"> submits the form. The application gets reference B12xxxx and status </w:t>
-      </w:r>
-      <w:r>
-        <w:rPr>
-          <w:b/>
-          <w:bCs/>
-        </w:rPr>
-        <w:t>Baharu</w:t>
-      </w:r>
-      <w:r>
-        <w:t>.</w:t>
-      </w:r>
-    </w:p>
-    <w:p>
-      <w:pPr>
-        <w:pStyle w:val="ListParagraph"/>
-        <w:numPr>
-          <w:ilvl w:val="0"/>
-          <w:numId w:val="6"/>
-        </w:numPr>
-        <w:spacing w:after="60"/>
-      </w:pPr>
-      <w:r>
-        <w:rPr>
-          <w:b/>
-          <w:bCs/>
-        </w:rPr>
-        <w:t>Cawangan</w:t>
-      </w:r>
-      <w:r>
-        <w:t xml:space="preserve"> decides in </w:t>
-      </w:r>
-      <w:r>
-        <w:rPr>
-          <w:i/>
-          <w:iCs/>
-        </w:rPr>
-        <w:t>Permohonan Murid</w:t>
-      </w:r>
-      <w:r>
-        <w:t>:</w:t>
-      </w:r>
-    </w:p>
-    <w:p>
-      <w:pPr>
-        <w:pStyle w:val="ListParagraph"/>
-        <w:numPr>
-          <w:ilvl w:val="1"/>
-          <w:numId w:val="2"/>
-        </w:numPr>
-        <w:spacing w:after="60"/>
-      </w:pPr>
-      <w:r>
-        <w:rPr>
-          <w:b/>
-          <w:bCs/>
-        </w:rPr>
-        <w:t>Terima</w:t>
-      </w:r>
-      <w:r>
-        <w:t xml:space="preserve"> → </w:t>
-      </w:r>
-      <w:r>
-        <w:rPr>
-          <w:b/>
-          <w:bCs/>
-        </w:rPr>
-        <w:t>Diterima</w:t>
-      </w:r>
-      <w:r>
-        <w:t xml:space="preserve"> wi</w:t>
-      </w:r>
-      <w:r>
-        <w:t>th the registration date, the parent account is created automatically, and the PASTI's student count goes up by 1.</w:t>
-      </w:r>
-    </w:p>
-    <w:p>
-      <w:pPr>
-        <w:pStyle w:val="ListParagraph"/>
-        <w:numPr>
-          <w:ilvl w:val="1"/>
-          <w:numId w:val="2"/>
-        </w:numPr>
-        <w:spacing w:after="60"/>
-      </w:pPr>
-      <w:r>
-        <w:rPr>
-          <w:b/>
-          <w:bCs/>
-        </w:rPr>
-        <w:t>Tolak</w:t>
-      </w:r>
-      <w:r>
-        <w:t xml:space="preserve"> (with reason) → </w:t>
-      </w:r>
-      <w:r>
-        <w:rPr>
-          <w:b/>
-          <w:bCs/>
-        </w:rPr>
-        <w:t>Ditolak</w:t>
-      </w:r>
-      <w:r>
-        <w:t>.</w:t>
-      </w:r>
-    </w:p>
-    <w:p>
-      <w:pPr>
-        <w:pStyle w:val="ListParagraph"/>
-        <w:numPr>
-          <w:ilvl w:val="0"/>
-          <w:numId w:val="6"/>
-        </w:numPr>
-        <w:spacing w:after="60"/>
-      </w:pPr>
-      <w:r>
-        <w:rPr>
-          <w:b/>
-          <w:bCs/>
-        </w:rPr>
         <w:t>Parent</w:t>
       </w:r>
       <w:r>
@@ -22842,7 +21707,7 @@
         <w:t xml:space="preserve"> (medical, death bene</w:t>
       </w:r>
       <w:r>
-        <w:t>fit, maternity, disability) follow the same chain as a new PASTI:</w:t>
+        <w:t xml:space="preserve">fit, maternity, disability) go through a three-step chain:</w:t>
       </w:r>
     </w:p>
     <w:p>
@@ -23247,369 +22112,6 @@
       <w:pPr>
         <w:spacing w:after="40"/>
       </w:pPr>
-    </w:p>
-    <w:p>
-      <w:pPr>
-        <w:pStyle w:val="Heading2"/>
-      </w:pPr>
-      <w:bookmarkStart w:id="28" w:name="_Toc241618595"/>
-      <w:r>
-        <w:t>6.10 Special-needs students (MBK / OKU)</w:t>
-      </w:r>
-      <w:bookmarkEnd w:id="28"/>
-    </w:p>
-    <w:p>
-      <w:pPr>
-        <w:pStyle w:val="ListParagraph"/>
-        <w:numPr>
-          <w:ilvl w:val="0"/>
-          <w:numId w:val="10"/>
-        </w:numPr>
-        <w:spacing w:after="60"/>
-      </w:pPr>
-      <w:r>
-        <w:rPr>
-          <w:b/>
-          <w:bCs/>
-        </w:rPr>
-        <w:t>Cawangan declares readiness</w:t>
-      </w:r>
-      <w:r>
-        <w:t xml:space="preserve"> (dashboard → </w:t>
-      </w:r>
-      <w:r>
-        <w:rPr>
-          <w:i/>
-          <w:iCs/>
-        </w:rPr>
-        <w:t>Kemasukan Murid Berkeperluan Khas</w:t>
-      </w:r>
-      <w:r>
-        <w:t xml:space="preserve">): facilities, trained teachers, quota and accepted categories. Status becomes </w:t>
-      </w:r>
-      <w:r>
-        <w:rPr>
-          <w:b/>
-          <w:bCs/>
-        </w:rPr>
-        <w:t>MENUNGGU</w:t>
-      </w:r>
-      <w:r>
-        <w:t>.</w:t>
-      </w:r>
-    </w:p>
-    <w:p>
-      <w:pPr>
-        <w:pStyle w:val="ListParagraph"/>
-        <w:numPr>
-          <w:ilvl w:val="0"/>
-          <w:numId w:val="10"/>
-        </w:numPr>
-        <w:spacing w:after="60"/>
-      </w:pPr>
-      <w:r>
-        <w:rPr>
-          <w:b/>
-          <w:bCs/>
-        </w:rPr>
-        <w:t>Kawasan verifies</w:t>
-      </w:r>
-      <w:r>
-        <w:t xml:space="preserve"> (Pengurusan PASTI → </w:t>
-      </w:r>
-      <w:r>
-        <w:rPr>
-          <w:i/>
-          <w:iCs/>
-        </w:rPr>
-        <w:t>Senarai PASTI Cawangan</w:t>
-      </w:r>
-      <w:r>
-        <w:t xml:space="preserve"> → </w:t>
-      </w:r>
-      <w:r>
-        <w:rPr>
-          <w:b/>
-          <w:bCs/>
-        </w:rPr>
-        <w:t>Semak MBK</w:t>
-      </w:r>
-      <w:r>
-        <w:t xml:space="preserve">): </w:t>
-      </w:r>
-      <w:r>
-        <w:rPr>
-          <w:b/>
-          <w:bCs/>
-        </w:rPr>
-        <w:t>Sahkan &amp; Buka</w:t>
-      </w:r>
-      <w:r>
-        <w:t xml:space="preserve"> makes it </w:t>
-      </w:r>
-      <w:r>
-        <w:rPr>
-          <w:b/>
-          <w:bCs/>
-        </w:rPr>
-        <w:t>BUKA</w:t>
-      </w:r>
-      <w:r>
-        <w:t xml:space="preserve">; </w:t>
-      </w:r>
-      <w:r>
-        <w:rPr>
-          <w:b/>
-          <w:bCs/>
-        </w:rPr>
-        <w:t>Tolak</w:t>
-      </w:r>
-      <w:r>
-        <w:t xml:space="preserve"> (with reason) returns it to </w:t>
-      </w:r>
-      <w:r>
-        <w:rPr>
-          <w:b/>
-          <w:bCs/>
-        </w:rPr>
-        <w:t>TUTUP</w:t>
-      </w:r>
-      <w:r>
-        <w:t xml:space="preserve">. Kawasan can also </w:t>
-      </w:r>
-      <w:r>
-        <w:rPr>
-          <w:b/>
-          <w:bCs/>
-        </w:rPr>
-        <w:t xml:space="preserve">Tutup </w:t>
-      </w:r>
-      <w:r>
-        <w:rPr>
-          <w:b/>
-          <w:bCs/>
-        </w:rPr>
-        <w:t>MBK</w:t>
-      </w:r>
-      <w:r>
-        <w:t xml:space="preserve"> later.</w:t>
-      </w:r>
-    </w:p>
-    <w:p>
-      <w:pPr>
-        <w:pStyle w:val="ListParagraph"/>
-        <w:numPr>
-          <w:ilvl w:val="0"/>
-          <w:numId w:val="10"/>
-        </w:numPr>
-        <w:spacing w:after="60"/>
-      </w:pPr>
-      <w:r>
-        <w:rPr>
-          <w:b/>
-          <w:bCs/>
-        </w:rPr>
-        <w:t>Parent applies</w:t>
-      </w:r>
-      <w:r>
-        <w:t xml:space="preserve"> with the normal form. In section </w:t>
-      </w:r>
-      <w:r>
-        <w:rPr>
-          <w:i/>
-          <w:iCs/>
-        </w:rPr>
-        <w:t>Keperluan Khas</w:t>
-      </w:r>
-      <w:r>
-        <w:t xml:space="preserve"> they give the category, sub-category, support level, OKU card number, support needs, notes, a doctor's report and a separate health-data consent. The form blocks the application if t</w:t>
-      </w:r>
-      <w:r>
-        <w:t>hat PASTI's MBK is not BUKA, the quota is full, or the category isn't accepted, and suggests other PASTI with room (same DUN first).</w:t>
-      </w:r>
-    </w:p>
-    <w:p>
-      <w:pPr>
-        <w:pStyle w:val="ListParagraph"/>
-        <w:numPr>
-          <w:ilvl w:val="0"/>
-          <w:numId w:val="10"/>
-        </w:numPr>
-        <w:spacing w:after="60"/>
-      </w:pPr>
-      <w:r>
-        <w:rPr>
-          <w:b/>
-          <w:bCs/>
-        </w:rPr>
-        <w:lastRenderedPageBreak/>
-        <w:t>Cawangan decides</w:t>
-      </w:r>
-      <w:r>
-        <w:t xml:space="preserve"> (Permohonan Murid → tab </w:t>
-      </w:r>
-      <w:r>
-        <w:rPr>
-          <w:i/>
-          <w:iCs/>
-        </w:rPr>
-        <w:t>Keperluan Khas</w:t>
-      </w:r>
-      <w:r>
-        <w:t xml:space="preserve">): </w:t>
-      </w:r>
-      <w:r>
-        <w:rPr>
-          <w:b/>
-          <w:bCs/>
-        </w:rPr>
-        <w:t>Jadual Penilaian</w:t>
-      </w:r>
-      <w:r>
-        <w:t xml:space="preserve"> (date, time, place) → status </w:t>
-      </w:r>
-      <w:r>
-        <w:rPr>
-          <w:i/>
-          <w:iCs/>
-        </w:rPr>
-        <w:t>Dijadual Penilaian</w:t>
-      </w:r>
-      <w:r>
-        <w:t xml:space="preserve"> </w:t>
-      </w:r>
-      <w:r>
-        <w:t xml:space="preserve">→ </w:t>
-      </w:r>
-      <w:r>
-        <w:rPr>
-          <w:b/>
-          <w:bCs/>
-        </w:rPr>
-        <w:t>Terima</w:t>
-      </w:r>
-      <w:r>
-        <w:t xml:space="preserve"> (blocked if the quota is full) or </w:t>
-      </w:r>
-      <w:r>
-        <w:rPr>
-          <w:b/>
-          <w:bCs/>
-        </w:rPr>
-        <w:t>Tolak</w:t>
-      </w:r>
-      <w:r>
-        <w:t>.</w:t>
-      </w:r>
-    </w:p>
-    <w:p>
-      <w:pPr>
-        <w:pStyle w:val="ListParagraph"/>
-        <w:numPr>
-          <w:ilvl w:val="0"/>
-          <w:numId w:val="10"/>
-        </w:numPr>
-        <w:spacing w:after="60"/>
-      </w:pPr>
-      <w:r>
-        <w:t xml:space="preserve">The </w:t>
-      </w:r>
-      <w:r>
-        <w:rPr>
-          <w:b/>
-          <w:bCs/>
-        </w:rPr>
-        <w:t>parent</w:t>
-      </w:r>
-      <w:r>
-        <w:t xml:space="preserve"> sees the assessment appointment in Semak Status and the Anak Saya card. The </w:t>
-      </w:r>
-      <w:r>
-        <w:rPr>
-          <w:b/>
-          <w:bCs/>
-        </w:rPr>
-        <w:t>class teacher</w:t>
-      </w:r>
-      <w:r>
-        <w:t xml:space="preserve"> sees an MBK note in Kehadiran Murid and Permarkahan.</w:t>
-      </w:r>
-    </w:p>
-    <w:p>
-      <w:pPr>
-        <w:pStyle w:val="ListParagraph"/>
-        <w:numPr>
-          <w:ilvl w:val="0"/>
-          <w:numId w:val="10"/>
-        </w:numPr>
-        <w:spacing w:after="60"/>
-      </w:pPr>
-      <w:r>
-        <w:rPr>
-          <w:b/>
-          <w:bCs/>
-        </w:rPr>
-        <w:t>Fees</w:t>
-      </w:r>
-      <w:r>
-        <w:t xml:space="preserve"> are the same as for other students.</w:t>
-      </w:r>
-    </w:p>
-    <w:p>
-      <w:pPr>
-        <w:spacing w:after="40"/>
-      </w:pPr>
-    </w:p>
-    <w:p>
-      <w:pPr>
-        <w:spacing w:after="120"/>
-      </w:pPr>
-      <w:r>
-        <w:rPr>
-          <w:b/>
-          <w:bCs/>
-        </w:rPr>
-        <w:t>Privacy:</w:t>
-      </w:r>
-      <w:r>
-        <w:t xml:space="preserve"> o</w:t>
-      </w:r>
-      <w:r>
-        <w:t xml:space="preserve">nly the Cawangan, the teachers of that PASTI and the child's parent can see which child is MBK and the details. Kawasan, DUN, Negeri and Pusat see </w:t>
-      </w:r>
-      <w:r>
-        <w:rPr>
-          <w:b/>
-          <w:bCs/>
-        </w:rPr>
-        <w:t>counts only</w:t>
-      </w:r>
-      <w:r>
-        <w:t xml:space="preserve"> (dashboards, Laporan Murid → </w:t>
-      </w:r>
-      <w:r>
-        <w:rPr>
-          <w:i/>
-          <w:iCs/>
-        </w:rPr>
-        <w:t>Keperluan Khas</w:t>
-      </w:r>
-      <w:r>
-        <w:t>, the MBK column in Pengurusan PASTI). For them an app</w:t>
-      </w:r>
-      <w:r>
-        <w:t xml:space="preserve">lication under assessment simply shows as </w:t>
-      </w:r>
-      <w:r>
-        <w:rPr>
-          <w:i/>
-          <w:iCs/>
-        </w:rPr>
-        <w:t>Baharu</w:t>
-      </w:r>
-      <w:r>
-        <w:t>. Every opening of MBK details is written to Log Akses.</w:t>
-      </w:r>
     </w:p>
     <w:p>
       <w:pPr>
@@ -23849,7 +22351,7 @@
                 <w:sz w:val="19"/>
                 <w:szCs w:val="19"/>
               </w:rPr>
-              <w:t>KPIs, charts (Chart.js), alerts, PASTI pipeline, news (+ Tambah makluman), mini calendar, Kod PASTI (Cawangan), quick-access tile</w:t>
+              <w:t xml:space="preserve">KPIs, charts (Chart.js), alerts, news (+ Tambah makluman), mini calendar, Kod PASTI (Cawangan), quick-access tile</w:t>
             </w:r>
             <w:r>
               <w:rPr>
@@ -24262,7 +22764,7 @@
                 <w:sz w:val="19"/>
                 <w:szCs w:val="19"/>
               </w:rPr>
-              <w:t>PASTI Baharu · Semakan Kelulusan · PASTI Cawangan</w:t>
+              <w:t xml:space="preserve">Senarai PASTI Cawangan</w:t>
             </w:r>
           </w:p>
         </w:tc>
@@ -24288,14 +22790,14 @@
                 <w:sz w:val="19"/>
                 <w:szCs w:val="19"/>
               </w:rPr>
-              <w:t>Approval chain, Kod PASTI, open/</w:t>
-            </w:r>
-            <w:r>
-              <w:rPr>
-                <w:sz w:val="19"/>
-                <w:szCs w:val="19"/>
-              </w:rPr>
-              <w:t>close registration, create Cawangan admin</w:t>
+              <w:t xml:space="preserve">Templat Excel and Muat Naik Excel (Negeri), open/close registration (Kawasan), Cipta Pentadbir (DUN), Lihat</w:t>
+            </w:r>
+            <w:r>
+              <w:rPr>
+                <w:sz w:val="19"/>
+                <w:szCs w:val="19"/>
+              </w:rPr>
+              <w:t xml:space="preserve"/>
             </w:r>
           </w:p>
         </w:tc>
@@ -24334,7 +22836,7 @@
                 <w:sz w:val="19"/>
                 <w:szCs w:val="19"/>
               </w:rPr>
-              <w:t>Daftar PASTI Baharu</w:t>
+              <w:t>Permohonan Murid</w:t>
             </w:r>
             <w:r>
               <w:rPr>
@@ -24351,7 +22853,7 @@
                 <w:szCs w:val="17"/>
                 <w:shd w:val="clear" w:color="auto" w:fill="F3F5F2"/>
               </w:rPr>
-              <w:t>pasti-daftar-baharu</w:t>
+              <w:t>murid-permohonan</w:t>
             </w:r>
           </w:p>
         </w:tc>
@@ -24377,7 +22879,7 @@
                 <w:sz w:val="19"/>
                 <w:szCs w:val="19"/>
               </w:rPr>
-              <w:t>3-step wizard</w:t>
+              <w:t>Baharu · Diterima · Ditolak</w:t>
             </w:r>
           </w:p>
         </w:tc>
@@ -24403,7 +22905,7 @@
                 <w:sz w:val="19"/>
                 <w:szCs w:val="19"/>
               </w:rPr>
-              <w:t>Establishment details, facilities checklist, management committee, documents, declaration</w:t>
+              <w:t>Lihat, Cetak (borang), Excel, Terima/Tolak (Cawangan)</w:t>
             </w:r>
           </w:p>
         </w:tc>
@@ -24442,7 +22944,7 @@
                 <w:sz w:val="19"/>
                 <w:szCs w:val="19"/>
               </w:rPr>
-              <w:t>Permohonan Murid</w:t>
+              <w:t>Senarai Murid</w:t>
             </w:r>
             <w:r>
               <w:rPr>
@@ -24459,7 +22961,7 @@
                 <w:szCs w:val="17"/>
                 <w:shd w:val="clear" w:color="auto" w:fill="F3F5F2"/>
               </w:rPr>
-              <w:t>murid-permohonan</w:t>
+              <w:t>murid-senarai</w:t>
             </w:r>
           </w:p>
         </w:tc>
@@ -24485,7 +22987,7 @@
                 <w:sz w:val="19"/>
                 <w:szCs w:val="19"/>
               </w:rPr>
-              <w:t>Baharu · Diterima · Ditolak</w:t>
+              <w:t>—</w:t>
             </w:r>
           </w:p>
         </w:tc>
@@ -24511,7 +23013,14 @@
                 <w:sz w:val="19"/>
                 <w:szCs w:val="19"/>
               </w:rPr>
-              <w:t>Lihat, Cetak (borang), Excel, Terima/Tolak (Cawangan)</w:t>
+              <w:t>Search, Lihat, Edi</w:t>
+            </w:r>
+            <w:r>
+              <w:rPr>
+                <w:sz w:val="19"/>
+                <w:szCs w:val="19"/>
+              </w:rPr>
+              <w:t>t, Cetak</w:t>
             </w:r>
           </w:p>
         </w:tc>
@@ -24550,7 +23059,7 @@
                 <w:sz w:val="19"/>
                 <w:szCs w:val="19"/>
               </w:rPr>
-              <w:t>Senarai Murid</w:t>
+              <w:t>Cetak Sijil</w:t>
             </w:r>
             <w:r>
               <w:rPr>
@@ -24567,7 +23076,7 @@
                 <w:szCs w:val="17"/>
                 <w:shd w:val="clear" w:color="auto" w:fill="F3F5F2"/>
               </w:rPr>
-              <w:t>murid-senarai</w:t>
+              <w:t>murid-sijil</w:t>
             </w:r>
           </w:p>
         </w:tc>
@@ -24619,14 +23128,7 @@
                 <w:sz w:val="19"/>
                 <w:szCs w:val="19"/>
               </w:rPr>
-              <w:t>Search, Lihat, Edi</w:t>
-            </w:r>
-            <w:r>
-              <w:rPr>
-                <w:sz w:val="19"/>
-                <w:szCs w:val="19"/>
-              </w:rPr>
-              <w:t>t, Cetak</w:t>
+              <w:t>Select rows; Sijil Jawi / Rumi per row or in bulk; Cetak / Simpan PDF</w:t>
             </w:r>
           </w:p>
         </w:tc>
@@ -24665,7 +23167,7 @@
                 <w:sz w:val="19"/>
                 <w:szCs w:val="19"/>
               </w:rPr>
-              <w:t>Cetak Sijil</w:t>
+              <w:t>Ibu Bapa</w:t>
             </w:r>
             <w:r>
               <w:rPr>
@@ -24682,7 +23184,7 @@
                 <w:szCs w:val="17"/>
                 <w:shd w:val="clear" w:color="auto" w:fill="F3F5F2"/>
               </w:rPr>
-              <w:t>murid-sijil</w:t>
+              <w:t>ibubapa-senarai</w:t>
             </w:r>
           </w:p>
         </w:tc>
@@ -24734,7 +23236,7 @@
                 <w:sz w:val="19"/>
                 <w:szCs w:val="19"/>
               </w:rPr>
-              <w:t>Select rows; Sijil Jawi / Rumi per row or in bulk; Cetak / Simpan PDF</w:t>
+              <w:t>Search, Lihat, Excel, Cetak</w:t>
             </w:r>
           </w:p>
         </w:tc>
@@ -24773,7 +23275,7 @@
                 <w:sz w:val="19"/>
                 <w:szCs w:val="19"/>
               </w:rPr>
-              <w:t>Ibu Bapa</w:t>
+              <w:t>Permarkahan</w:t>
             </w:r>
             <w:r>
               <w:rPr>
@@ -24790,7 +23292,7 @@
                 <w:szCs w:val="17"/>
                 <w:shd w:val="clear" w:color="auto" w:fill="F3F5F2"/>
               </w:rPr>
-              <w:t>ibubapa-senarai</w:t>
+              <w:t>permarkahan</w:t>
             </w:r>
           </w:p>
         </w:tc>
@@ -24816,7 +23318,7 @@
                 <w:sz w:val="19"/>
                 <w:szCs w:val="19"/>
               </w:rPr>
-              <w:t>—</w:t>
+              <w:t>Penggal 1 / 2</w:t>
             </w:r>
           </w:p>
         </w:tc>
@@ -24842,7 +23344,23 @@
                 <w:sz w:val="19"/>
                 <w:szCs w:val="19"/>
               </w:rPr>
-              <w:t>Search, Lihat, Excel, Cetak</w:t>
+              <w:t xml:space="preserve">Stats, progress per PASTI (click to filter), pupil list with filters and paging, </w:t>
+            </w:r>
+            <w:r>
+              <w:rPr>
+                <w:i/>
+                <w:iCs/>
+                <w:sz w:val="19"/>
+                <w:szCs w:val="19"/>
+              </w:rPr>
+              <w:t>Lihat Rumusan</w:t>
+            </w:r>
+            <w:r>
+              <w:rPr>
+                <w:sz w:val="19"/>
+                <w:szCs w:val="19"/>
+              </w:rPr>
+              <w:t>, print</w:t>
             </w:r>
           </w:p>
         </w:tc>
@@ -24881,7 +23399,7 @@
                 <w:sz w:val="19"/>
                 <w:szCs w:val="19"/>
               </w:rPr>
-              <w:t>Permarkahan</w:t>
+              <w:t>Caruman</w:t>
             </w:r>
             <w:r>
               <w:rPr>
@@ -24898,7 +23416,7 @@
                 <w:szCs w:val="17"/>
                 <w:shd w:val="clear" w:color="auto" w:fill="F3F5F2"/>
               </w:rPr>
-              <w:t>permarkahan</w:t>
+              <w:t>caruman</w:t>
             </w:r>
           </w:p>
         </w:tc>
@@ -24924,7 +23442,7 @@
                 <w:sz w:val="19"/>
                 <w:szCs w:val="19"/>
               </w:rPr>
-              <w:t>Penggal 1 / 2</w:t>
+              <w:t>Skim PASTI · Tuntutan · PERKESO SKSPS · Tetapan Caruman</w:t>
             </w:r>
           </w:p>
         </w:tc>
@@ -24950,23 +23468,7 @@
                 <w:sz w:val="19"/>
                 <w:szCs w:val="19"/>
               </w:rPr>
-              <w:t xml:space="preserve">Stats, progress per PASTI (click to filter), pupil list with filters and paging, </w:t>
-            </w:r>
-            <w:r>
-              <w:rPr>
-                <w:i/>
-                <w:iCs/>
-                <w:sz w:val="19"/>
-                <w:szCs w:val="19"/>
-              </w:rPr>
-              <w:t>Lihat Rumusan</w:t>
-            </w:r>
-            <w:r>
-              <w:rPr>
-                <w:sz w:val="19"/>
-                <w:szCs w:val="19"/>
-              </w:rPr>
-              <w:t>, print</w:t>
+              <w:t>Bayar / Hantar Peringatan, Resit, claims add/approve, rates</w:t>
             </w:r>
           </w:p>
         </w:tc>
@@ -25005,7 +23507,7 @@
                 <w:sz w:val="19"/>
                 <w:szCs w:val="19"/>
               </w:rPr>
-              <w:t>Caruman</w:t>
+              <w:t>Yuran</w:t>
             </w:r>
             <w:r>
               <w:rPr>
@@ -25022,7 +23524,7 @@
                 <w:szCs w:val="17"/>
                 <w:shd w:val="clear" w:color="auto" w:fill="F3F5F2"/>
               </w:rPr>
-              <w:t>caruman</w:t>
+              <w:t>yuran</w:t>
             </w:r>
           </w:p>
         </w:tc>
@@ -25048,7 +23550,7 @@
                 <w:sz w:val="19"/>
                 <w:szCs w:val="19"/>
               </w:rPr>
-              <w:t>Skim PASTI · Tuntutan · PERKESO SKSPS · Tetapan Caruman</w:t>
+              <w:t>Bil Yuran · Struktur Yuran · Transaksi</w:t>
             </w:r>
           </w:p>
         </w:tc>
@@ -25074,7 +23576,7 @@
                 <w:sz w:val="19"/>
                 <w:szCs w:val="19"/>
               </w:rPr>
-              <w:t>Bayar / Hantar Peringatan, Resit, claims add/approve, rates</w:t>
+              <w:t>Jana Bil (Pukal), Rekod Bayaran, Resit, add/edit fee structure (Cawangan); logged payments in Transaksi</w:t>
             </w:r>
           </w:p>
         </w:tc>
@@ -25113,7 +23615,7 @@
                 <w:sz w:val="19"/>
                 <w:szCs w:val="19"/>
               </w:rPr>
-              <w:t>Yuran</w:t>
+              <w:t>Payment Gateway</w:t>
             </w:r>
             <w:r>
               <w:rPr>
@@ -25130,7 +23632,7 @@
                 <w:szCs w:val="17"/>
                 <w:shd w:val="clear" w:color="auto" w:fill="F3F5F2"/>
               </w:rPr>
-              <w:t>yuran</w:t>
+              <w:t>payment-gateway</w:t>
             </w:r>
           </w:p>
         </w:tc>
@@ -25156,7 +23658,7 @@
                 <w:sz w:val="19"/>
                 <w:szCs w:val="19"/>
               </w:rPr>
-              <w:t>Bil Yuran · Struktur Yuran · Transaksi</w:t>
+              <w:t>Changes by tier (see §4)</w:t>
             </w:r>
           </w:p>
         </w:tc>
@@ -25182,7 +23684,7 @@
                 <w:sz w:val="19"/>
                 <w:szCs w:val="19"/>
               </w:rPr>
-              <w:t>Jana Bil (Pukal), Rekod Bayaran, Resit, add/edit fee structure (Cawangan); logged payments in Transaksi</w:t>
+              <w:t>BayarCash account setup, Uji Sambungan, choose collection account, fallback and per-branch tables, recent transactions</w:t>
             </w:r>
           </w:p>
         </w:tc>
@@ -25221,7 +23723,7 @@
                 <w:sz w:val="19"/>
                 <w:szCs w:val="19"/>
               </w:rPr>
-              <w:t>Payment Gateway</w:t>
+              <w:t>Papan Pemuka</w:t>
             </w:r>
             <w:r>
               <w:rPr>
@@ -25238,7 +23740,7 @@
                 <w:szCs w:val="17"/>
                 <w:shd w:val="clear" w:color="auto" w:fill="F3F5F2"/>
               </w:rPr>
-              <w:t>payment-gateway</w:t>
+              <w:t>laporan-papan-pemuka</w:t>
             </w:r>
           </w:p>
         </w:tc>
@@ -25264,7 +23766,7 @@
                 <w:sz w:val="19"/>
                 <w:szCs w:val="19"/>
               </w:rPr>
-              <w:t>Changes by tier (see §4)</w:t>
+              <w:t>Year 2026 / 2025</w:t>
             </w:r>
           </w:p>
         </w:tc>
@@ -25290,7 +23792,14 @@
                 <w:sz w:val="19"/>
                 <w:szCs w:val="19"/>
               </w:rPr>
-              <w:t>BayarCash account setup, Uji Sambungan, choose collection account, fallback and per-branch tables, recent transactions</w:t>
+              <w:t>PASTI, teachers and students per DUN (charts</w:t>
+            </w:r>
+            <w:r>
+              <w:rPr>
+                <w:sz w:val="19"/>
+                <w:szCs w:val="19"/>
+              </w:rPr>
+              <w:t xml:space="preserve"> and table), print</w:t>
             </w:r>
           </w:p>
         </w:tc>
@@ -25329,7 +23838,7 @@
                 <w:sz w:val="19"/>
                 <w:szCs w:val="19"/>
               </w:rPr>
-              <w:t>Papan Pemuka</w:t>
+              <w:t>Laporan Guru</w:t>
             </w:r>
             <w:r>
               <w:rPr>
@@ -25346,7 +23855,7 @@
                 <w:szCs w:val="17"/>
                 <w:shd w:val="clear" w:color="auto" w:fill="F3F5F2"/>
               </w:rPr>
-              <w:t>laporan-papan-pemuka</w:t>
+              <w:t>laporan-guru</w:t>
             </w:r>
           </w:p>
         </w:tc>
@@ -25372,7 +23881,7 @@
                 <w:sz w:val="19"/>
                 <w:szCs w:val="19"/>
               </w:rPr>
-              <w:t>Year 2026 / 2025</w:t>
+              <w:t>Saguhati / Elaun · Jantina</w:t>
             </w:r>
           </w:p>
         </w:tc>
@@ -25398,14 +23907,7 @@
                 <w:sz w:val="19"/>
                 <w:szCs w:val="19"/>
               </w:rPr>
-              <w:t>PASTI, teachers and students per DUN (charts</w:t>
-            </w:r>
-            <w:r>
-              <w:rPr>
-                <w:sz w:val="19"/>
-                <w:szCs w:val="19"/>
-              </w:rPr>
-              <w:t xml:space="preserve"> and table), print</w:t>
+              <w:t>Charts and tables per DUN, print</w:t>
             </w:r>
           </w:p>
         </w:tc>
@@ -25444,7 +23946,7 @@
                 <w:sz w:val="19"/>
                 <w:szCs w:val="19"/>
               </w:rPr>
-              <w:t>Laporan Guru</w:t>
+              <w:t>Laporan Murid</w:t>
             </w:r>
             <w:r>
               <w:rPr>
@@ -25461,7 +23963,7 @@
                 <w:szCs w:val="17"/>
                 <w:shd w:val="clear" w:color="auto" w:fill="F3F5F2"/>
               </w:rPr>
-              <w:t>laporan-guru</w:t>
+              <w:t>laporan-murid</w:t>
             </w:r>
           </w:p>
         </w:tc>
@@ -25487,7 +23989,7 @@
                 <w:sz w:val="19"/>
                 <w:szCs w:val="19"/>
               </w:rPr>
-              <w:t>Saguhati / Elaun · Jantina</w:t>
+              <w:t>Tahun &amp; Jantina · Status Yatim · Jantina · Bangsa · Permohonan Online</w:t>
             </w:r>
           </w:p>
         </w:tc>
@@ -25513,7 +24015,7 @@
                 <w:sz w:val="19"/>
                 <w:szCs w:val="19"/>
               </w:rPr>
-              <w:t>Charts and tables per DUN, print</w:t>
+              <w:t>Charts, tables, Excel, print</w:t>
             </w:r>
           </w:p>
         </w:tc>
@@ -25552,7 +24054,7 @@
                 <w:sz w:val="19"/>
                 <w:szCs w:val="19"/>
               </w:rPr>
-              <w:t>Laporan Murid</w:t>
+              <w:t>Laporan Warga</w:t>
             </w:r>
             <w:r>
               <w:rPr>
@@ -25569,7 +24071,7 @@
                 <w:szCs w:val="17"/>
                 <w:shd w:val="clear" w:color="auto" w:fill="F3F5F2"/>
               </w:rPr>
-              <w:t>laporan-murid</w:t>
+              <w:t>laporan-warga</w:t>
             </w:r>
           </w:p>
         </w:tc>
@@ -25595,7 +24097,7 @@
                 <w:sz w:val="19"/>
                 <w:szCs w:val="19"/>
               </w:rPr>
-              <w:t>Tahun &amp; Jantina · Status Yatim · Jantina · Bangsa · Permohonan Online</w:t>
+              <w:t>Jawatankuasa · Petugas · Keahlian SKSPS</w:t>
             </w:r>
           </w:p>
         </w:tc>
@@ -25621,7 +24123,7 @@
                 <w:sz w:val="19"/>
                 <w:szCs w:val="19"/>
               </w:rPr>
-              <w:t>Charts, tables, Excel, print</w:t>
+              <w:t>Tables, Excel, print</w:t>
             </w:r>
           </w:p>
         </w:tc>
@@ -25660,7 +24162,8 @@
                 <w:sz w:val="19"/>
                 <w:szCs w:val="19"/>
               </w:rPr>
-              <w:t>Laporan Warga</w:t>
+              <w:lastRenderedPageBreak/>
+              <w:t>Kehadiran</w:t>
             </w:r>
             <w:r>
               <w:rPr>
@@ -25677,7 +24180,7 @@
                 <w:szCs w:val="17"/>
                 <w:shd w:val="clear" w:color="auto" w:fill="F3F5F2"/>
               </w:rPr>
-              <w:t>laporan-warga</w:t>
+              <w:t>kehadiran</w:t>
             </w:r>
           </w:p>
         </w:tc>
@@ -25703,7 +24206,7 @@
                 <w:sz w:val="19"/>
                 <w:szCs w:val="19"/>
               </w:rPr>
-              <w:t>Jawatankuasa · Petugas · Keahlian SKSPS</w:t>
+              <w:t>Murid · Guru &amp; Petugas</w:t>
             </w:r>
           </w:p>
         </w:tc>
@@ -25729,7 +24232,7 @@
                 <w:sz w:val="19"/>
                 <w:szCs w:val="19"/>
               </w:rPr>
-              <w:t>Tables, Excel, print</w:t>
+              <w:t>Per-tab filters and date picker, Check-in / Check-out (Cawangan), today's Portal Guru clock-in and pupil attendance</w:t>
             </w:r>
           </w:p>
         </w:tc>
@@ -25768,8 +24271,16 @@
                 <w:sz w:val="19"/>
                 <w:szCs w:val="19"/>
               </w:rPr>
-              <w:lastRenderedPageBreak/>
-              <w:t>Kehadiran</w:t>
+              <w:t>Cuti G</w:t>
+            </w:r>
+            <w:r>
+              <w:rPr>
+                <w:b/>
+                <w:bCs/>
+                <w:sz w:val="19"/>
+                <w:szCs w:val="19"/>
+              </w:rPr>
+              <w:t>uru</w:t>
             </w:r>
             <w:r>
               <w:rPr>
@@ -25786,7 +24297,7 @@
                 <w:szCs w:val="17"/>
                 <w:shd w:val="clear" w:color="auto" w:fill="F3F5F2"/>
               </w:rPr>
-              <w:t>kehadiran</w:t>
+              <w:t>cuti-guru</w:t>
             </w:r>
           </w:p>
         </w:tc>
@@ -25812,7 +24323,7 @@
                 <w:sz w:val="19"/>
                 <w:szCs w:val="19"/>
               </w:rPr>
-              <w:t>Murid · Guru &amp; Petugas</w:t>
+              <w:t>Menunggu · Diluluskan · Ditolak</w:t>
             </w:r>
           </w:p>
         </w:tc>
@@ -25838,7 +24349,7 @@
                 <w:sz w:val="19"/>
                 <w:szCs w:val="19"/>
               </w:rPr>
-              <w:t>Per-tab filters and date picker, Check-in / Check-out (Cawangan), today's Portal Guru clock-in and pupil attendance</w:t>
+              <w:t>Stats, Lulus / Tolak with reason (Cawangan), view (Kawasan, DUN)</w:t>
             </w:r>
           </w:p>
         </w:tc>
@@ -25877,16 +24388,7 @@
                 <w:sz w:val="19"/>
                 <w:szCs w:val="19"/>
               </w:rPr>
-              <w:t>Cuti G</w:t>
-            </w:r>
-            <w:r>
-              <w:rPr>
-                <w:b/>
-                <w:bCs/>
-                <w:sz w:val="19"/>
-                <w:szCs w:val="19"/>
-              </w:rPr>
-              <w:t>uru</w:t>
+              <w:t>Takwim</w:t>
             </w:r>
             <w:r>
               <w:rPr>
@@ -25903,7 +24405,7 @@
                 <w:szCs w:val="17"/>
                 <w:shd w:val="clear" w:color="auto" w:fill="F3F5F2"/>
               </w:rPr>
-              <w:t>cuti-guru</w:t>
+              <w:t>calendar</w:t>
             </w:r>
           </w:p>
         </w:tc>
@@ -25929,7 +24431,7 @@
                 <w:sz w:val="19"/>
                 <w:szCs w:val="19"/>
               </w:rPr>
-              <w:t>Menunggu · Diluluskan · Ditolak</w:t>
+              <w:t>—</w:t>
             </w:r>
           </w:p>
         </w:tc>
@@ -25955,7 +24457,14 @@
                 <w:sz w:val="19"/>
                 <w:szCs w:val="19"/>
               </w:rPr>
-              <w:t>Stats, Lulus / Tolak with reason (Cawangan), view (Kawasan, DUN)</w:t>
+              <w:t>Month navigation, + Tambah Program (calendar, level, start/end dates, notes; several per day), Google Calendar sync (simulated</w:t>
+            </w:r>
+            <w:r>
+              <w:rPr>
+                <w:sz w:val="19"/>
+                <w:szCs w:val="19"/>
+              </w:rPr>
+              <w:t>), + Google</w:t>
             </w:r>
           </w:p>
         </w:tc>
@@ -25994,7 +24503,7 @@
                 <w:sz w:val="19"/>
                 <w:szCs w:val="19"/>
               </w:rPr>
-              <w:t>Takwim</w:t>
+              <w:t>Notifikasi</w:t>
             </w:r>
             <w:r>
               <w:rPr>
@@ -26011,7 +24520,7 @@
                 <w:szCs w:val="17"/>
                 <w:shd w:val="clear" w:color="auto" w:fill="F3F5F2"/>
               </w:rPr>
-              <w:t>calendar</w:t>
+              <w:t>notifikasi</w:t>
             </w:r>
           </w:p>
         </w:tc>
@@ -26037,7 +24546,7 @@
                 <w:sz w:val="19"/>
                 <w:szCs w:val="19"/>
               </w:rPr>
-              <w:t>—</w:t>
+              <w:t>Semua · Notis · Peringatan Bayaran</w:t>
             </w:r>
           </w:p>
         </w:tc>
@@ -26063,14 +24572,7 @@
                 <w:sz w:val="19"/>
                 <w:szCs w:val="19"/>
               </w:rPr>
-              <w:t>Month navigation, + Tambah Program (calendar, level, start/end dates, notes; several per day), Google Calendar sync (simulated</w:t>
-            </w:r>
-            <w:r>
-              <w:rPr>
-                <w:sz w:val="19"/>
-                <w:szCs w:val="19"/>
-              </w:rPr>
-              <w:t>), + Google</w:t>
+              <w:t>Hantar Notis (target level/PASTI, type), Hantar Peringatan, pop-up preview</w:t>
             </w:r>
           </w:p>
         </w:tc>
@@ -26109,7 +24611,7 @@
                 <w:sz w:val="19"/>
                 <w:szCs w:val="19"/>
               </w:rPr>
-              <w:t>Notifikasi</w:t>
+              <w:t>Log Akses</w:t>
             </w:r>
             <w:r>
               <w:rPr>
@@ -26126,7 +24628,7 @@
                 <w:szCs w:val="17"/>
                 <w:shd w:val="clear" w:color="auto" w:fill="F3F5F2"/>
               </w:rPr>
-              <w:t>notifikasi</w:t>
+              <w:t>log-akses</w:t>
             </w:r>
           </w:p>
         </w:tc>
@@ -26152,7 +24654,7 @@
                 <w:sz w:val="19"/>
                 <w:szCs w:val="19"/>
               </w:rPr>
-              <w:t>Semua · Notis · Peringatan Bayaran</w:t>
+              <w:t>—</w:t>
             </w:r>
           </w:p>
         </w:tc>
@@ -26178,7 +24680,7 @@
                 <w:sz w:val="19"/>
                 <w:szCs w:val="19"/>
               </w:rPr>
-              <w:t>Hantar Notis (target level/PASTI, type), Hantar Peringatan, pop-up preview</w:t>
+              <w:t>Audit rows filtered by scope; filters by user, module, action, date; Eksport (CSV) and Cetak</w:t>
             </w:r>
           </w:p>
         </w:tc>
@@ -26217,7 +24719,7 @@
                 <w:sz w:val="19"/>
                 <w:szCs w:val="19"/>
               </w:rPr>
-              <w:t>Log Akses</w:t>
+              <w:t>Kempen</w:t>
             </w:r>
             <w:r>
               <w:rPr>
@@ -26234,7 +24736,7 @@
                 <w:szCs w:val="17"/>
                 <w:shd w:val="clear" w:color="auto" w:fill="F3F5F2"/>
               </w:rPr>
-              <w:t>log-akses</w:t>
+              <w:t>kempen</w:t>
             </w:r>
           </w:p>
         </w:tc>
@@ -26286,7 +24788,7 @@
                 <w:sz w:val="19"/>
                 <w:szCs w:val="19"/>
               </w:rPr>
-              <w:t>Audit rows filtered by scope; filters by user, module, action, date; Eksport (CSV) and Cetak</w:t>
+              <w:t>+ Cipta Kempen, Lihat, Kongsi</w:t>
             </w:r>
           </w:p>
         </w:tc>
@@ -26325,7 +24827,7 @@
                 <w:sz w:val="19"/>
                 <w:szCs w:val="19"/>
               </w:rPr>
-              <w:t>Kempen</w:t>
+              <w:t>Derma</w:t>
             </w:r>
             <w:r>
               <w:rPr>
@@ -26342,7 +24844,7 @@
                 <w:szCs w:val="17"/>
                 <w:shd w:val="clear" w:color="auto" w:fill="F3F5F2"/>
               </w:rPr>
-              <w:t>kempen</w:t>
+              <w:t>derma</w:t>
             </w:r>
           </w:p>
         </w:tc>
@@ -26394,7 +24896,7 @@
                 <w:sz w:val="19"/>
                 <w:szCs w:val="19"/>
               </w:rPr>
-              <w:t>+ Cipta Kempen, Lihat, Kongsi</w:t>
+              <w:t>+ Terima Derma (goes to BayarCash), Resit, filters</w:t>
             </w:r>
           </w:p>
         </w:tc>
@@ -26433,114 +24935,6 @@
                 <w:sz w:val="19"/>
                 <w:szCs w:val="19"/>
               </w:rPr>
-              <w:t>Derma</w:t>
-            </w:r>
-            <w:r>
-              <w:rPr>
-                <w:sz w:val="19"/>
-                <w:szCs w:val="19"/>
-              </w:rPr>
-              <w:t xml:space="preserve"> </w:t>
-            </w:r>
-            <w:r>
-              <w:rPr>
-                <w:rFonts w:ascii="Consolas" w:eastAsia="Consolas" w:hAnsi="Consolas" w:cs="Consolas"/>
-                <w:color w:val="1F5C0A"/>
-                <w:sz w:val="17"/>
-                <w:szCs w:val="17"/>
-                <w:shd w:val="clear" w:color="auto" w:fill="F3F5F2"/>
-              </w:rPr>
-              <w:t>derma</w:t>
-            </w:r>
-          </w:p>
-        </w:tc>
-        <w:tc>
-          <w:tcPr>
-            <w:tcW w:w="3636" w:type="dxa"/>
-            <w:tcBorders>
-              <w:top w:val="single" w:sz="4" w:space="0" w:color="C9D3C4"/>
-              <w:left w:val="single" w:sz="4" w:space="0" w:color="C9D3C4"/>
-              <w:bottom w:val="single" w:sz="4" w:space="0" w:color="C9D3C4"/>
-              <w:right w:val="single" w:sz="4" w:space="0" w:color="C9D3C4"/>
-            </w:tcBorders>
-            <w:tcMar>
-              <w:top w:w="60" w:type="dxa"/>
-              <w:left w:w="90" w:type="dxa"/>
-              <w:bottom w:w="60" w:type="dxa"/>
-              <w:right w:w="90" w:type="dxa"/>
-            </w:tcMar>
-          </w:tcPr>
-          <w:p>
-            <w:r>
-              <w:rPr>
-                <w:sz w:val="19"/>
-                <w:szCs w:val="19"/>
-              </w:rPr>
-              <w:t>—</w:t>
-            </w:r>
-          </w:p>
-        </w:tc>
-        <w:tc>
-          <w:tcPr>
-            <w:tcW w:w="3638" w:type="dxa"/>
-            <w:tcBorders>
-              <w:top w:val="single" w:sz="4" w:space="0" w:color="C9D3C4"/>
-              <w:left w:val="single" w:sz="4" w:space="0" w:color="C9D3C4"/>
-              <w:bottom w:val="single" w:sz="4" w:space="0" w:color="C9D3C4"/>
-              <w:right w:val="single" w:sz="4" w:space="0" w:color="C9D3C4"/>
-            </w:tcBorders>
-            <w:tcMar>
-              <w:top w:w="60" w:type="dxa"/>
-              <w:left w:w="90" w:type="dxa"/>
-              <w:bottom w:w="60" w:type="dxa"/>
-              <w:right w:w="90" w:type="dxa"/>
-            </w:tcMar>
-          </w:tcPr>
-          <w:p>
-            <w:r>
-              <w:rPr>
-                <w:sz w:val="19"/>
-                <w:szCs w:val="19"/>
-              </w:rPr>
-              <w:t>+ Terima Derma (goes to BayarCash), Resit, filters</w:t>
-            </w:r>
-          </w:p>
-        </w:tc>
-      </w:tr>
-      <w:tr>
-        <w:tblPrEx>
-          <w:tblCellMar>
-            <w:top w:w="0" w:type="dxa"/>
-            <w:bottom w:w="0" w:type="dxa"/>
-          </w:tblCellMar>
-        </w:tblPrEx>
-        <w:trPr>
-          <w:cantSplit/>
-        </w:trPr>
-        <w:tc>
-          <w:tcPr>
-            <w:tcW w:w="2364" w:type="dxa"/>
-            <w:tcBorders>
-              <w:top w:val="single" w:sz="4" w:space="0" w:color="C9D3C4"/>
-              <w:left w:val="single" w:sz="4" w:space="0" w:color="C9D3C4"/>
-              <w:bottom w:val="single" w:sz="4" w:space="0" w:color="C9D3C4"/>
-              <w:right w:val="single" w:sz="4" w:space="0" w:color="C9D3C4"/>
-            </w:tcBorders>
-            <w:tcMar>
-              <w:top w:w="60" w:type="dxa"/>
-              <w:left w:w="90" w:type="dxa"/>
-              <w:bottom w:w="60" w:type="dxa"/>
-              <w:right w:w="90" w:type="dxa"/>
-            </w:tcMar>
-          </w:tcPr>
-          <w:p>
-            <w:r>
-              <w:rPr>
-                <w:b/>
-                <w:bCs/>
-                <w:sz w:val="19"/>
-                <w:szCs w:val="19"/>
-              </w:rPr>
               <w:t>Tetapan</w:t>
             </w:r>
             <w:r>
@@ -26723,7 +25117,7 @@
         <w:t>DB.pastiInScope()</w:t>
       </w:r>
       <w:r>
-        <w:t xml:space="preserve"> lists the approved PASTI inside it.</w:t>
+        <w:t xml:space="preserve"> lists the PASTI inside it.</w:t>
       </w:r>
     </w:p>
     <w:p>
@@ -29987,7 +28381,7 @@
                 <w:sz w:val="19"/>
                 <w:szCs w:val="19"/>
               </w:rPr>
-              <w:t>Access log entries (e.g. MBK details opened), shown in Log Akses</w:t>
+              <w:t xml:space="preserve">Access log entries, shown in Log Akses</w:t>
             </w:r>
           </w:p>
         </w:tc>
@@ -30297,7 +28691,7 @@
         <w:spacing w:after="60"/>
       </w:pPr>
       <w:r>
-        <w:t xml:space="preserve">9 approved in P021 Kota Bharu (N09 Kota Lama, N10 Bunut Payong), with codes </w:t>
+        <w:t xml:space="preserve">9 in P021 Kota Bharu (N09 Kota Lama, N10 Bunut Payong), with codes </w:t>
       </w:r>
       <w:r>
         <w:rPr>
@@ -30349,37 +28743,17 @@
         <w:spacing w:after="60"/>
       </w:pPr>
       <w:r>
-        <w:t>Applications in progress: AL-QALAM (</w:t>
-      </w:r>
-      <w:r>
-        <w:rPr>
-          <w:i/>
-          <w:iCs/>
-        </w:rPr>
-        <w:t>Disokong Kawasan</w:t>
-      </w:r>
-      <w:r>
-        <w:t>), AR-WAFA and AS-SAKINAH (</w:t>
-      </w:r>
-      <w:r>
-        <w:rPr>
-          <w:i/>
-          <w:iCs/>
-        </w:rPr>
-        <w:t>Baharu</w:t>
-      </w:r>
-      <w:r>
-        <w:t>), AL-BAYAN (</w:t>
-      </w:r>
-      <w:r>
-        <w:rPr>
-          <w:i/>
-          <w:iCs/>
-        </w:rPr>
-        <w:t>Ditolak</w:t>
-      </w:r>
-      <w:r>
-        <w:t>).</w:t>
+        <w:t xml:space="preserve">All are active PASTI with a Kod PASTI. Upload more with </w:t>
+      </w:r>
+      <w:r>
+        <w:rPr>
+          <w:b/>
+          <w:bCs/>
+        </w:rPr>
+        <w:t xml:space="preserve">Muat Naik Excel</w:t>
+      </w:r>
+      <w:r>
+        <w:t xml:space="preserve"> as a Negeri admin.</w:t>
       </w:r>
     </w:p>
     <w:p>
@@ -30406,7 +28780,7 @@
         <w:t>ts:</w:t>
       </w:r>
       <w:r>
-        <w:t xml:space="preserve"> normal applications (</w:t>
+        <w:t xml:space="preserve"> applications in every status (</w:t>
       </w:r>
       <w:r>
         <w:rPr>
@@ -30436,27 +28810,27 @@
         <w:t>Ditolak</w:t>
       </w:r>
       <w:r>
-        <w:t xml:space="preserve">) plus MBK records: 6 accepted MBK students (including Muhammad Nazmi in the demo teacher's class), one MBK application </w:t>
+        <w:t xml:space="preserve">).</w:t>
       </w:r>
       <w:r>
         <w:rPr>
           <w:i/>
           <w:iCs/>
         </w:rPr>
-        <w:t>Baharu</w:t>
-      </w:r>
-      <w:r>
-        <w:t xml:space="preserve"> and one </w:t>
+        <w:t xml:space="preserve"/>
+      </w:r>
+      <w:r>
+        <w:t xml:space="preserve"/>
       </w:r>
       <w:r>
         <w:rPr>
           <w:i/>
           <w:iCs/>
         </w:rPr>
-        <w:t>Dijadual Penilaian</w:t>
-      </w:r>
-      <w:r>
-        <w:t xml:space="preserve"> at Ar-Raihan.</w:t>
+        <w:t xml:space="preserve"/>
+      </w:r>
+      <w:r>
+        <w:t xml:space="preserve"/>
       </w:r>
     </w:p>
     <w:p>
@@ -30473,13 +28847,10 @@
           <w:b/>
           <w:bCs/>
         </w:rPr>
-        <w:t>MBK intake:</w:t>
-      </w:r>
-      <w:r>
-        <w:t xml:space="preserve"> BUKA at Ar-Raihan, Baitul </w:t>
-      </w:r>
-      <w:r>
-        <w:t>Ilmi, Al-Munawwarah and An-Nur Hasanah; MENUNGGU at Al-Qayyum.</w:t>
+        <w:t>SPPM:</w:t>
+      </w:r>
+      <w:r>
+        <w:t xml:space="preserve"> pupil Ahmad Umair (MyKid 210512035411) has Penggal 1 complete and sent. He is the demo parent's child and in the demo teacher's class.</w:t>
       </w:r>
     </w:p>
     <w:p>
@@ -30496,10 +28867,48 @@
           <w:b/>
           <w:bCs/>
         </w:rPr>
-        <w:t>SPPM:</w:t>
-      </w:r>
-      <w:r>
-        <w:t xml:space="preserve"> pupil Ahmad Umair (MyKid 210512035411) has Penggal 1 complete and sent. He is the demo parent's child and in the demo teacher's class.</w:t>
+        <w:t>Users:</w:t>
+      </w:r>
+      <w:r>
+        <w:t xml:space="preserve"> the 13 accounts listed in §2.</w:t>
+      </w:r>
+    </w:p>
+    <w:p>
+      <w:pPr>
+        <w:spacing w:after="40"/>
+      </w:pPr>
+    </w:p>
+    <w:p>
+      <w:pPr>
+        <w:pStyle w:val="Heading1"/>
+        <w:pageBreakBefore/>
+      </w:pPr>
+      <w:bookmarkStart w:id="34" w:name="_Toc241618601"/>
+      <w:r>
+        <w:lastRenderedPageBreak/>
+        <w:t>12. Known gaps and mockup limitations</w:t>
+      </w:r>
+      <w:bookmarkEnd w:id="34"/>
+    </w:p>
+    <w:p>
+      <w:pPr>
+        <w:spacing w:after="120"/>
+      </w:pPr>
+      <w:r>
+        <w:t xml:space="preserve">This is a </w:t>
+      </w:r>
+      <w:r>
+        <w:rPr>
+          <w:b/>
+          <w:bCs/>
+        </w:rPr>
+        <w:t>front-end prototype</w:t>
+      </w:r>
+      <w:r>
+        <w:t xml:space="preserve">. These limits </w:t>
+      </w:r>
+      <w:r>
+        <w:t>are expected until a backend exists:</w:t>
       </w:r>
     </w:p>
     <w:p>
@@ -30516,48 +28925,23 @@
           <w:b/>
           <w:bCs/>
         </w:rPr>
-        <w:t>Users:</w:t>
-      </w:r>
-      <w:r>
-        <w:t xml:space="preserve"> the 13 accounts listed in §2.</w:t>
-      </w:r>
-    </w:p>
-    <w:p>
-      <w:pPr>
-        <w:spacing w:after="40"/>
-      </w:pPr>
-    </w:p>
-    <w:p>
-      <w:pPr>
-        <w:pStyle w:val="Heading1"/>
-        <w:pageBreakBefore/>
-      </w:pPr>
-      <w:bookmarkStart w:id="34" w:name="_Toc241618601"/>
-      <w:r>
-        <w:lastRenderedPageBreak/>
-        <w:t>12. Known gaps and mockup limitations</w:t>
-      </w:r>
-      <w:bookmarkEnd w:id="34"/>
-    </w:p>
-    <w:p>
-      <w:pPr>
-        <w:spacing w:after="120"/>
-      </w:pPr>
-      <w:r>
-        <w:t xml:space="preserve">This is a </w:t>
-      </w:r>
-      <w:r>
-        <w:rPr>
-          <w:b/>
-          <w:bCs/>
-        </w:rPr>
-        <w:t>front-end prototype</w:t>
-      </w:r>
-      <w:r>
-        <w:t xml:space="preserve">. These limits </w:t>
-      </w:r>
-      <w:r>
-        <w:t>are expected until a backend exists:</w:t>
+        <w:t>No real authentication.</w:t>
+      </w:r>
+      <w:r>
+        <w:t xml:space="preserve"> Passwords aren't checked, and the session and data live in the browser's </w:t>
+      </w:r>
+      <w:r>
+        <w:rPr>
+          <w:rFonts w:ascii="Consolas" w:eastAsia="Consolas" w:hAnsi="Consolas" w:cs="Consolas"/>
+          <w:color w:val="1F5C0A"/>
+          <w:sz w:val="18"/>
+          <w:szCs w:val="18"/>
+          <w:shd w:val="clear" w:color="auto" w:fill="F3F5F2"/>
+        </w:rPr>
+        <w:t>localStorage</w:t>
+      </w:r>
+      <w:r>
+        <w:t>, where anyone can change them. Page permissions are enforced only in the browser.</w:t>
       </w:r>
     </w:p>
     <w:p>
@@ -30574,23 +28958,13 @@
           <w:b/>
           <w:bCs/>
         </w:rPr>
-        <w:t>No real authentication.</w:t>
-      </w:r>
-      <w:r>
-        <w:t xml:space="preserve"> Passwords aren't checked, and the session and data live in the browser's </w:t>
-      </w:r>
-      <w:r>
-        <w:rPr>
-          <w:rFonts w:ascii="Consolas" w:eastAsia="Consolas" w:hAnsi="Consolas" w:cs="Consolas"/>
-          <w:color w:val="1F5C0A"/>
-          <w:sz w:val="18"/>
-          <w:szCs w:val="18"/>
-          <w:shd w:val="clear" w:color="auto" w:fill="F3F5F2"/>
-        </w:rPr>
-        <w:t>localStorage</w:t>
-      </w:r>
-      <w:r>
-        <w:t>, where anyone can change them. Page permissions are enforced only in the browser.</w:t>
+        <w:t>Data is per browser.</w:t>
+      </w:r>
+      <w:r>
+        <w:t xml:space="preserve"> Two pe</w:t>
+      </w:r>
+      <w:r>
+        <w:t>ople or two devices don't share records.</w:t>
       </w:r>
     </w:p>
     <w:p>
@@ -30607,13 +28981,10 @@
           <w:b/>
           <w:bCs/>
         </w:rPr>
-        <w:t>Data is per browser.</w:t>
-      </w:r>
-      <w:r>
-        <w:t xml:space="preserve"> Two pe</w:t>
-      </w:r>
-      <w:r>
-        <w:t>ople or two devices don't share records.</w:t>
+        <w:t>Simulated services:</w:t>
+      </w:r>
+      <w:r>
+        <w:t xml:space="preserve"> BayarCash payments, SMS and e-mail, Google Calendar sync, auto-debit, password resets, and sending the offline queue.</w:t>
       </w:r>
     </w:p>
     <w:p>
@@ -30630,10 +29001,10 @@
           <w:b/>
           <w:bCs/>
         </w:rPr>
-        <w:t>Simulated services:</w:t>
-      </w:r>
-      <w:r>
-        <w:t xml:space="preserve"> BayarCash payments, SMS and e-mail, Google Calendar sync, auto-debit, password resets, and sending the offline queue.</w:t>
+        <w:t xml:space="preserve">Uploads are not stored</w:t>
+      </w:r>
+      <w:r>
+        <w:t xml:space="preserve"> (claim documents, photos). The PASTI Excel file is read in the browser and its rows go into the mock DB.</w:t>
       </w:r>
     </w:p>
     <w:p>
@@ -30650,10 +29021,20 @@
           <w:b/>
           <w:bCs/>
         </w:rPr>
-        <w:t>Uploads are not stored</w:t>
-      </w:r>
-      <w:r>
-        <w:t xml:space="preserve"> (PASTI documents, claim documents, photos).</w:t>
+        <w:t>Mock figur</w:t>
+      </w:r>
+      <w:r>
+        <w:rPr>
+          <w:b/>
+          <w:bCs/>
+        </w:rPr>
+        <w:t>es:</w:t>
+      </w:r>
+      <w:r>
+        <w:t xml:space="preserve"> dashboard rates (attendance, fee collection, SPPM progress), HQ money figures, report tables and the audit log are sample data (stable per PASTI and filtered by scope), not calculated from transactions. Counts of PASTI, students, teachers, applications</w:t>
+      </w:r>
+      <w:r>
+        <w:t>, leave and logged payments are real.</w:t>
       </w:r>
     </w:p>
     <w:p>
@@ -30670,20 +29051,10 @@
           <w:b/>
           <w:bCs/>
         </w:rPr>
-        <w:t>Mock figur</w:t>
-      </w:r>
-      <w:r>
-        <w:rPr>
-          <w:b/>
-          <w:bCs/>
-        </w:rPr>
-        <w:t>es:</w:t>
-      </w:r>
-      <w:r>
-        <w:t xml:space="preserve"> dashboard rates (attendance, fee collection, SPPM progress), HQ money figures, report tables and the audit log are sample data (stable per PASTI and filtered by scope), not calculated from transactions. Counts of PASTI, students, teachers, applications</w:t>
-      </w:r>
-      <w:r>
-        <w:t>, leave and logged payments are real.</w:t>
+        <w:t>Demo class:</w:t>
+      </w:r>
+      <w:r>
+        <w:t xml:space="preserve"> the Portal Guru uses one sample class of 15 pupils for whichever PASTI the teacher belongs to. The SPPM book covers ages 5 and 6 only.</w:t>
       </w:r>
     </w:p>
     <w:p>
@@ -30700,11 +29071,29 @@
           <w:b/>
           <w:bCs/>
         </w:rPr>
-        <w:t>Demo class:</w:t>
-      </w:r>
-      <w:r>
-        <w:t xml:space="preserve"> the Portal Guru uses one sample class of 15 pupils for whichever PASTI the teacher belongs to. The SPPM book covers ages 5 and 6 only.</w:t>
-      </w:r>
+        <w:t>Teacher attendance in admin Kehadiran</w:t>
+      </w:r>
+      <w:r>
+        <w:t xml:space="preserve"> reads the Portal Guru data stored</w:t>
+      </w:r>
+      <w:r>
+        <w:t xml:space="preserve"> in the same browser.</w:t>
+      </w:r>
+    </w:p>
+    <w:p>
+      <w:pPr>
+        <w:spacing w:after="40"/>
+      </w:pPr>
+    </w:p>
+    <w:p>
+      <w:pPr>
+        <w:pStyle w:val="Heading2"/>
+      </w:pPr>
+      <w:bookmarkStart w:id="35" w:name="_Toc241618602"/>
+      <w:r>
+        <w:t>Fixed in the role and bug-fix pass (29/09/2026)</w:t>
+      </w:r>
+      <w:bookmarkEnd w:id="35"/>
     </w:p>
     <w:p>
       <w:pPr>
@@ -30716,44 +29105,6 @@
         <w:spacing w:after="60"/>
       </w:pPr>
       <w:r>
-        <w:rPr>
-          <w:b/>
-          <w:bCs/>
-        </w:rPr>
-        <w:t>Teacher attendance in admin Kehadiran</w:t>
-      </w:r>
-      <w:r>
-        <w:t xml:space="preserve"> reads the Portal Guru data stored</w:t>
-      </w:r>
-      <w:r>
-        <w:t xml:space="preserve"> in the same browser.</w:t>
-      </w:r>
-    </w:p>
-    <w:p>
-      <w:pPr>
-        <w:spacing w:after="40"/>
-      </w:pPr>
-    </w:p>
-    <w:p>
-      <w:pPr>
-        <w:pStyle w:val="Heading2"/>
-      </w:pPr>
-      <w:bookmarkStart w:id="35" w:name="_Toc241618602"/>
-      <w:r>
-        <w:t>Fixed in the role and bug-fix pass (29/09/2026)</w:t>
-      </w:r>
-      <w:bookmarkEnd w:id="35"/>
-    </w:p>
-    <w:p>
-      <w:pPr>
-        <w:pStyle w:val="ListParagraph"/>
-        <w:numPr>
-          <w:ilvl w:val="0"/>
-          <w:numId w:val="2"/>
-        </w:numPr>
-        <w:spacing w:after="60"/>
-      </w:pPr>
-      <w:r>
         <w:t xml:space="preserve">Scoping now follows the logged-in account for every demo login (e.g. </w:t>
       </w:r>
       <w:r>
@@ -30807,22 +29158,6 @@
       </w:r>
       <w:r>
         <w:t>), including the dashboard, Payment Gateway, reports and lists.</w:t>
-      </w:r>
-    </w:p>
-    <w:p>
-      <w:pPr>
-        <w:pStyle w:val="ListParagraph"/>
-        <w:numPr>
-          <w:ilvl w:val="0"/>
-          <w:numId w:val="2"/>
-        </w:numPr>
-        <w:spacing w:after="60"/>
-      </w:pPr>
-      <w:r>
-        <w:t>Daftar PASTI Baha</w:t>
-      </w:r>
-      <w:r>
-        <w:t>ru saves the DUN's real Negeri and Kawasan.</w:t>
       </w:r>
     </w:p>
     <w:p>
